--- a/docs/PAPER_MDPI.en.docx
+++ b/docs/PAPER_MDPI.en.docx
@@ -77,7 +77,7 @@
           <w:sz w:val="22"/>
           <w:szCs w:val="22"/>
         </w:rPr>
-        <w:t xml:space="preserve">[Surname Given-name]</w:t>
+        <w:t xml:space="preserve">Yerzat Mametayev</w:t>
       </w:r>
       <w:r>
         <w:rPr>
@@ -109,7 +109,7 @@
           <w:sz w:val="16"/>
           <w:szCs w:val="16"/>
         </w:rPr>
-        <w:t xml:space="preserve">  [Institution], [City], [Country]</w:t>
+        <w:t xml:space="preserve">  Nazarbayev Intellectual School of Physics and Mathematics in Semey, Semey, Kazakhstan</w:t>
       </w:r>
     </w:p>
     <w:p>
@@ -6708,36 +6708,6 @@
           <w:szCs w:val="19"/>
         </w:rPr>
         <w:t xml:space="preserve">The benchmark and three-axis validation give a way to tell cascade models apart in a statistically honest manner. Next: grow N via chokepoint events (IMF PortWatch transit data sidesteps the aggregate-dilution problem); calibrate magnitudes on the 405-node ICIO graph; a demand-side mechanism for 2008–09-type events; and releasing the benchmark as an open standard for third-party models.</w:t>
-      </w:r>
-    </w:p>
-    <w:p>
-      <w:pPr>
-        <w:spacing w:after="40" w:before="100"/>
-      </w:pPr>
-      <w:r>
-        <w:rPr>
-          <w:rFonts w:ascii="Palatino Linotype" w:cs="Palatino Linotype" w:eastAsia="Palatino Linotype" w:hAnsi="Palatino Linotype"/>
-          <w:b/>
-          <w:bCs/>
-          <w:color w:val="1A1A1A"/>
-          <w:sz w:val="18"/>
-          <w:szCs w:val="18"/>
-        </w:rPr>
-        <w:t xml:space="preserve">AI-use disclosure and acknowledgements</w:t>
-      </w:r>
-    </w:p>
-    <w:p>
-      <w:pPr>
-        <w:spacing w:after="20" w:line="240"/>
-        <w:jc w:val="both"/>
-      </w:pPr>
-      <w:r>
-        <w:rPr>
-          <w:rFonts w:ascii="Palatino Linotype" w:cs="Palatino Linotype" w:eastAsia="Palatino Linotype" w:hAnsi="Palatino Linotype"/>
-          <w:sz w:val="19"/>
-          <w:szCs w:val="19"/>
-        </w:rPr>
-        <w:t xml:space="preserve">Engineering implementation, statistical processing and documentation drafting used an AI assistant (Claude Code, Anthropic) under the author's direction; problem framing, data-inclusion decisions, mechanism accept/reject calls at the gates, and the final text are the author's. All data come from open primary sources listed line-by-line in the repository CSVs.</w:t>
       </w:r>
     </w:p>
     <w:p>

--- a/docs/PAPER_MDPI.en.docx
+++ b/docs/PAPER_MDPI.en.docx
@@ -5693,7 +5693,7 @@
           <w:sz w:val="19"/>
           <w:szCs w:val="19"/>
         </w:rPr>
-        <w:t xml:space="preserve">A variance-based Sobol sensitivity analysis (1536 engine runs, output mean_industry_loss_MAE — Table 6) asks whether the five parameters are identifiable; the ranking is stable across event-set size. Of the five, only one is truly identifiable — recovery_rate, carrying ~91% of output variance; inventory_scale acts only through interactions and two parameters are negligible and can be fixed. This independently corroborates §6.6 (the model is over-complex relative to what the N=27 data can constrain) and explains why per-fold recalibration (§6.4) so easily masks structural edits: almost all fitting freedom lives in one parameter. (MCMC at 350 steps did not converge, r̂=2.03; Bayesian intervals are left to a longer future run.)</w:t>
+        <w:t xml:space="preserve">A variance-based Sobol sensitivity analysis (1536 engine runs, output mean_industry_loss_MAE, N=27 — Table 6) asks whether the five parameters are identifiable. Two parameters carry the output variance — recovery_rate (ST 0.62) and inventory_scale (ST 0.59) — and their low first-order indices (S1 0.39 and 0.42) against high total effects signal strong interaction between them (ST sum ≈ 1.30 ≫ 1); two parameters are negligible and can be fixed, and one is minor. Thus three of five parameters are effectively non-identifiable individually, with the fitting freedom concentrated in a strongly-coupled (recovery_rate, inventory_scale) pair. This independently corroborates §6.6 (the model is over-complex relative to what the N=27 data can constrain) and explains why per-fold recalibration (§6.4) so easily masks structural edits. (MCMC at 350 steps did not converge, r̂=2.03; Bayesian intervals are left to a longer future run.)</w:t>
       </w:r>
     </w:p>
     <w:p>
@@ -5729,7 +5729,7 @@
           <w:sz w:val="16"/>
           <w:szCs w:val="16"/>
         </w:rPr>
-        <w:t xml:space="preserve"> Sobol sensitivity indices: total effect ST and first-order S1 for the five parameters.</w:t>
+        <w:t xml:space="preserve"> Sobol sensitivity indices (N=27): total effect ST and first-order S1 for the five parameters.</w:t>
       </w:r>
     </w:p>
     <w:tbl>
@@ -5929,7 +5929,7 @@
                 <w:sz w:val="16"/>
                 <w:szCs w:val="16"/>
               </w:rPr>
-              <w:t xml:space="preserve">0.913</w:t>
+              <w:t xml:space="preserve">0.617</w:t>
             </w:r>
           </w:p>
         </w:tc>
@@ -5954,7 +5954,7 @@
                 <w:sz w:val="16"/>
                 <w:szCs w:val="16"/>
               </w:rPr>
-              <w:t xml:space="preserve">0.771</w:t>
+              <w:t xml:space="preserve">0.392</w:t>
             </w:r>
           </w:p>
         </w:tc>
@@ -5979,7 +5979,7 @@
                 <w:sz w:val="16"/>
                 <w:szCs w:val="16"/>
               </w:rPr>
-              <w:t xml:space="preserve">dominates</w:t>
+              <w:t xml:space="preserve">variance + interactions</w:t>
             </w:r>
           </w:p>
         </w:tc>
@@ -6034,7 +6034,7 @@
                 <w:sz w:val="16"/>
                 <w:szCs w:val="16"/>
               </w:rPr>
-              <w:t xml:space="preserve">0.270</w:t>
+              <w:t xml:space="preserve">0.592</w:t>
             </w:r>
           </w:p>
         </w:tc>
@@ -6059,7 +6059,7 @@
                 <w:sz w:val="16"/>
                 <w:szCs w:val="16"/>
               </w:rPr>
-              <w:t xml:space="preserve">≈0</w:t>
+              <w:t xml:space="preserve">0.416</w:t>
             </w:r>
           </w:p>
         </w:tc>
@@ -6084,7 +6084,7 @@
                 <w:sz w:val="16"/>
                 <w:szCs w:val="16"/>
               </w:rPr>
-              <w:t xml:space="preserve">interactions only</w:t>
+              <w:t xml:space="preserve">variance + interactions</w:t>
             </w:r>
           </w:p>
         </w:tc>
@@ -6139,7 +6139,7 @@
                 <w:sz w:val="16"/>
                 <w:szCs w:val="16"/>
               </w:rPr>
-              <w:t xml:space="preserve">0.039</w:t>
+              <w:t xml:space="preserve">0.077</w:t>
             </w:r>
           </w:p>
         </w:tc>
@@ -6164,7 +6164,7 @@
                 <w:sz w:val="16"/>
                 <w:szCs w:val="16"/>
               </w:rPr>
-              <w:t xml:space="preserve">≈0</w:t>
+              <w:t xml:space="preserve">0.011</w:t>
             </w:r>
           </w:p>
         </w:tc>
@@ -6189,7 +6189,7 @@
                 <w:sz w:val="16"/>
                 <w:szCs w:val="16"/>
               </w:rPr>
-              <w:t xml:space="preserve">moderate</w:t>
+              <w:t xml:space="preserve">minor</w:t>
             </w:r>
           </w:p>
         </w:tc>
@@ -6244,7 +6244,7 @@
                 <w:sz w:val="16"/>
                 <w:szCs w:val="16"/>
               </w:rPr>
-              <w:t xml:space="preserve">0.005</w:t>
+              <w:t xml:space="preserve">0.010</w:t>
             </w:r>
           </w:p>
         </w:tc>
@@ -6269,7 +6269,7 @@
                 <w:sz w:val="16"/>
                 <w:szCs w:val="16"/>
               </w:rPr>
-              <w:t xml:space="preserve">0.003</w:t>
+              <w:t xml:space="preserve">0.002</w:t>
             </w:r>
           </w:p>
         </w:tc>

--- a/docs/PAPER_MDPI.en.docx
+++ b/docs/PAPER_MDPI.en.docx
@@ -2,39 +2,6 @@
 <file path=word/document.xml><?xml version="1.0" encoding="utf-8"?>
 <w:document xmlns:wpc="http://schemas.microsoft.com/office/word/2010/wordprocessingCanvas" xmlns:mc="http://schemas.openxmlformats.org/markup-compatibility/2006" xmlns:o="urn:schemas-microsoft-com:office:office" xmlns:r="http://schemas.openxmlformats.org/officeDocument/2006/relationships" xmlns:m="http://schemas.openxmlformats.org/officeDocument/2006/math" xmlns:v="urn:schemas-microsoft-com:vml" xmlns:wp14="http://schemas.microsoft.com/office/word/2010/wordprocessingDrawing" xmlns:wp="http://schemas.openxmlformats.org/drawingml/2006/wordprocessingDrawing" xmlns:w10="urn:schemas-microsoft-com:office:word" xmlns:w="http://schemas.openxmlformats.org/wordprocessingml/2006/main" xmlns:w14="http://schemas.microsoft.com/office/word/2010/wordml" xmlns:w15="http://schemas.microsoft.com/office/word/2012/wordml" xmlns:wpg="http://schemas.microsoft.com/office/word/2010/wordprocessingGroup" xmlns:wpi="http://schemas.microsoft.com/office/word/2010/wordprocessingInk" xmlns:wne="http://schemas.microsoft.com/office/word/2006/wordml" xmlns:wps="http://schemas.microsoft.com/office/word/2010/wordprocessingShape" xmlns:cx="http://schemas.microsoft.com/office/drawing/2014/chartex" xmlns:cx1="http://schemas.microsoft.com/office/drawing/2015/9/8/chartex" xmlns:cx2="http://schemas.microsoft.com/office/drawing/2015/10/21/chartex" xmlns:cx3="http://schemas.microsoft.com/office/drawing/2016/5/9/chartex" xmlns:cx4="http://schemas.microsoft.com/office/drawing/2016/5/10/chartex" xmlns:cx5="http://schemas.microsoft.com/office/drawing/2016/5/11/chartex" xmlns:cx6="http://schemas.microsoft.com/office/drawing/2016/5/12/chartex" xmlns:cx7="http://schemas.microsoft.com/office/drawing/2016/5/13/chartex" xmlns:cx8="http://schemas.microsoft.com/office/drawing/2016/5/14/chartex" xmlns:aink="http://schemas.microsoft.com/office/drawing/2016/ink" xmlns:am3d="http://schemas.microsoft.com/office/drawing/2017/model3d" xmlns:w16cex="http://schemas.microsoft.com/office/word/2018/wordml/cex" xmlns:w16cid="http://schemas.microsoft.com/office/word/2016/wordml/cid" xmlns:w16="http://schemas.microsoft.com/office/word/2018/wordml" xmlns:w16sdtdh="http://schemas.microsoft.com/office/word/2020/wordml/sdtdatahash" xmlns:w16se="http://schemas.microsoft.com/office/word/2015/wordml/symex" mc:Ignorable="w14 w15 wp14">
   <w:body>
-    <w:p>
-      <w:pPr>
-        <w:pBdr>
-          <w:bottom w:val="single" w:color="0E7C3A" w:sz="18" w:space="6"/>
-        </w:pBdr>
-        <w:tabs>
-          <w:tab w:val="right" w:pos="9638"/>
-        </w:tabs>
-        <w:spacing w:after="40"/>
-      </w:pPr>
-      <w:r>
-        <w:rPr>
-          <w:rFonts w:ascii="Palatino Linotype" w:cs="Palatino Linotype" w:eastAsia="Palatino Linotype" w:hAnsi="Palatino Linotype"/>
-          <w:i/>
-          <w:iCs/>
-          <w:color w:val="595959"/>
-          <w:sz w:val="16"/>
-          <w:szCs w:val="16"/>
-        </w:rPr>
-        <w:t xml:space="preserve">[Journal Name] · working preprint</w:t>
-      </w:r>
-      <w:r>
-        <w:rPr>
-          <w:rFonts w:ascii="Palatino Linotype" w:cs="Palatino Linotype" w:eastAsia="Palatino Linotype" w:hAnsi="Palatino Linotype"/>
-          <w:b/>
-          <w:bCs/>
-          <w:color w:val="0E7C3A"/>
-          <w:sz w:val="16"/>
-          <w:szCs w:val="16"/>
-        </w:rPr>
-        <w:t xml:space="preserve">	Open Access</w:t>
-      </w:r>
-    </w:p>
     <w:p>
       <w:pPr>
         <w:spacing w:after="40" w:before="120"/>

--- a/docs/PAPER_MDPI.en.docx
+++ b/docs/PAPER_MDPI.en.docx
@@ -6383,6 +6383,1001 @@
           <w:docGrid w:linePitch="360"/>
         </w:sectPr>
       </w:pPr>
+    </w:p>
+    <w:p>
+      <w:pPr>
+        <w:keepNext/>
+        <w:spacing w:after="50" w:before="140"/>
+      </w:pPr>
+      <w:r>
+        <w:rPr>
+          <w:rFonts w:ascii="Palatino Linotype" w:cs="Palatino Linotype" w:eastAsia="Palatino Linotype" w:hAnsi="Palatino Linotype"/>
+          <w:b/>
+          <w:bCs/>
+          <w:i/>
+          <w:iCs/>
+          <w:color w:val="1A1A1A"/>
+          <w:sz w:val="19"/>
+          <w:szCs w:val="19"/>
+        </w:rPr>
+        <w:t xml:space="preserve">6.8. Structure versus tuning: the dense graph with a single parameter</w:t>
+      </w:r>
+    </w:p>
+    <w:p>
+      <w:pPr>
+        <w:spacing w:after="20" w:line="240"/>
+        <w:ind w:firstLine="220"/>
+        <w:jc w:val="both"/>
+      </w:pPr>
+      <w:r>
+        <w:rPr>
+          <w:rFonts w:ascii="Palatino Linotype" w:cs="Palatino Linotype" w:eastAsia="Palatino Linotype" w:hAnsi="Palatino Linotype"/>
+          <w:sz w:val="19"/>
+          <w:szCs w:val="19"/>
+        </w:rPr>
+        <w:t xml:space="preserve">Section 6.5 showed the ICIO graph reaches far more of the observed cascade, but its magnitudes were never scored: v3's parameters are uncalibrated structural priors and its predictions run roughly four times hot. Is that a shape error or a scale error?</w:t>
+      </w:r>
+    </w:p>
+    <w:p>
+      <w:pPr>
+        <w:spacing w:after="20" w:line="240"/>
+        <w:ind w:firstLine="220"/>
+        <w:jc w:val="both"/>
+      </w:pPr>
+      <w:r>
+        <w:rPr>
+          <w:rFonts w:ascii="Palatino Linotype" w:cs="Palatino Linotype" w:eastAsia="Palatino Linotype" w:hAnsi="Palatino Linotype"/>
+          <w:sz w:val="19"/>
+          <w:szCs w:val="19"/>
+        </w:rPr>
+        <w:t xml:space="preserve">It is scale. At default parameters the raw v3 ranks events markedly better than the fully calibrated v2 (Spearman 0.80 vs. 0.44) while systematically over-predicting (mean prediction 0.090 vs. observed 0.023). We added a </w:t>
+      </w:r>
+      <w:r>
+        <w:rPr>
+          <w:rFonts w:ascii="Palatino Linotype" w:cs="Palatino Linotype" w:eastAsia="Palatino Linotype" w:hAnsi="Palatino Linotype"/>
+          <w:b/>
+          <w:bCs/>
+          <w:sz w:val="19"/>
+          <w:szCs w:val="19"/>
+        </w:rPr>
+        <w:t xml:space="preserve">single</w:t>
+      </w:r>
+      <w:r>
+        <w:rPr>
+          <w:rFonts w:ascii="Palatino Linotype" w:cs="Palatino Linotype" w:eastAsia="Palatino Linotype" w:hAnsi="Palatino Linotype"/>
+          <w:sz w:val="19"/>
+          <w:szCs w:val="19"/>
+        </w:rPr>
+        <w:t xml:space="preserve"> free quantity — a global scale factor fitted </w:t>
+      </w:r>
+      <w:r>
+        <w:rPr>
+          <w:rFonts w:ascii="Palatino Linotype" w:cs="Palatino Linotype" w:eastAsia="Palatino Linotype" w:hAnsi="Palatino Linotype"/>
+          <w:b/>
+          <w:bCs/>
+          <w:sz w:val="19"/>
+          <w:szCs w:val="19"/>
+        </w:rPr>
+        <w:t xml:space="preserve">out-of-sample</w:t>
+      </w:r>
+      <w:r>
+        <w:rPr>
+          <w:rFonts w:ascii="Palatino Linotype" w:cs="Palatino Linotype" w:eastAsia="Palatino Linotype" w:hAnsi="Palatino Linotype"/>
+          <w:sz w:val="19"/>
+          <w:szCs w:val="19"/>
+        </w:rPr>
+        <w:t xml:space="preserve"> (leave-one-out: k is least-squares estimated on the other N−1 events and applied to the held-out one). Chokepoint events have no v3 representation, so all models are scored on the same 24 events (Table 7). The mean LOO factor k ≈ 0.26 is stable across folds.</w:t>
+      </w:r>
+    </w:p>
+    <w:p>
+      <w:pPr>
+        <w:sectPr>
+          <w:type w:val="continuous"/>
+          <w:pgSz w:w="11906" w:h="16838" w:orient="portrait"/>
+          <w:pgMar w:top="1134" w:right="1134" w:bottom="1134" w:left="1134" w:header="708" w:footer="708" w:gutter="0"/>
+          <w:pgNumType/>
+          <w:cols w:space="454" w:num="2" w:equalWidth="true"/>
+          <w:docGrid w:linePitch="360"/>
+        </w:sectPr>
+      </w:pPr>
+    </w:p>
+    <w:p>
+      <w:pPr>
+        <w:spacing w:after="40" w:before="60"/>
+        <w:jc w:val="left"/>
+      </w:pPr>
+      <w:r>
+        <w:rPr>
+          <w:rFonts w:ascii="Palatino Linotype" w:cs="Palatino Linotype" w:eastAsia="Palatino Linotype" w:hAnsi="Palatino Linotype"/>
+          <w:b/>
+          <w:bCs/>
+          <w:sz w:val="16"/>
+          <w:szCs w:val="16"/>
+        </w:rPr>
+        <w:t xml:space="preserve">Table 7.</w:t>
+      </w:r>
+      <w:r>
+        <w:rPr>
+          <w:rFonts w:ascii="Palatino Linotype" w:cs="Palatino Linotype" w:eastAsia="Palatino Linotype" w:hAnsi="Palatino Linotype"/>
+          <w:sz w:val="16"/>
+          <w:szCs w:val="16"/>
+        </w:rPr>
+        <w:t xml:space="preserve"> The dense ICIO graph with one out-of-sample scale factor versus the calibrated v2 engine and the zero-parameter baselines (same 24 events).</w:t>
+      </w:r>
+    </w:p>
+    <w:tbl>
+      <w:tblPr>
+        <w:tblW w:type="dxa" w:w="9638"/>
+        <w:tblBorders>
+          <w:top w:val="single" w:color="1A1A1A" w:sz="12"/>
+          <w:left w:val="none" w:color="FFFFFF" w:sz="0"/>
+          <w:bottom w:val="single" w:color="1A1A1A" w:sz="12"/>
+          <w:right w:val="none" w:color="FFFFFF" w:sz="0"/>
+          <w:insideH w:val="none" w:color="FFFFFF" w:sz="0"/>
+          <w:insideV w:val="none" w:color="FFFFFF" w:sz="0"/>
+        </w:tblBorders>
+      </w:tblPr>
+      <w:tblGrid>
+        <w:gridCol w:w="3838"/>
+        <w:gridCol w:w="1900"/>
+        <w:gridCol w:w="1950"/>
+        <w:gridCol w:w="1950"/>
+      </w:tblGrid>
+      <w:tr>
+        <w:trPr>
+          <w:tblHeader/>
+        </w:trPr>
+        <w:tc>
+          <w:tcPr>
+            <w:tcW w:type="dxa" w:w="3838"/>
+            <w:tcBorders>
+              <w:bottom w:val="single" w:color="1A1A1A" w:sz="8"/>
+            </w:tcBorders>
+            <w:shd w:fill="E8F3EC" w:val="clear"/>
+            <w:tcMar>
+              <w:top w:type="dxa" w:w="40"/>
+              <w:left w:type="dxa" w:w="80"/>
+              <w:bottom w:type="dxa" w:w="40"/>
+              <w:right w:type="dxa" w:w="80"/>
+            </w:tcMar>
+          </w:tcPr>
+          <w:p>
+            <w:pPr>
+              <w:spacing w:after="0" w:line="220"/>
+              <w:jc w:val="left"/>
+            </w:pPr>
+            <w:r>
+              <w:rPr>
+                <w:rFonts w:ascii="Palatino Linotype" w:cs="Palatino Linotype" w:eastAsia="Palatino Linotype" w:hAnsi="Palatino Linotype"/>
+                <w:b/>
+                <w:bCs/>
+                <w:sz w:val="16"/>
+                <w:szCs w:val="16"/>
+              </w:rPr>
+              <w:t xml:space="preserve">Model</w:t>
+            </w:r>
+          </w:p>
+        </w:tc>
+        <w:tc>
+          <w:tcPr>
+            <w:tcW w:type="dxa" w:w="1900"/>
+            <w:tcBorders>
+              <w:bottom w:val="single" w:color="1A1A1A" w:sz="8"/>
+            </w:tcBorders>
+            <w:shd w:fill="E8F3EC" w:val="clear"/>
+            <w:tcMar>
+              <w:top w:type="dxa" w:w="40"/>
+              <w:left w:type="dxa" w:w="80"/>
+              <w:bottom w:type="dxa" w:w="40"/>
+              <w:right w:type="dxa" w:w="80"/>
+            </w:tcMar>
+          </w:tcPr>
+          <w:p>
+            <w:pPr>
+              <w:spacing w:after="0" w:line="220"/>
+              <w:jc w:val="center"/>
+            </w:pPr>
+            <w:r>
+              <w:rPr>
+                <w:rFonts w:ascii="Palatino Linotype" w:cs="Palatino Linotype" w:eastAsia="Palatino Linotype" w:hAnsi="Palatino Linotype"/>
+                <w:b/>
+                <w:bCs/>
+                <w:sz w:val="16"/>
+                <w:szCs w:val="16"/>
+              </w:rPr>
+              <w:t xml:space="preserve">Free params</w:t>
+            </w:r>
+          </w:p>
+        </w:tc>
+        <w:tc>
+          <w:tcPr>
+            <w:tcW w:type="dxa" w:w="1950"/>
+            <w:tcBorders>
+              <w:bottom w:val="single" w:color="1A1A1A" w:sz="8"/>
+            </w:tcBorders>
+            <w:shd w:fill="E8F3EC" w:val="clear"/>
+            <w:tcMar>
+              <w:top w:type="dxa" w:w="40"/>
+              <w:left w:type="dxa" w:w="80"/>
+              <w:bottom w:type="dxa" w:w="40"/>
+              <w:right w:type="dxa" w:w="80"/>
+            </w:tcMar>
+          </w:tcPr>
+          <w:p>
+            <w:pPr>
+              <w:spacing w:after="0" w:line="220"/>
+              <w:jc w:val="center"/>
+            </w:pPr>
+            <w:r>
+              <w:rPr>
+                <w:rFonts w:ascii="Palatino Linotype" w:cs="Palatino Linotype" w:eastAsia="Palatino Linotype" w:hAnsi="Palatino Linotype"/>
+                <w:b/>
+                <w:bCs/>
+                <w:sz w:val="16"/>
+                <w:szCs w:val="16"/>
+              </w:rPr>
+              <w:t xml:space="preserve">MAE</w:t>
+            </w:r>
+          </w:p>
+        </w:tc>
+        <w:tc>
+          <w:tcPr>
+            <w:tcW w:type="dxa" w:w="1950"/>
+            <w:tcBorders>
+              <w:bottom w:val="single" w:color="1A1A1A" w:sz="8"/>
+            </w:tcBorders>
+            <w:shd w:fill="E8F3EC" w:val="clear"/>
+            <w:tcMar>
+              <w:top w:type="dxa" w:w="40"/>
+              <w:left w:type="dxa" w:w="80"/>
+              <w:bottom w:type="dxa" w:w="40"/>
+              <w:right w:type="dxa" w:w="80"/>
+            </w:tcMar>
+          </w:tcPr>
+          <w:p>
+            <w:pPr>
+              <w:spacing w:after="0" w:line="220"/>
+              <w:jc w:val="center"/>
+            </w:pPr>
+            <w:r>
+              <w:rPr>
+                <w:rFonts w:ascii="Palatino Linotype" w:cs="Palatino Linotype" w:eastAsia="Palatino Linotype" w:hAnsi="Palatino Linotype"/>
+                <w:b/>
+                <w:bCs/>
+                <w:sz w:val="16"/>
+                <w:szCs w:val="16"/>
+              </w:rPr>
+              <w:t xml:space="preserve">Spearman</w:t>
+            </w:r>
+          </w:p>
+        </w:tc>
+      </w:tr>
+      <w:tr>
+        <w:trPr>
+          <w:tblHeader w:val="false"/>
+        </w:trPr>
+        <w:tc>
+          <w:tcPr>
+            <w:tcW w:type="dxa" w:w="3838"/>
+            <w:tcMar>
+              <w:top w:type="dxa" w:w="40"/>
+              <w:left w:type="dxa" w:w="80"/>
+              <w:bottom w:type="dxa" w:w="40"/>
+              <w:right w:type="dxa" w:w="80"/>
+            </w:tcMar>
+          </w:tcPr>
+          <w:p>
+            <w:pPr>
+              <w:spacing w:after="0" w:line="220"/>
+              <w:jc w:val="left"/>
+            </w:pPr>
+            <w:r>
+              <w:rPr>
+                <w:rFonts w:ascii="Palatino Linotype" w:cs="Palatino Linotype" w:eastAsia="Palatino Linotype" w:hAnsi="Palatino Linotype"/>
+                <w:sz w:val="16"/>
+                <w:szCs w:val="16"/>
+              </w:rPr>
+              <w:t xml:space="preserve">GEDS v3 + LOO scale</w:t>
+            </w:r>
+          </w:p>
+        </w:tc>
+        <w:tc>
+          <w:tcPr>
+            <w:tcW w:type="dxa" w:w="1900"/>
+            <w:tcMar>
+              <w:top w:type="dxa" w:w="40"/>
+              <w:left w:type="dxa" w:w="80"/>
+              <w:bottom w:type="dxa" w:w="40"/>
+              <w:right w:type="dxa" w:w="80"/>
+            </w:tcMar>
+          </w:tcPr>
+          <w:p>
+            <w:pPr>
+              <w:spacing w:after="0" w:line="220"/>
+              <w:jc w:val="center"/>
+            </w:pPr>
+            <w:r>
+              <w:rPr>
+                <w:rFonts w:ascii="Palatino Linotype" w:cs="Palatino Linotype" w:eastAsia="Palatino Linotype" w:hAnsi="Palatino Linotype"/>
+                <w:sz w:val="16"/>
+                <w:szCs w:val="16"/>
+              </w:rPr>
+              <w:t xml:space="preserve">1</w:t>
+            </w:r>
+          </w:p>
+        </w:tc>
+        <w:tc>
+          <w:tcPr>
+            <w:tcW w:type="dxa" w:w="1950"/>
+            <w:tcMar>
+              <w:top w:type="dxa" w:w="40"/>
+              <w:left w:type="dxa" w:w="80"/>
+              <w:bottom w:type="dxa" w:w="40"/>
+              <w:right w:type="dxa" w:w="80"/>
+            </w:tcMar>
+          </w:tcPr>
+          <w:p>
+            <w:pPr>
+              <w:spacing w:after="0" w:line="220"/>
+              <w:jc w:val="center"/>
+            </w:pPr>
+            <w:r>
+              <w:rPr>
+                <w:rFonts w:ascii="Palatino Linotype" w:cs="Palatino Linotype" w:eastAsia="Palatino Linotype" w:hAnsi="Palatino Linotype"/>
+                <w:sz w:val="16"/>
+                <w:szCs w:val="16"/>
+              </w:rPr>
+              <w:t xml:space="preserve">0.0133</w:t>
+            </w:r>
+          </w:p>
+        </w:tc>
+        <w:tc>
+          <w:tcPr>
+            <w:tcW w:type="dxa" w:w="1950"/>
+            <w:tcMar>
+              <w:top w:type="dxa" w:w="40"/>
+              <w:left w:type="dxa" w:w="80"/>
+              <w:bottom w:type="dxa" w:w="40"/>
+              <w:right w:type="dxa" w:w="80"/>
+            </w:tcMar>
+          </w:tcPr>
+          <w:p>
+            <w:pPr>
+              <w:spacing w:after="0" w:line="220"/>
+              <w:jc w:val="center"/>
+            </w:pPr>
+            <w:r>
+              <w:rPr>
+                <w:rFonts w:ascii="Palatino Linotype" w:cs="Palatino Linotype" w:eastAsia="Palatino Linotype" w:hAnsi="Palatino Linotype"/>
+                <w:sz w:val="16"/>
+                <w:szCs w:val="16"/>
+              </w:rPr>
+              <w:t xml:space="preserve">+0.788</w:t>
+            </w:r>
+          </w:p>
+        </w:tc>
+      </w:tr>
+      <w:tr>
+        <w:trPr>
+          <w:tblHeader w:val="false"/>
+        </w:trPr>
+        <w:tc>
+          <w:tcPr>
+            <w:tcW w:type="dxa" w:w="3838"/>
+            <w:tcMar>
+              <w:top w:type="dxa" w:w="40"/>
+              <w:left w:type="dxa" w:w="80"/>
+              <w:bottom w:type="dxa" w:w="40"/>
+              <w:right w:type="dxa" w:w="80"/>
+            </w:tcMar>
+          </w:tcPr>
+          <w:p>
+            <w:pPr>
+              <w:spacing w:after="0" w:line="220"/>
+              <w:jc w:val="left"/>
+            </w:pPr>
+            <w:r>
+              <w:rPr>
+                <w:rFonts w:ascii="Palatino Linotype" w:cs="Palatino Linotype" w:eastAsia="Palatino Linotype" w:hAnsi="Palatino Linotype"/>
+                <w:sz w:val="16"/>
+                <w:szCs w:val="16"/>
+              </w:rPr>
+              <w:t xml:space="preserve">Leontief</w:t>
+            </w:r>
+          </w:p>
+        </w:tc>
+        <w:tc>
+          <w:tcPr>
+            <w:tcW w:type="dxa" w:w="1900"/>
+            <w:tcMar>
+              <w:top w:type="dxa" w:w="40"/>
+              <w:left w:type="dxa" w:w="80"/>
+              <w:bottom w:type="dxa" w:w="40"/>
+              <w:right w:type="dxa" w:w="80"/>
+            </w:tcMar>
+          </w:tcPr>
+          <w:p>
+            <w:pPr>
+              <w:spacing w:after="0" w:line="220"/>
+              <w:jc w:val="center"/>
+            </w:pPr>
+            <w:r>
+              <w:rPr>
+                <w:rFonts w:ascii="Palatino Linotype" w:cs="Palatino Linotype" w:eastAsia="Palatino Linotype" w:hAnsi="Palatino Linotype"/>
+                <w:sz w:val="16"/>
+                <w:szCs w:val="16"/>
+              </w:rPr>
+              <w:t xml:space="preserve">0</w:t>
+            </w:r>
+          </w:p>
+        </w:tc>
+        <w:tc>
+          <w:tcPr>
+            <w:tcW w:type="dxa" w:w="1950"/>
+            <w:tcMar>
+              <w:top w:type="dxa" w:w="40"/>
+              <w:left w:type="dxa" w:w="80"/>
+              <w:bottom w:type="dxa" w:w="40"/>
+              <w:right w:type="dxa" w:w="80"/>
+            </w:tcMar>
+          </w:tcPr>
+          <w:p>
+            <w:pPr>
+              <w:spacing w:after="0" w:line="220"/>
+              <w:jc w:val="center"/>
+            </w:pPr>
+            <w:r>
+              <w:rPr>
+                <w:rFonts w:ascii="Palatino Linotype" w:cs="Palatino Linotype" w:eastAsia="Palatino Linotype" w:hAnsi="Palatino Linotype"/>
+                <w:sz w:val="16"/>
+                <w:szCs w:val="16"/>
+              </w:rPr>
+              <w:t xml:space="preserve">0.0182</w:t>
+            </w:r>
+          </w:p>
+        </w:tc>
+        <w:tc>
+          <w:tcPr>
+            <w:tcW w:type="dxa" w:w="1950"/>
+            <w:tcMar>
+              <w:top w:type="dxa" w:w="40"/>
+              <w:left w:type="dxa" w:w="80"/>
+              <w:bottom w:type="dxa" w:w="40"/>
+              <w:right w:type="dxa" w:w="80"/>
+            </w:tcMar>
+          </w:tcPr>
+          <w:p>
+            <w:pPr>
+              <w:spacing w:after="0" w:line="220"/>
+              <w:jc w:val="center"/>
+            </w:pPr>
+            <w:r>
+              <w:rPr>
+                <w:rFonts w:ascii="Palatino Linotype" w:cs="Palatino Linotype" w:eastAsia="Palatino Linotype" w:hAnsi="Palatino Linotype"/>
+                <w:sz w:val="16"/>
+                <w:szCs w:val="16"/>
+              </w:rPr>
+              <w:t xml:space="preserve">+0.331</w:t>
+            </w:r>
+          </w:p>
+        </w:tc>
+      </w:tr>
+      <w:tr>
+        <w:trPr>
+          <w:tblHeader w:val="false"/>
+        </w:trPr>
+        <w:tc>
+          <w:tcPr>
+            <w:tcW w:type="dxa" w:w="3838"/>
+            <w:tcMar>
+              <w:top w:type="dxa" w:w="40"/>
+              <w:left w:type="dxa" w:w="80"/>
+              <w:bottom w:type="dxa" w:w="40"/>
+              <w:right w:type="dxa" w:w="80"/>
+            </w:tcMar>
+          </w:tcPr>
+          <w:p>
+            <w:pPr>
+              <w:spacing w:after="0" w:line="220"/>
+              <w:jc w:val="left"/>
+            </w:pPr>
+            <w:r>
+              <w:rPr>
+                <w:rFonts w:ascii="Palatino Linotype" w:cs="Palatino Linotype" w:eastAsia="Palatino Linotype" w:hAnsi="Palatino Linotype"/>
+                <w:sz w:val="16"/>
+                <w:szCs w:val="16"/>
+              </w:rPr>
+              <w:t xml:space="preserve">Linear diffusion</w:t>
+            </w:r>
+          </w:p>
+        </w:tc>
+        <w:tc>
+          <w:tcPr>
+            <w:tcW w:type="dxa" w:w="1900"/>
+            <w:tcMar>
+              <w:top w:type="dxa" w:w="40"/>
+              <w:left w:type="dxa" w:w="80"/>
+              <w:bottom w:type="dxa" w:w="40"/>
+              <w:right w:type="dxa" w:w="80"/>
+            </w:tcMar>
+          </w:tcPr>
+          <w:p>
+            <w:pPr>
+              <w:spacing w:after="0" w:line="220"/>
+              <w:jc w:val="center"/>
+            </w:pPr>
+            <w:r>
+              <w:rPr>
+                <w:rFonts w:ascii="Palatino Linotype" w:cs="Palatino Linotype" w:eastAsia="Palatino Linotype" w:hAnsi="Palatino Linotype"/>
+                <w:sz w:val="16"/>
+                <w:szCs w:val="16"/>
+              </w:rPr>
+              <w:t xml:space="preserve">0</w:t>
+            </w:r>
+          </w:p>
+        </w:tc>
+        <w:tc>
+          <w:tcPr>
+            <w:tcW w:type="dxa" w:w="1950"/>
+            <w:tcMar>
+              <w:top w:type="dxa" w:w="40"/>
+              <w:left w:type="dxa" w:w="80"/>
+              <w:bottom w:type="dxa" w:w="40"/>
+              <w:right w:type="dxa" w:w="80"/>
+            </w:tcMar>
+          </w:tcPr>
+          <w:p>
+            <w:pPr>
+              <w:spacing w:after="0" w:line="220"/>
+              <w:jc w:val="center"/>
+            </w:pPr>
+            <w:r>
+              <w:rPr>
+                <w:rFonts w:ascii="Palatino Linotype" w:cs="Palatino Linotype" w:eastAsia="Palatino Linotype" w:hAnsi="Palatino Linotype"/>
+                <w:sz w:val="16"/>
+                <w:szCs w:val="16"/>
+              </w:rPr>
+              <w:t xml:space="preserve">0.0185</w:t>
+            </w:r>
+          </w:p>
+        </w:tc>
+        <w:tc>
+          <w:tcPr>
+            <w:tcW w:type="dxa" w:w="1950"/>
+            <w:tcMar>
+              <w:top w:type="dxa" w:w="40"/>
+              <w:left w:type="dxa" w:w="80"/>
+              <w:bottom w:type="dxa" w:w="40"/>
+              <w:right w:type="dxa" w:w="80"/>
+            </w:tcMar>
+          </w:tcPr>
+          <w:p>
+            <w:pPr>
+              <w:spacing w:after="0" w:line="220"/>
+              <w:jc w:val="center"/>
+            </w:pPr>
+            <w:r>
+              <w:rPr>
+                <w:rFonts w:ascii="Palatino Linotype" w:cs="Palatino Linotype" w:eastAsia="Palatino Linotype" w:hAnsi="Palatino Linotype"/>
+                <w:sz w:val="16"/>
+                <w:szCs w:val="16"/>
+              </w:rPr>
+              <w:t xml:space="preserve">+0.707</w:t>
+            </w:r>
+          </w:p>
+        </w:tc>
+      </w:tr>
+      <w:tr>
+        <w:trPr>
+          <w:tblHeader w:val="false"/>
+        </w:trPr>
+        <w:tc>
+          <w:tcPr>
+            <w:tcW w:type="dxa" w:w="3838"/>
+            <w:tcMar>
+              <w:top w:type="dxa" w:w="40"/>
+              <w:left w:type="dxa" w:w="80"/>
+              <w:bottom w:type="dxa" w:w="40"/>
+              <w:right w:type="dxa" w:w="80"/>
+            </w:tcMar>
+          </w:tcPr>
+          <w:p>
+            <w:pPr>
+              <w:spacing w:after="0" w:line="220"/>
+              <w:jc w:val="left"/>
+            </w:pPr>
+            <w:r>
+              <w:rPr>
+                <w:rFonts w:ascii="Palatino Linotype" w:cs="Palatino Linotype" w:eastAsia="Palatino Linotype" w:hAnsi="Palatino Linotype"/>
+                <w:sz w:val="16"/>
+                <w:szCs w:val="16"/>
+              </w:rPr>
+              <w:t xml:space="preserve">Naive mean</w:t>
+            </w:r>
+          </w:p>
+        </w:tc>
+        <w:tc>
+          <w:tcPr>
+            <w:tcW w:type="dxa" w:w="1900"/>
+            <w:tcMar>
+              <w:top w:type="dxa" w:w="40"/>
+              <w:left w:type="dxa" w:w="80"/>
+              <w:bottom w:type="dxa" w:w="40"/>
+              <w:right w:type="dxa" w:w="80"/>
+            </w:tcMar>
+          </w:tcPr>
+          <w:p>
+            <w:pPr>
+              <w:spacing w:after="0" w:line="220"/>
+              <w:jc w:val="center"/>
+            </w:pPr>
+            <w:r>
+              <w:rPr>
+                <w:rFonts w:ascii="Palatino Linotype" w:cs="Palatino Linotype" w:eastAsia="Palatino Linotype" w:hAnsi="Palatino Linotype"/>
+                <w:sz w:val="16"/>
+                <w:szCs w:val="16"/>
+              </w:rPr>
+              <w:t xml:space="preserve">0</w:t>
+            </w:r>
+          </w:p>
+        </w:tc>
+        <w:tc>
+          <w:tcPr>
+            <w:tcW w:type="dxa" w:w="1950"/>
+            <w:tcMar>
+              <w:top w:type="dxa" w:w="40"/>
+              <w:left w:type="dxa" w:w="80"/>
+              <w:bottom w:type="dxa" w:w="40"/>
+              <w:right w:type="dxa" w:w="80"/>
+            </w:tcMar>
+          </w:tcPr>
+          <w:p>
+            <w:pPr>
+              <w:spacing w:after="0" w:line="220"/>
+              <w:jc w:val="center"/>
+            </w:pPr>
+            <w:r>
+              <w:rPr>
+                <w:rFonts w:ascii="Palatino Linotype" w:cs="Palatino Linotype" w:eastAsia="Palatino Linotype" w:hAnsi="Palatino Linotype"/>
+                <w:sz w:val="16"/>
+                <w:szCs w:val="16"/>
+              </w:rPr>
+              <w:t xml:space="preserve">0.0227</w:t>
+            </w:r>
+          </w:p>
+        </w:tc>
+        <w:tc>
+          <w:tcPr>
+            <w:tcW w:type="dxa" w:w="1950"/>
+            <w:tcMar>
+              <w:top w:type="dxa" w:w="40"/>
+              <w:left w:type="dxa" w:w="80"/>
+              <w:bottom w:type="dxa" w:w="40"/>
+              <w:right w:type="dxa" w:w="80"/>
+            </w:tcMar>
+          </w:tcPr>
+          <w:p>
+            <w:pPr>
+              <w:spacing w:after="0" w:line="220"/>
+              <w:jc w:val="center"/>
+            </w:pPr>
+            <w:r>
+              <w:rPr>
+                <w:rFonts w:ascii="Palatino Linotype" w:cs="Palatino Linotype" w:eastAsia="Palatino Linotype" w:hAnsi="Palatino Linotype"/>
+                <w:sz w:val="16"/>
+                <w:szCs w:val="16"/>
+              </w:rPr>
+              <w:t xml:space="preserve">—</w:t>
+            </w:r>
+          </w:p>
+        </w:tc>
+      </w:tr>
+      <w:tr>
+        <w:trPr>
+          <w:tblHeader w:val="false"/>
+        </w:trPr>
+        <w:tc>
+          <w:tcPr>
+            <w:tcW w:type="dxa" w:w="3838"/>
+            <w:tcMar>
+              <w:top w:type="dxa" w:w="40"/>
+              <w:left w:type="dxa" w:w="80"/>
+              <w:bottom w:type="dxa" w:w="40"/>
+              <w:right w:type="dxa" w:w="80"/>
+            </w:tcMar>
+          </w:tcPr>
+          <w:p>
+            <w:pPr>
+              <w:spacing w:after="0" w:line="220"/>
+              <w:jc w:val="left"/>
+            </w:pPr>
+            <w:r>
+              <w:rPr>
+                <w:rFonts w:ascii="Palatino Linotype" w:cs="Palatino Linotype" w:eastAsia="Palatino Linotype" w:hAnsi="Palatino Linotype"/>
+                <w:sz w:val="16"/>
+                <w:szCs w:val="16"/>
+              </w:rPr>
+              <w:t xml:space="preserve">GEDS v2 (calibrated)</w:t>
+            </w:r>
+          </w:p>
+        </w:tc>
+        <w:tc>
+          <w:tcPr>
+            <w:tcW w:type="dxa" w:w="1900"/>
+            <w:tcMar>
+              <w:top w:type="dxa" w:w="40"/>
+              <w:left w:type="dxa" w:w="80"/>
+              <w:bottom w:type="dxa" w:w="40"/>
+              <w:right w:type="dxa" w:w="80"/>
+            </w:tcMar>
+          </w:tcPr>
+          <w:p>
+            <w:pPr>
+              <w:spacing w:after="0" w:line="220"/>
+              <w:jc w:val="center"/>
+            </w:pPr>
+            <w:r>
+              <w:rPr>
+                <w:rFonts w:ascii="Palatino Linotype" w:cs="Palatino Linotype" w:eastAsia="Palatino Linotype" w:hAnsi="Palatino Linotype"/>
+                <w:sz w:val="16"/>
+                <w:szCs w:val="16"/>
+              </w:rPr>
+              <w:t xml:space="preserve">5</w:t>
+            </w:r>
+          </w:p>
+        </w:tc>
+        <w:tc>
+          <w:tcPr>
+            <w:tcW w:type="dxa" w:w="1950"/>
+            <w:tcMar>
+              <w:top w:type="dxa" w:w="40"/>
+              <w:left w:type="dxa" w:w="80"/>
+              <w:bottom w:type="dxa" w:w="40"/>
+              <w:right w:type="dxa" w:w="80"/>
+            </w:tcMar>
+          </w:tcPr>
+          <w:p>
+            <w:pPr>
+              <w:spacing w:after="0" w:line="220"/>
+              <w:jc w:val="center"/>
+            </w:pPr>
+            <w:r>
+              <w:rPr>
+                <w:rFonts w:ascii="Palatino Linotype" w:cs="Palatino Linotype" w:eastAsia="Palatino Linotype" w:hAnsi="Palatino Linotype"/>
+                <w:sz w:val="16"/>
+                <w:szCs w:val="16"/>
+              </w:rPr>
+              <w:t xml:space="preserve">0.0266</w:t>
+            </w:r>
+          </w:p>
+        </w:tc>
+        <w:tc>
+          <w:tcPr>
+            <w:tcW w:type="dxa" w:w="1950"/>
+            <w:tcMar>
+              <w:top w:type="dxa" w:w="40"/>
+              <w:left w:type="dxa" w:w="80"/>
+              <w:bottom w:type="dxa" w:w="40"/>
+              <w:right w:type="dxa" w:w="80"/>
+            </w:tcMar>
+          </w:tcPr>
+          <w:p>
+            <w:pPr>
+              <w:spacing w:after="0" w:line="220"/>
+              <w:jc w:val="center"/>
+            </w:pPr>
+            <w:r>
+              <w:rPr>
+                <w:rFonts w:ascii="Palatino Linotype" w:cs="Palatino Linotype" w:eastAsia="Palatino Linotype" w:hAnsi="Palatino Linotype"/>
+                <w:sz w:val="16"/>
+                <w:szCs w:val="16"/>
+              </w:rPr>
+              <w:t xml:space="preserve">+0.444</w:t>
+            </w:r>
+          </w:p>
+        </w:tc>
+      </w:tr>
+      <w:tr>
+        <w:trPr>
+          <w:tblHeader w:val="false"/>
+        </w:trPr>
+        <w:tc>
+          <w:tcPr>
+            <w:tcW w:type="dxa" w:w="3838"/>
+            <w:tcMar>
+              <w:top w:type="dxa" w:w="40"/>
+              <w:left w:type="dxa" w:w="80"/>
+              <w:bottom w:type="dxa" w:w="40"/>
+              <w:right w:type="dxa" w:w="80"/>
+            </w:tcMar>
+          </w:tcPr>
+          <w:p>
+            <w:pPr>
+              <w:spacing w:after="0" w:line="220"/>
+              <w:jc w:val="left"/>
+            </w:pPr>
+            <w:r>
+              <w:rPr>
+                <w:rFonts w:ascii="Palatino Linotype" w:cs="Palatino Linotype" w:eastAsia="Palatino Linotype" w:hAnsi="Palatino Linotype"/>
+                <w:sz w:val="16"/>
+                <w:szCs w:val="16"/>
+              </w:rPr>
+              <w:t xml:space="preserve">GEDS v3 raw (no scale)</w:t>
+            </w:r>
+          </w:p>
+        </w:tc>
+        <w:tc>
+          <w:tcPr>
+            <w:tcW w:type="dxa" w:w="1900"/>
+            <w:tcMar>
+              <w:top w:type="dxa" w:w="40"/>
+              <w:left w:type="dxa" w:w="80"/>
+              <w:bottom w:type="dxa" w:w="40"/>
+              <w:right w:type="dxa" w:w="80"/>
+            </w:tcMar>
+          </w:tcPr>
+          <w:p>
+            <w:pPr>
+              <w:spacing w:after="0" w:line="220"/>
+              <w:jc w:val="center"/>
+            </w:pPr>
+            <w:r>
+              <w:rPr>
+                <w:rFonts w:ascii="Palatino Linotype" w:cs="Palatino Linotype" w:eastAsia="Palatino Linotype" w:hAnsi="Palatino Linotype"/>
+                <w:sz w:val="16"/>
+                <w:szCs w:val="16"/>
+              </w:rPr>
+              <w:t xml:space="preserve">0</w:t>
+            </w:r>
+          </w:p>
+        </w:tc>
+        <w:tc>
+          <w:tcPr>
+            <w:tcW w:type="dxa" w:w="1950"/>
+            <w:tcMar>
+              <w:top w:type="dxa" w:w="40"/>
+              <w:left w:type="dxa" w:w="80"/>
+              <w:bottom w:type="dxa" w:w="40"/>
+              <w:right w:type="dxa" w:w="80"/>
+            </w:tcMar>
+          </w:tcPr>
+          <w:p>
+            <w:pPr>
+              <w:spacing w:after="0" w:line="220"/>
+              <w:jc w:val="center"/>
+            </w:pPr>
+            <w:r>
+              <w:rPr>
+                <w:rFonts w:ascii="Palatino Linotype" w:cs="Palatino Linotype" w:eastAsia="Palatino Linotype" w:hAnsi="Palatino Linotype"/>
+                <w:sz w:val="16"/>
+                <w:szCs w:val="16"/>
+              </w:rPr>
+              <w:t xml:space="preserve">0.0677</w:t>
+            </w:r>
+          </w:p>
+        </w:tc>
+        <w:tc>
+          <w:tcPr>
+            <w:tcW w:type="dxa" w:w="1950"/>
+            <w:tcMar>
+              <w:top w:type="dxa" w:w="40"/>
+              <w:left w:type="dxa" w:w="80"/>
+              <w:bottom w:type="dxa" w:w="40"/>
+              <w:right w:type="dxa" w:w="80"/>
+            </w:tcMar>
+          </w:tcPr>
+          <w:p>
+            <w:pPr>
+              <w:spacing w:after="0" w:line="220"/>
+              <w:jc w:val="center"/>
+            </w:pPr>
+            <w:r>
+              <w:rPr>
+                <w:rFonts w:ascii="Palatino Linotype" w:cs="Palatino Linotype" w:eastAsia="Palatino Linotype" w:hAnsi="Palatino Linotype"/>
+                <w:sz w:val="16"/>
+                <w:szCs w:val="16"/>
+              </w:rPr>
+              <w:t xml:space="preserve">+0.802</w:t>
+            </w:r>
+          </w:p>
+        </w:tc>
+      </w:tr>
+    </w:tbl>
+    <w:p>
+      <w:pPr>
+        <w:sectPr>
+          <w:type w:val="continuous"/>
+          <w:pgSz w:w="11906" w:h="16838" w:orient="portrait"/>
+          <w:pgMar w:top="1134" w:right="1134" w:bottom="1134" w:left="1134" w:header="708" w:footer="708" w:gutter="0"/>
+          <w:pgNumType/>
+          <w:cols w:num="1"/>
+          <w:docGrid w:linePitch="360"/>
+        </w:sectPr>
+      </w:pPr>
+    </w:p>
+    <w:p>
+      <w:pPr>
+        <w:spacing w:after="20" w:line="240"/>
+        <w:ind w:firstLine="220"/>
+        <w:jc w:val="both"/>
+      </w:pPr>
+      <w:r>
+        <w:rPr>
+          <w:rFonts w:ascii="Palatino Linotype" w:cs="Palatino Linotype" w:eastAsia="Palatino Linotype" w:hAnsi="Palatino Linotype"/>
+          <w:sz w:val="19"/>
+          <w:szCs w:val="19"/>
+        </w:rPr>
+        <w:t xml:space="preserve">This is the first configuration to lead </w:t>
+      </w:r>
+      <w:r>
+        <w:rPr>
+          <w:rFonts w:ascii="Palatino Linotype" w:cs="Palatino Linotype" w:eastAsia="Palatino Linotype" w:hAnsi="Palatino Linotype"/>
+          <w:b/>
+          <w:bCs/>
+          <w:sz w:val="19"/>
+          <w:szCs w:val="19"/>
+        </w:rPr>
+        <w:t xml:space="preserve">every metric at once</w:t>
+      </w:r>
+      <w:r>
+        <w:rPr>
+          <w:rFonts w:ascii="Palatino Linotype" w:cs="Palatino Linotype" w:eastAsia="Palatino Linotype" w:hAnsi="Palatino Linotype"/>
+          <w:sz w:val="19"/>
+          <w:szCs w:val="19"/>
+        </w:rPr>
+        <w:t xml:space="preserve"> — achieved with one parameter instead of five. </w:t>
+      </w:r>
+      <w:r>
+        <w:rPr>
+          <w:rFonts w:ascii="Palatino Linotype" w:cs="Palatino Linotype" w:eastAsia="Palatino Linotype" w:hAnsi="Palatino Linotype"/>
+          <w:b/>
+          <w:bCs/>
+          <w:sz w:val="19"/>
+          <w:szCs w:val="19"/>
+        </w:rPr>
+        <w:t xml:space="preserve">What we do not claim:</w:t>
+      </w:r>
+      <w:r>
+        <w:rPr>
+          <w:rFonts w:ascii="Palatino Linotype" w:cs="Palatino Linotype" w:eastAsia="Palatino Linotype" w:hAnsi="Palatino Linotype"/>
+          <w:sz w:val="19"/>
+          <w:szCs w:val="19"/>
+        </w:rPr>
+        <w:t xml:space="preserve"> no advantage is significant — against Leontief ΔMAE −0.0049 (p = 0.34), against linear diffusion −0.0052 (p = 0.50), against the naive mean −0.0094 (p = 0.06), against v2 −0.0132 (p = 0.17). The §6.1 parity finding is therefore not overturned but confirmed once more, now on the best available configuration: even it does not separate from the baselines at this N — exactly what the §6.4 power analysis predicts.</w:t>
+      </w:r>
+    </w:p>
+    <w:p>
+      <w:pPr>
+        <w:spacing w:after="20" w:line="240"/>
+        <w:ind w:firstLine="220"/>
+        <w:jc w:val="both"/>
+      </w:pPr>
+      <w:r>
+        <w:rPr>
+          <w:rFonts w:ascii="Palatino Linotype" w:cs="Palatino Linotype" w:eastAsia="Palatino Linotype" w:hAnsi="Palatino Linotype"/>
+          <w:sz w:val="19"/>
+          <w:szCs w:val="19"/>
+        </w:rPr>
+        <w:t xml:space="preserve">The substantive meaning lies elsewhere. Replacing the hand-built graph with measured input–output structure buys more on magnitude than calibrating five dynamics parameters on the hand-built graph (0.0133 vs. 0.0266) — the magnitude-axis counterpart of the spatial result in §6.5. Both point the same way: </w:t>
+      </w:r>
+      <w:r>
+        <w:rPr>
+          <w:rFonts w:ascii="Palatino Linotype" w:cs="Palatino Linotype" w:eastAsia="Palatino Linotype" w:hAnsi="Palatino Linotype"/>
+          <w:b/>
+          <w:bCs/>
+          <w:sz w:val="19"/>
+          <w:szCs w:val="19"/>
+        </w:rPr>
+        <w:t xml:space="preserve">the information carried by network completeness and accuracy is not substitutable by parameter tuning.</w:t>
+      </w:r>
+      <w:r>
+        <w:rPr>
+          <w:rFonts w:ascii="Palatino Linotype" w:cs="Palatino Linotype" w:eastAsia="Palatino Linotype" w:hAnsi="Palatino Linotype"/>
+          <w:sz w:val="19"/>
+          <w:szCs w:val="19"/>
+        </w:rPr>
+        <w:t xml:space="preserve"> A full five-parameter calibration on v3 is a separate computational task (the 405-node engine is roughly 9× slower) and is left to future work.</w:t>
+      </w:r>
     </w:p>
     <w:p>
       <w:pPr>

--- a/docs/PAPER_MDPI.en.docx
+++ b/docs/PAPER_MDPI.en.docx
@@ -7370,13 +7370,776 @@
         </w:rPr>
         <w:t xml:space="preserve">the information carried by network completeness and accuracy is not substitutable by parameter tuning.</w:t>
       </w:r>
-      <w:r>
-        <w:rPr>
-          <w:rFonts w:ascii="Palatino Linotype" w:cs="Palatino Linotype" w:eastAsia="Palatino Linotype" w:hAnsi="Palatino Linotype"/>
-          <w:sz w:val="19"/>
-          <w:szCs w:val="19"/>
-        </w:rPr>
-        <w:t xml:space="preserve"> A full five-parameter calibration on v3 is a separate computational task (the 405-node engine is roughly 9× slower) and is left to future work.</w:t>
+    </w:p>
+    <w:p>
+      <w:pPr>
+        <w:keepNext/>
+        <w:spacing w:after="50" w:before="140"/>
+      </w:pPr>
+      <w:r>
+        <w:rPr>
+          <w:rFonts w:ascii="Palatino Linotype" w:cs="Palatino Linotype" w:eastAsia="Palatino Linotype" w:hAnsi="Palatino Linotype"/>
+          <w:b/>
+          <w:bCs/>
+          <w:i/>
+          <w:iCs/>
+          <w:color w:val="1A1A1A"/>
+          <w:sz w:val="19"/>
+          <w:szCs w:val="19"/>
+        </w:rPr>
+        <w:t xml:space="preserve">6.9. Full v3 calibration: five parameters are significantly WORSE than one</w:t>
+      </w:r>
+    </w:p>
+    <w:p>
+      <w:pPr>
+        <w:spacing w:after="20" w:line="240"/>
+        <w:ind w:firstLine="220"/>
+        <w:jc w:val="both"/>
+      </w:pPr>
+      <w:r>
+        <w:rPr>
+          <w:rFonts w:ascii="Palatino Linotype" w:cs="Palatino Linotype" w:eastAsia="Palatino Linotype" w:hAnsi="Palatino Linotype"/>
+          <w:sz w:val="19"/>
+          <w:szCs w:val="19"/>
+        </w:rPr>
+        <w:t xml:space="preserve">The five-parameter LOO calibration on the dense graph (24 folds, per-fold differential evolution) was run and returns an unexpected result — Table 7. Pairwise, one parameter against five: ΔMAE = −0.0148, 95% CI [−0.0292, −0.0031], p = 0.037 — </w:t>
+      </w:r>
+      <w:r>
+        <w:rPr>
+          <w:rFonts w:ascii="Palatino Linotype" w:cs="Palatino Linotype" w:eastAsia="Palatino Linotype" w:hAnsi="Palatino Linotype"/>
+          <w:b/>
+          <w:bCs/>
+          <w:sz w:val="19"/>
+          <w:szCs w:val="19"/>
+        </w:rPr>
+        <w:t xml:space="preserve">significant</w:t>
+      </w:r>
+      <w:r>
+        <w:rPr>
+          <w:rFonts w:ascii="Palatino Linotype" w:cs="Palatino Linotype" w:eastAsia="Palatino Linotype" w:hAnsi="Palatino Linotype"/>
+          <w:sz w:val="19"/>
+          <w:szCs w:val="19"/>
+        </w:rPr>
+        <w:t xml:space="preserve">. This is the only statistically significant model difference anywhere in this work, and it concerns parsimony: on a 405-node graph with ~23 training events per fold, four extra degrees of freedom </w:t>
+      </w:r>
+      <w:r>
+        <w:rPr>
+          <w:rFonts w:ascii="Palatino Linotype" w:cs="Palatino Linotype" w:eastAsia="Palatino Linotype" w:hAnsi="Palatino Linotype"/>
+          <w:b/>
+          <w:bCs/>
+          <w:sz w:val="19"/>
+          <w:szCs w:val="19"/>
+        </w:rPr>
+        <w:t xml:space="preserve">measurably hurt</w:t>
+      </w:r>
+      <w:r>
+        <w:rPr>
+          <w:rFonts w:ascii="Palatino Linotype" w:cs="Palatino Linotype" w:eastAsia="Palatino Linotype" w:hAnsi="Palatino Linotype"/>
+          <w:sz w:val="19"/>
+          <w:szCs w:val="19"/>
+        </w:rPr>
+        <w:t xml:space="preserve"> generalisation. It converges with §6.6 (two components contribute exactly zero) and §6.7 (three of five parameters non-identifiable) — three independent methods reaching the same over-parameterization verdict.</w:t>
+      </w:r>
+    </w:p>
+    <w:p>
+      <w:pPr>
+        <w:sectPr>
+          <w:type w:val="continuous"/>
+          <w:pgSz w:w="11906" w:h="16838" w:orient="portrait"/>
+          <w:pgMar w:top="1134" w:right="1134" w:bottom="1134" w:left="1134" w:header="708" w:footer="708" w:gutter="0"/>
+          <w:pgNumType/>
+          <w:cols w:space="454" w:num="2" w:equalWidth="true"/>
+          <w:docGrid w:linePitch="360"/>
+        </w:sectPr>
+      </w:pPr>
+    </w:p>
+    <w:p>
+      <w:pPr>
+        <w:spacing w:after="40" w:before="60"/>
+        <w:jc w:val="left"/>
+      </w:pPr>
+      <w:r>
+        <w:rPr>
+          <w:rFonts w:ascii="Palatino Linotype" w:cs="Palatino Linotype" w:eastAsia="Palatino Linotype" w:hAnsi="Palatino Linotype"/>
+          <w:b/>
+          <w:bCs/>
+          <w:sz w:val="16"/>
+          <w:szCs w:val="16"/>
+        </w:rPr>
+        <w:t xml:space="preserve">Table 7.</w:t>
+      </w:r>
+      <w:r>
+        <w:rPr>
+          <w:rFonts w:ascii="Palatino Linotype" w:cs="Palatino Linotype" w:eastAsia="Palatino Linotype" w:hAnsi="Palatino Linotype"/>
+          <w:sz w:val="16"/>
+          <w:szCs w:val="16"/>
+        </w:rPr>
+        <w:t xml:space="preserve"> Full out-of-sample comparison on the dense v3 graph (24 folds, leave-one-out).</w:t>
+      </w:r>
+    </w:p>
+    <w:tbl>
+      <w:tblPr>
+        <w:tblW w:type="dxa" w:w="9638"/>
+        <w:tblBorders>
+          <w:top w:val="single" w:color="1A1A1A" w:sz="12"/>
+          <w:left w:val="none" w:color="FFFFFF" w:sz="0"/>
+          <w:bottom w:val="single" w:color="1A1A1A" w:sz="12"/>
+          <w:right w:val="none" w:color="FFFFFF" w:sz="0"/>
+          <w:insideH w:val="none" w:color="FFFFFF" w:sz="0"/>
+          <w:insideV w:val="none" w:color="FFFFFF" w:sz="0"/>
+        </w:tblBorders>
+      </w:tblPr>
+      <w:tblGrid>
+        <w:gridCol w:w="4238"/>
+        <w:gridCol w:w="1600"/>
+        <w:gridCol w:w="1800"/>
+        <w:gridCol w:w="2000"/>
+      </w:tblGrid>
+      <w:tr>
+        <w:trPr>
+          <w:tblHeader/>
+        </w:trPr>
+        <w:tc>
+          <w:tcPr>
+            <w:tcW w:type="dxa" w:w="4238"/>
+            <w:tcBorders>
+              <w:bottom w:val="single" w:color="1A1A1A" w:sz="8"/>
+            </w:tcBorders>
+            <w:shd w:fill="E8F3EC" w:val="clear"/>
+            <w:tcMar>
+              <w:top w:type="dxa" w:w="40"/>
+              <w:left w:type="dxa" w:w="80"/>
+              <w:bottom w:type="dxa" w:w="40"/>
+              <w:right w:type="dxa" w:w="80"/>
+            </w:tcMar>
+          </w:tcPr>
+          <w:p>
+            <w:pPr>
+              <w:spacing w:after="0" w:line="220"/>
+              <w:jc w:val="left"/>
+            </w:pPr>
+            <w:r>
+              <w:rPr>
+                <w:rFonts w:ascii="Palatino Linotype" w:cs="Palatino Linotype" w:eastAsia="Palatino Linotype" w:hAnsi="Palatino Linotype"/>
+                <w:b/>
+                <w:bCs/>
+                <w:sz w:val="16"/>
+                <w:szCs w:val="16"/>
+              </w:rPr>
+              <w:t xml:space="preserve">Configuration</w:t>
+            </w:r>
+          </w:p>
+        </w:tc>
+        <w:tc>
+          <w:tcPr>
+            <w:tcW w:type="dxa" w:w="1600"/>
+            <w:tcBorders>
+              <w:bottom w:val="single" w:color="1A1A1A" w:sz="8"/>
+            </w:tcBorders>
+            <w:shd w:fill="E8F3EC" w:val="clear"/>
+            <w:tcMar>
+              <w:top w:type="dxa" w:w="40"/>
+              <w:left w:type="dxa" w:w="80"/>
+              <w:bottom w:type="dxa" w:w="40"/>
+              <w:right w:type="dxa" w:w="80"/>
+            </w:tcMar>
+          </w:tcPr>
+          <w:p>
+            <w:pPr>
+              <w:spacing w:after="0" w:line="220"/>
+              <w:jc w:val="center"/>
+            </w:pPr>
+            <w:r>
+              <w:rPr>
+                <w:rFonts w:ascii="Palatino Linotype" w:cs="Palatino Linotype" w:eastAsia="Palatino Linotype" w:hAnsi="Palatino Linotype"/>
+                <w:b/>
+                <w:bCs/>
+                <w:sz w:val="16"/>
+                <w:szCs w:val="16"/>
+              </w:rPr>
+              <w:t xml:space="preserve">Params</w:t>
+            </w:r>
+          </w:p>
+        </w:tc>
+        <w:tc>
+          <w:tcPr>
+            <w:tcW w:type="dxa" w:w="1800"/>
+            <w:tcBorders>
+              <w:bottom w:val="single" w:color="1A1A1A" w:sz="8"/>
+            </w:tcBorders>
+            <w:shd w:fill="E8F3EC" w:val="clear"/>
+            <w:tcMar>
+              <w:top w:type="dxa" w:w="40"/>
+              <w:left w:type="dxa" w:w="80"/>
+              <w:bottom w:type="dxa" w:w="40"/>
+              <w:right w:type="dxa" w:w="80"/>
+            </w:tcMar>
+          </w:tcPr>
+          <w:p>
+            <w:pPr>
+              <w:spacing w:after="0" w:line="220"/>
+              <w:jc w:val="center"/>
+            </w:pPr>
+            <w:r>
+              <w:rPr>
+                <w:rFonts w:ascii="Palatino Linotype" w:cs="Palatino Linotype" w:eastAsia="Palatino Linotype" w:hAnsi="Palatino Linotype"/>
+                <w:b/>
+                <w:bCs/>
+                <w:sz w:val="16"/>
+                <w:szCs w:val="16"/>
+              </w:rPr>
+              <w:t xml:space="preserve">MAE</w:t>
+            </w:r>
+          </w:p>
+        </w:tc>
+        <w:tc>
+          <w:tcPr>
+            <w:tcW w:type="dxa" w:w="2000"/>
+            <w:tcBorders>
+              <w:bottom w:val="single" w:color="1A1A1A" w:sz="8"/>
+            </w:tcBorders>
+            <w:shd w:fill="E8F3EC" w:val="clear"/>
+            <w:tcMar>
+              <w:top w:type="dxa" w:w="40"/>
+              <w:left w:type="dxa" w:w="80"/>
+              <w:bottom w:type="dxa" w:w="40"/>
+              <w:right w:type="dxa" w:w="80"/>
+            </w:tcMar>
+          </w:tcPr>
+          <w:p>
+            <w:pPr>
+              <w:spacing w:after="0" w:line="220"/>
+              <w:jc w:val="center"/>
+            </w:pPr>
+            <w:r>
+              <w:rPr>
+                <w:rFonts w:ascii="Palatino Linotype" w:cs="Palatino Linotype" w:eastAsia="Palatino Linotype" w:hAnsi="Palatino Linotype"/>
+                <w:b/>
+                <w:bCs/>
+                <w:sz w:val="16"/>
+                <w:szCs w:val="16"/>
+              </w:rPr>
+              <w:t xml:space="preserve">Spearman</w:t>
+            </w:r>
+          </w:p>
+        </w:tc>
+      </w:tr>
+      <w:tr>
+        <w:trPr>
+          <w:tblHeader w:val="false"/>
+        </w:trPr>
+        <w:tc>
+          <w:tcPr>
+            <w:tcW w:type="dxa" w:w="4238"/>
+            <w:tcMar>
+              <w:top w:type="dxa" w:w="40"/>
+              <w:left w:type="dxa" w:w="80"/>
+              <w:bottom w:type="dxa" w:w="40"/>
+              <w:right w:type="dxa" w:w="80"/>
+            </w:tcMar>
+          </w:tcPr>
+          <w:p>
+            <w:pPr>
+              <w:spacing w:after="0" w:line="220"/>
+              <w:jc w:val="left"/>
+            </w:pPr>
+            <w:r>
+              <w:rPr>
+                <w:rFonts w:ascii="Palatino Linotype" w:cs="Palatino Linotype" w:eastAsia="Palatino Linotype" w:hAnsi="Palatino Linotype"/>
+                <w:sz w:val="16"/>
+                <w:szCs w:val="16"/>
+              </w:rPr>
+              <w:t xml:space="preserve">v3 + single LOO-fitted scale</w:t>
+            </w:r>
+          </w:p>
+        </w:tc>
+        <w:tc>
+          <w:tcPr>
+            <w:tcW w:type="dxa" w:w="1600"/>
+            <w:tcMar>
+              <w:top w:type="dxa" w:w="40"/>
+              <w:left w:type="dxa" w:w="80"/>
+              <w:bottom w:type="dxa" w:w="40"/>
+              <w:right w:type="dxa" w:w="80"/>
+            </w:tcMar>
+          </w:tcPr>
+          <w:p>
+            <w:pPr>
+              <w:spacing w:after="0" w:line="220"/>
+              <w:jc w:val="center"/>
+            </w:pPr>
+            <w:r>
+              <w:rPr>
+                <w:rFonts w:ascii="Palatino Linotype" w:cs="Palatino Linotype" w:eastAsia="Palatino Linotype" w:hAnsi="Palatino Linotype"/>
+                <w:sz w:val="16"/>
+                <w:szCs w:val="16"/>
+              </w:rPr>
+              <w:t xml:space="preserve">1</w:t>
+            </w:r>
+          </w:p>
+        </w:tc>
+        <w:tc>
+          <w:tcPr>
+            <w:tcW w:type="dxa" w:w="1800"/>
+            <w:tcMar>
+              <w:top w:type="dxa" w:w="40"/>
+              <w:left w:type="dxa" w:w="80"/>
+              <w:bottom w:type="dxa" w:w="40"/>
+              <w:right w:type="dxa" w:w="80"/>
+            </w:tcMar>
+          </w:tcPr>
+          <w:p>
+            <w:pPr>
+              <w:spacing w:after="0" w:line="220"/>
+              <w:jc w:val="center"/>
+            </w:pPr>
+            <w:r>
+              <w:rPr>
+                <w:rFonts w:ascii="Palatino Linotype" w:cs="Palatino Linotype" w:eastAsia="Palatino Linotype" w:hAnsi="Palatino Linotype"/>
+                <w:sz w:val="16"/>
+                <w:szCs w:val="16"/>
+              </w:rPr>
+              <w:t xml:space="preserve">0.0133</w:t>
+            </w:r>
+          </w:p>
+        </w:tc>
+        <w:tc>
+          <w:tcPr>
+            <w:tcW w:type="dxa" w:w="2000"/>
+            <w:tcMar>
+              <w:top w:type="dxa" w:w="40"/>
+              <w:left w:type="dxa" w:w="80"/>
+              <w:bottom w:type="dxa" w:w="40"/>
+              <w:right w:type="dxa" w:w="80"/>
+            </w:tcMar>
+          </w:tcPr>
+          <w:p>
+            <w:pPr>
+              <w:spacing w:after="0" w:line="220"/>
+              <w:jc w:val="center"/>
+            </w:pPr>
+            <w:r>
+              <w:rPr>
+                <w:rFonts w:ascii="Palatino Linotype" w:cs="Palatino Linotype" w:eastAsia="Palatino Linotype" w:hAnsi="Palatino Linotype"/>
+                <w:sz w:val="16"/>
+                <w:szCs w:val="16"/>
+              </w:rPr>
+              <w:t xml:space="preserve">+0.788</w:t>
+            </w:r>
+          </w:p>
+        </w:tc>
+      </w:tr>
+      <w:tr>
+        <w:trPr>
+          <w:tblHeader w:val="false"/>
+        </w:trPr>
+        <w:tc>
+          <w:tcPr>
+            <w:tcW w:type="dxa" w:w="4238"/>
+            <w:tcMar>
+              <w:top w:type="dxa" w:w="40"/>
+              <w:left w:type="dxa" w:w="80"/>
+              <w:bottom w:type="dxa" w:w="40"/>
+              <w:right w:type="dxa" w:w="80"/>
+            </w:tcMar>
+          </w:tcPr>
+          <w:p>
+            <w:pPr>
+              <w:spacing w:after="0" w:line="220"/>
+              <w:jc w:val="left"/>
+            </w:pPr>
+            <w:r>
+              <w:rPr>
+                <w:rFonts w:ascii="Palatino Linotype" w:cs="Palatino Linotype" w:eastAsia="Palatino Linotype" w:hAnsi="Palatino Linotype"/>
+                <w:sz w:val="16"/>
+                <w:szCs w:val="16"/>
+              </w:rPr>
+              <w:t xml:space="preserve">v3 + five per-fold DE params</w:t>
+            </w:r>
+          </w:p>
+        </w:tc>
+        <w:tc>
+          <w:tcPr>
+            <w:tcW w:type="dxa" w:w="1600"/>
+            <w:tcMar>
+              <w:top w:type="dxa" w:w="40"/>
+              <w:left w:type="dxa" w:w="80"/>
+              <w:bottom w:type="dxa" w:w="40"/>
+              <w:right w:type="dxa" w:w="80"/>
+            </w:tcMar>
+          </w:tcPr>
+          <w:p>
+            <w:pPr>
+              <w:spacing w:after="0" w:line="220"/>
+              <w:jc w:val="center"/>
+            </w:pPr>
+            <w:r>
+              <w:rPr>
+                <w:rFonts w:ascii="Palatino Linotype" w:cs="Palatino Linotype" w:eastAsia="Palatino Linotype" w:hAnsi="Palatino Linotype"/>
+                <w:sz w:val="16"/>
+                <w:szCs w:val="16"/>
+              </w:rPr>
+              <w:t xml:space="preserve">5</w:t>
+            </w:r>
+          </w:p>
+        </w:tc>
+        <w:tc>
+          <w:tcPr>
+            <w:tcW w:type="dxa" w:w="1800"/>
+            <w:tcMar>
+              <w:top w:type="dxa" w:w="40"/>
+              <w:left w:type="dxa" w:w="80"/>
+              <w:bottom w:type="dxa" w:w="40"/>
+              <w:right w:type="dxa" w:w="80"/>
+            </w:tcMar>
+          </w:tcPr>
+          <w:p>
+            <w:pPr>
+              <w:spacing w:after="0" w:line="220"/>
+              <w:jc w:val="center"/>
+            </w:pPr>
+            <w:r>
+              <w:rPr>
+                <w:rFonts w:ascii="Palatino Linotype" w:cs="Palatino Linotype" w:eastAsia="Palatino Linotype" w:hAnsi="Palatino Linotype"/>
+                <w:sz w:val="16"/>
+                <w:szCs w:val="16"/>
+              </w:rPr>
+              <w:t xml:space="preserve">0.0281</w:t>
+            </w:r>
+          </w:p>
+        </w:tc>
+        <w:tc>
+          <w:tcPr>
+            <w:tcW w:type="dxa" w:w="2000"/>
+            <w:tcMar>
+              <w:top w:type="dxa" w:w="40"/>
+              <w:left w:type="dxa" w:w="80"/>
+              <w:bottom w:type="dxa" w:w="40"/>
+              <w:right w:type="dxa" w:w="80"/>
+            </w:tcMar>
+          </w:tcPr>
+          <w:p>
+            <w:pPr>
+              <w:spacing w:after="0" w:line="220"/>
+              <w:jc w:val="center"/>
+            </w:pPr>
+            <w:r>
+              <w:rPr>
+                <w:rFonts w:ascii="Palatino Linotype" w:cs="Palatino Linotype" w:eastAsia="Palatino Linotype" w:hAnsi="Palatino Linotype"/>
+                <w:sz w:val="16"/>
+                <w:szCs w:val="16"/>
+              </w:rPr>
+              <w:t xml:space="preserve">+0.565</w:t>
+            </w:r>
+          </w:p>
+        </w:tc>
+      </w:tr>
+      <w:tr>
+        <w:trPr>
+          <w:tblHeader w:val="false"/>
+        </w:trPr>
+        <w:tc>
+          <w:tcPr>
+            <w:tcW w:type="dxa" w:w="4238"/>
+            <w:tcMar>
+              <w:top w:type="dxa" w:w="40"/>
+              <w:left w:type="dxa" w:w="80"/>
+              <w:bottom w:type="dxa" w:w="40"/>
+              <w:right w:type="dxa" w:w="80"/>
+            </w:tcMar>
+          </w:tcPr>
+          <w:p>
+            <w:pPr>
+              <w:spacing w:after="0" w:line="220"/>
+              <w:jc w:val="left"/>
+            </w:pPr>
+            <w:r>
+              <w:rPr>
+                <w:rFonts w:ascii="Palatino Linotype" w:cs="Palatino Linotype" w:eastAsia="Palatino Linotype" w:hAnsi="Palatino Linotype"/>
+                <w:sz w:val="16"/>
+                <w:szCs w:val="16"/>
+              </w:rPr>
+              <w:t xml:space="preserve">v2 + five calibrated params</w:t>
+            </w:r>
+          </w:p>
+        </w:tc>
+        <w:tc>
+          <w:tcPr>
+            <w:tcW w:type="dxa" w:w="1600"/>
+            <w:tcMar>
+              <w:top w:type="dxa" w:w="40"/>
+              <w:left w:type="dxa" w:w="80"/>
+              <w:bottom w:type="dxa" w:w="40"/>
+              <w:right w:type="dxa" w:w="80"/>
+            </w:tcMar>
+          </w:tcPr>
+          <w:p>
+            <w:pPr>
+              <w:spacing w:after="0" w:line="220"/>
+              <w:jc w:val="center"/>
+            </w:pPr>
+            <w:r>
+              <w:rPr>
+                <w:rFonts w:ascii="Palatino Linotype" w:cs="Palatino Linotype" w:eastAsia="Palatino Linotype" w:hAnsi="Palatino Linotype"/>
+                <w:sz w:val="16"/>
+                <w:szCs w:val="16"/>
+              </w:rPr>
+              <w:t xml:space="preserve">5</w:t>
+            </w:r>
+          </w:p>
+        </w:tc>
+        <w:tc>
+          <w:tcPr>
+            <w:tcW w:type="dxa" w:w="1800"/>
+            <w:tcMar>
+              <w:top w:type="dxa" w:w="40"/>
+              <w:left w:type="dxa" w:w="80"/>
+              <w:bottom w:type="dxa" w:w="40"/>
+              <w:right w:type="dxa" w:w="80"/>
+            </w:tcMar>
+          </w:tcPr>
+          <w:p>
+            <w:pPr>
+              <w:spacing w:after="0" w:line="220"/>
+              <w:jc w:val="center"/>
+            </w:pPr>
+            <w:r>
+              <w:rPr>
+                <w:rFonts w:ascii="Palatino Linotype" w:cs="Palatino Linotype" w:eastAsia="Palatino Linotype" w:hAnsi="Palatino Linotype"/>
+                <w:sz w:val="16"/>
+                <w:szCs w:val="16"/>
+              </w:rPr>
+              <w:t xml:space="preserve">0.0266</w:t>
+            </w:r>
+          </w:p>
+        </w:tc>
+        <w:tc>
+          <w:tcPr>
+            <w:tcW w:type="dxa" w:w="2000"/>
+            <w:tcMar>
+              <w:top w:type="dxa" w:w="40"/>
+              <w:left w:type="dxa" w:w="80"/>
+              <w:bottom w:type="dxa" w:w="40"/>
+              <w:right w:type="dxa" w:w="80"/>
+            </w:tcMar>
+          </w:tcPr>
+          <w:p>
+            <w:pPr>
+              <w:spacing w:after="0" w:line="220"/>
+              <w:jc w:val="center"/>
+            </w:pPr>
+            <w:r>
+              <w:rPr>
+                <w:rFonts w:ascii="Palatino Linotype" w:cs="Palatino Linotype" w:eastAsia="Palatino Linotype" w:hAnsi="Palatino Linotype"/>
+                <w:sz w:val="16"/>
+                <w:szCs w:val="16"/>
+              </w:rPr>
+              <w:t xml:space="preserve">+0.444</w:t>
+            </w:r>
+          </w:p>
+        </w:tc>
+      </w:tr>
+      <w:tr>
+        <w:trPr>
+          <w:tblHeader w:val="false"/>
+        </w:trPr>
+        <w:tc>
+          <w:tcPr>
+            <w:tcW w:type="dxa" w:w="4238"/>
+            <w:tcMar>
+              <w:top w:type="dxa" w:w="40"/>
+              <w:left w:type="dxa" w:w="80"/>
+              <w:bottom w:type="dxa" w:w="40"/>
+              <w:right w:type="dxa" w:w="80"/>
+            </w:tcMar>
+          </w:tcPr>
+          <w:p>
+            <w:pPr>
+              <w:spacing w:after="0" w:line="220"/>
+              <w:jc w:val="left"/>
+            </w:pPr>
+            <w:r>
+              <w:rPr>
+                <w:rFonts w:ascii="Palatino Linotype" w:cs="Palatino Linotype" w:eastAsia="Palatino Linotype" w:hAnsi="Palatino Linotype"/>
+                <w:sz w:val="16"/>
+                <w:szCs w:val="16"/>
+              </w:rPr>
+              <w:t xml:space="preserve">Leontief / diffusion / naive</w:t>
+            </w:r>
+          </w:p>
+        </w:tc>
+        <w:tc>
+          <w:tcPr>
+            <w:tcW w:type="dxa" w:w="1600"/>
+            <w:tcMar>
+              <w:top w:type="dxa" w:w="40"/>
+              <w:left w:type="dxa" w:w="80"/>
+              <w:bottom w:type="dxa" w:w="40"/>
+              <w:right w:type="dxa" w:w="80"/>
+            </w:tcMar>
+          </w:tcPr>
+          <w:p>
+            <w:pPr>
+              <w:spacing w:after="0" w:line="220"/>
+              <w:jc w:val="center"/>
+            </w:pPr>
+            <w:r>
+              <w:rPr>
+                <w:rFonts w:ascii="Palatino Linotype" w:cs="Palatino Linotype" w:eastAsia="Palatino Linotype" w:hAnsi="Palatino Linotype"/>
+                <w:sz w:val="16"/>
+                <w:szCs w:val="16"/>
+              </w:rPr>
+              <w:t xml:space="preserve">0</w:t>
+            </w:r>
+          </w:p>
+        </w:tc>
+        <w:tc>
+          <w:tcPr>
+            <w:tcW w:type="dxa" w:w="1800"/>
+            <w:tcMar>
+              <w:top w:type="dxa" w:w="40"/>
+              <w:left w:type="dxa" w:w="80"/>
+              <w:bottom w:type="dxa" w:w="40"/>
+              <w:right w:type="dxa" w:w="80"/>
+            </w:tcMar>
+          </w:tcPr>
+          <w:p>
+            <w:pPr>
+              <w:spacing w:after="0" w:line="220"/>
+              <w:jc w:val="center"/>
+            </w:pPr>
+            <w:r>
+              <w:rPr>
+                <w:rFonts w:ascii="Palatino Linotype" w:cs="Palatino Linotype" w:eastAsia="Palatino Linotype" w:hAnsi="Palatino Linotype"/>
+                <w:sz w:val="16"/>
+                <w:szCs w:val="16"/>
+              </w:rPr>
+              <w:t xml:space="preserve">0.0182 / 0.0185 / 0.0227</w:t>
+            </w:r>
+          </w:p>
+        </w:tc>
+        <w:tc>
+          <w:tcPr>
+            <w:tcW w:type="dxa" w:w="2000"/>
+            <w:tcMar>
+              <w:top w:type="dxa" w:w="40"/>
+              <w:left w:type="dxa" w:w="80"/>
+              <w:bottom w:type="dxa" w:w="40"/>
+              <w:right w:type="dxa" w:w="80"/>
+            </w:tcMar>
+          </w:tcPr>
+          <w:p>
+            <w:pPr>
+              <w:spacing w:after="0" w:line="220"/>
+              <w:jc w:val="center"/>
+            </w:pPr>
+            <w:r>
+              <w:rPr>
+                <w:rFonts w:ascii="Palatino Linotype" w:cs="Palatino Linotype" w:eastAsia="Palatino Linotype" w:hAnsi="Palatino Linotype"/>
+                <w:sz w:val="16"/>
+                <w:szCs w:val="16"/>
+              </w:rPr>
+              <w:t xml:space="preserve">—</w:t>
+            </w:r>
+          </w:p>
+        </w:tc>
+      </w:tr>
+    </w:tbl>
+    <w:p>
+      <w:pPr>
+        <w:sectPr>
+          <w:type w:val="continuous"/>
+          <w:pgSz w:w="11906" w:h="16838" w:orient="portrait"/>
+          <w:pgMar w:top="1134" w:right="1134" w:bottom="1134" w:left="1134" w:header="708" w:footer="708" w:gutter="0"/>
+          <w:pgNumType/>
+          <w:cols w:num="1"/>
+          <w:docGrid w:linePitch="360"/>
+        </w:sectPr>
+      </w:pPr>
+    </w:p>
+    <w:p>
+      <w:pPr>
+        <w:keepNext/>
+        <w:spacing w:after="50" w:before="140"/>
+      </w:pPr>
+      <w:r>
+        <w:rPr>
+          <w:rFonts w:ascii="Palatino Linotype" w:cs="Palatino Linotype" w:eastAsia="Palatino Linotype" w:hAnsi="Palatino Linotype"/>
+          <w:b/>
+          <w:bCs/>
+          <w:i/>
+          <w:iCs/>
+          <w:color w:val="1A1A1A"/>
+          <w:sz w:val="19"/>
+          <w:szCs w:val="19"/>
+        </w:rPr>
+        <w:t xml:space="preserve">6.10. The dense graph closes both structural walls</w:t>
+      </w:r>
+    </w:p>
+    <w:p>
+      <w:pPr>
+        <w:spacing w:after="20" w:line="240"/>
+        <w:ind w:firstLine="220"/>
+        <w:jc w:val="both"/>
+      </w:pPr>
+      <w:r>
+        <w:rPr>
+          <w:rFonts w:ascii="Palatino Linotype" w:cs="Palatino Linotype" w:eastAsia="Palatino Linotype" w:hAnsi="Palatino Linotype"/>
+          <w:sz w:val="19"/>
+          <w:szCs w:val="19"/>
+        </w:rPr>
+        <w:t xml:space="preserve">The two systematic misses declared unsolved in §6.4 — and resistant to three pre-registered mechanism experiments — nearly vanish on the dense graph (out-of-sample, LOO-DE): Chi-Chi 1999 absolute error 0.188 → 0.014 (13.6×) and the 2008–09 crisis 0.079 → 0.028 (2.9×). This changes the diagnosis of both. Chi-Chi failed to heal, and the 2008–09 crisis was under-predicted, not because the engine lacked a mechanism but because a hand-built 41-node graph could not express the paths along which those shocks actually travelled. The three attempts to fix the dynamics (§5.3) failed precisely because they treated the wrong cause. </w:t>
+      </w:r>
+      <w:r>
+        <w:rPr>
+          <w:rFonts w:ascii="Palatino Linotype" w:cs="Palatino Linotype" w:eastAsia="Palatino Linotype" w:hAnsi="Palatino Linotype"/>
+          <w:b/>
+          <w:bCs/>
+          <w:sz w:val="19"/>
+          <w:szCs w:val="19"/>
+        </w:rPr>
+        <w:t xml:space="preserve">Both walls were network-coverage problems, not dynamics problems</w:t>
+      </w:r>
+      <w:r>
+        <w:rPr>
+          <w:rFonts w:ascii="Palatino Linotype" w:cs="Palatino Linotype" w:eastAsia="Palatino Linotype" w:hAnsi="Palatino Linotype"/>
+          <w:sz w:val="19"/>
+          <w:szCs w:val="19"/>
+        </w:rPr>
+        <w:t xml:space="preserve"> — the strongest confirmation of this paper's central claim.</w:t>
+      </w:r>
+    </w:p>
+    <w:p>
+      <w:pPr>
+        <w:spacing w:after="20" w:line="240"/>
+        <w:ind w:firstLine="220"/>
+        <w:jc w:val="both"/>
+      </w:pPr>
+      <w:r>
+        <w:rPr>
+          <w:rFonts w:ascii="Palatino Linotype" w:cs="Palatino Linotype" w:eastAsia="Palatino Linotype" w:hAnsi="Palatino Linotype"/>
+          <w:sz w:val="19"/>
+          <w:szCs w:val="19"/>
+        </w:rPr>
+        <w:t xml:space="preserve">Honest caveats to §6.9–6.10: the event set here is 24 (chokepoint-only events have no v3 node), so these numbers are not directly comparable with the headline N=27; and the model class (a scale correction) was chosen after v3's behaviour was known — the scale itself is fitted leave-one-out, but the choice of that correction form was not pre-registered. The advantage over the zero-parameter baselines remains </w:t>
+      </w:r>
+      <w:r>
+        <w:rPr>
+          <w:rFonts w:ascii="Palatino Linotype" w:cs="Palatino Linotype" w:eastAsia="Palatino Linotype" w:hAnsi="Palatino Linotype"/>
+          <w:b/>
+          <w:bCs/>
+          <w:sz w:val="19"/>
+          <w:szCs w:val="19"/>
+        </w:rPr>
+        <w:t xml:space="preserve">non-significant</w:t>
+      </w:r>
+      <w:r>
+        <w:rPr>
+          <w:rFonts w:ascii="Palatino Linotype" w:cs="Palatino Linotype" w:eastAsia="Palatino Linotype" w:hAnsi="Palatino Linotype"/>
+          <w:sz w:val="19"/>
+          <w:szCs w:val="19"/>
+        </w:rPr>
+        <w:t xml:space="preserve"> (p = 0.06–0.50), so the §6.1 parity headline stands.</w:t>
       </w:r>
     </w:p>
     <w:p>

--- a/docs/PAPER_MDPI.en.docx
+++ b/docs/PAPER_MDPI.en.docx
@@ -3411,7 +3411,7 @@
                 <w:sz w:val="16"/>
                 <w:szCs w:val="16"/>
               </w:rPr>
-              <w:t xml:space="preserve">0.42</w:t>
+              <w:t xml:space="preserve">0.43</w:t>
             </w:r>
           </w:p>
         </w:tc>
@@ -8336,6 +8336,106 @@
           <w:szCs w:val="19"/>
         </w:rPr>
         <w:t xml:space="preserve">: comparison against published cascade models [11,12] is the next step.</w:t>
+      </w:r>
+    </w:p>
+    <w:p>
+      <w:pPr>
+        <w:spacing w:after="20" w:line="240"/>
+        <w:ind w:left="300" w:hanging="160"/>
+        <w:jc w:val="both"/>
+      </w:pPr>
+      <w:r>
+        <w:rPr>
+          <w:rFonts w:ascii="Palatino Linotype" w:cs="Palatino Linotype" w:eastAsia="Palatino Linotype" w:hAnsi="Palatino Linotype"/>
+          <w:sz w:val="19"/>
+          <w:szCs w:val="19"/>
+        </w:rPr>
+        <w:t xml:space="preserve">—  </w:t>
+      </w:r>
+      <w:r>
+        <w:rPr>
+          <w:rFonts w:ascii="Palatino Linotype" w:cs="Palatino Linotype" w:eastAsia="Palatino Linotype" w:hAnsi="Palatino Linotype"/>
+          <w:b/>
+          <w:bCs/>
+          <w:sz w:val="19"/>
+          <w:szCs w:val="19"/>
+        </w:rPr>
+        <w:t xml:space="preserve">Event selection is biased toward the documented</w:t>
+      </w:r>
+      <w:r>
+        <w:rPr>
+          <w:rFonts w:ascii="Palatino Linotype" w:cs="Palatino Linotype" w:eastAsia="Palatino Linotype" w:hAnsi="Palatino Linotype"/>
+          <w:sz w:val="19"/>
+          <w:szCs w:val="19"/>
+        </w:rPr>
+        <w:t xml:space="preserve"> — now measured rather than assumed, see below.</w:t>
+      </w:r>
+    </w:p>
+    <w:p>
+      <w:pPr>
+        <w:keepNext/>
+        <w:spacing w:after="50" w:before="140"/>
+      </w:pPr>
+      <w:r>
+        <w:rPr>
+          <w:rFonts w:ascii="Palatino Linotype" w:cs="Palatino Linotype" w:eastAsia="Palatino Linotype" w:hAnsi="Palatino Linotype"/>
+          <w:b/>
+          <w:bCs/>
+          <w:i/>
+          <w:iCs/>
+          <w:color w:val="1A1A1A"/>
+          <w:sz w:val="19"/>
+          <w:szCs w:val="19"/>
+        </w:rPr>
+        <w:t xml:space="preserve">8.1. Measured selection bias</w:t>
+      </w:r>
+    </w:p>
+    <w:p>
+      <w:pPr>
+        <w:spacing w:after="20" w:line="240"/>
+        <w:ind w:firstLine="220"/>
+        <w:jc w:val="both"/>
+      </w:pPr>
+      <w:r>
+        <w:rPr>
+          <w:rFonts w:ascii="Palatino Linotype" w:cs="Palatino Linotype" w:eastAsia="Palatino Linotype" w:hAnsi="Palatino Linotype"/>
+          <w:sz w:val="19"/>
+          <w:szCs w:val="19"/>
+        </w:rPr>
+        <w:t xml:space="preserve">EM-DAT (CRED/UCLouvain, 19,651 disasters) provides an external population against which the benchmark's coverage can be measured. For disasters in our 12 countries since 1995 we cover 54% of those causing &gt;=$50bn damage, 19% of &gt;=$10bn, 10% of &gt;=$5bn and 9% of &gt;=$1bn. The gradient IS the bias: most of the very largest disruptions are covered and progressively fewer mid-sized ones. The misses are systematic rather than arbitrary — the largest uncovered events (Wenchuan 2008, hurricanes Ian/Sandy/Helene, the 1998 China floods) inflict damage mainly on housing and infrastructure rather than the manufacturing capacity the benchmark calibrates on; Harvey 2017 is included precisely because it struck petrochemicals.</w:t>
+      </w:r>
+    </w:p>
+    <w:p>
+      <w:pPr>
+        <w:spacing w:after="20" w:line="240"/>
+        <w:ind w:firstLine="220"/>
+        <w:jc w:val="both"/>
+      </w:pPr>
+      <w:r>
+        <w:rPr>
+          <w:rFonts w:ascii="Palatino Linotype" w:cs="Palatino Linotype" w:eastAsia="Palatino Linotype" w:hAnsi="Palatino Linotype"/>
+          <w:sz w:val="19"/>
+          <w:szCs w:val="19"/>
+        </w:rPr>
+        <w:t xml:space="preserve">A tempting route to a larger N was tested and </w:t>
+      </w:r>
+      <w:r>
+        <w:rPr>
+          <w:rFonts w:ascii="Palatino Linotype" w:cs="Palatino Linotype" w:eastAsia="Palatino Linotype" w:hAnsi="Palatino Linotype"/>
+          <w:b/>
+          <w:bCs/>
+          <w:sz w:val="19"/>
+          <w:szCs w:val="19"/>
+        </w:rPr>
+        <w:t xml:space="preserve">rejected</w:t>
+      </w:r>
+      <w:r>
+        <w:rPr>
+          <w:rFonts w:ascii="Palatino Linotype" w:cs="Palatino Linotype" w:eastAsia="Palatino Linotype" w:hAnsi="Palatino Linotype"/>
+          <w:sz w:val="19"/>
+          <w:szCs w:val="19"/>
+        </w:rPr>
+        <w:t xml:space="preserve">: pairing disaster records with national industrial-production indices. Of 76 US disasters with &gt;=$5bn damage since 1972, only 7 (9%) coincide with an &gt;=8% year-over-year fall in motor-vehicle output, and every one is explained by a concurrent macro event or is already in the set. Hurricane Katrina ($206bn) fell in a month when US automotive output ROSE 2.8%. The reason is structural: a national index averages the whole country and dilutes a regional shock.</w:t>
       </w:r>
     </w:p>
     <w:p>

--- a/docs/PAPER_MDPI.en.docx
+++ b/docs/PAPER_MDPI.en.docx
@@ -8140,6 +8140,1116 @@
           <w:szCs w:val="19"/>
         </w:rPr>
         <w:t xml:space="preserve"> (p = 0.06–0.50), so the §6.1 parity headline stands.</w:t>
+      </w:r>
+    </w:p>
+    <w:p>
+      <w:pPr>
+        <w:keepNext/>
+        <w:spacing w:after="50" w:before="140"/>
+      </w:pPr>
+      <w:r>
+        <w:rPr>
+          <w:rFonts w:ascii="Palatino Linotype" w:cs="Palatino Linotype" w:eastAsia="Palatino Linotype" w:hAnsi="Palatino Linotype"/>
+          <w:b/>
+          <w:bCs/>
+          <w:i/>
+          <w:iCs/>
+          <w:color w:val="1A1A1A"/>
+          <w:sz w:val="19"/>
+          <w:szCs w:val="19"/>
+        </w:rPr>
+        <w:t xml:space="preserve">6.11. Would machine learning have done better?</w:t>
+      </w:r>
+    </w:p>
+    <w:p>
+      <w:pPr>
+        <w:spacing w:after="20" w:line="240"/>
+        <w:ind w:firstLine="220"/>
+        <w:jc w:val="both"/>
+      </w:pPr>
+      <w:r>
+        <w:rPr>
+          <w:rFonts w:ascii="Palatino Linotype" w:cs="Palatino Linotype" w:eastAsia="Palatino Linotype" w:hAnsi="Palatino Linotype"/>
+          <w:sz w:val="19"/>
+          <w:szCs w:val="19"/>
+        </w:rPr>
+        <w:t xml:space="preserve">A natural objection to §6.1 is that all four models are mechanistic, and a flexible learner might find structure they miss. Tested directly: three learners on 11 event features knowable </w:t>
+      </w:r>
+      <w:r>
+        <w:rPr>
+          <w:rFonts w:ascii="Palatino Linotype" w:cs="Palatino Linotype" w:eastAsia="Palatino Linotype" w:hAnsi="Palatino Linotype"/>
+          <w:b/>
+          <w:bCs/>
+          <w:sz w:val="19"/>
+          <w:szCs w:val="19"/>
+        </w:rPr>
+        <w:t xml:space="preserve">before</w:t>
+      </w:r>
+      <w:r>
+        <w:rPr>
+          <w:rFonts w:ascii="Palatino Linotype" w:cs="Palatino Linotype" w:eastAsia="Palatino Linotype" w:hAnsi="Palatino Linotype"/>
+          <w:sz w:val="19"/>
+          <w:szCs w:val="19"/>
+        </w:rPr>
+        <w:t xml:space="preserve"> the outcome (shock magnitude, duration, horizon, number of shocks, forcing shape, chokepoint flag, the shocked node's world-GDP share, centrality and out-degree, and magnitude x duration). Evaluation is leave-one-out — every event predicted by a model that never saw it (Table 8).</w:t>
+      </w:r>
+    </w:p>
+    <w:p>
+      <w:pPr>
+        <w:sectPr>
+          <w:type w:val="continuous"/>
+          <w:pgSz w:w="11906" w:h="16838" w:orient="portrait"/>
+          <w:pgMar w:top="1134" w:right="1134" w:bottom="1134" w:left="1134" w:header="708" w:footer="708" w:gutter="0"/>
+          <w:pgNumType/>
+          <w:cols w:space="454" w:num="2" w:equalWidth="true"/>
+          <w:docGrid w:linePitch="360"/>
+        </w:sectPr>
+      </w:pPr>
+    </w:p>
+    <w:p>
+      <w:pPr>
+        <w:spacing w:after="40" w:before="60"/>
+        <w:jc w:val="left"/>
+      </w:pPr>
+      <w:r>
+        <w:rPr>
+          <w:rFonts w:ascii="Palatino Linotype" w:cs="Palatino Linotype" w:eastAsia="Palatino Linotype" w:hAnsi="Palatino Linotype"/>
+          <w:b/>
+          <w:bCs/>
+          <w:sz w:val="16"/>
+          <w:szCs w:val="16"/>
+        </w:rPr>
+        <w:t xml:space="preserve">Table 8.</w:t>
+      </w:r>
+      <w:r>
+        <w:rPr>
+          <w:rFonts w:ascii="Palatino Linotype" w:cs="Palatino Linotype" w:eastAsia="Palatino Linotype" w:hAnsi="Palatino Linotype"/>
+          <w:sz w:val="16"/>
+          <w:szCs w:val="16"/>
+        </w:rPr>
+        <w:t xml:space="preserve"> Learned versus mechanistic models: leave-one-out, 11 pre-outcome features.</w:t>
+      </w:r>
+    </w:p>
+    <w:tbl>
+      <w:tblPr>
+        <w:tblW w:type="dxa" w:w="9638"/>
+        <w:tblBorders>
+          <w:top w:val="single" w:color="1A1A1A" w:sz="12"/>
+          <w:left w:val="none" w:color="FFFFFF" w:sz="0"/>
+          <w:bottom w:val="single" w:color="1A1A1A" w:sz="12"/>
+          <w:right w:val="none" w:color="FFFFFF" w:sz="0"/>
+          <w:insideH w:val="none" w:color="FFFFFF" w:sz="0"/>
+          <w:insideV w:val="none" w:color="FFFFFF" w:sz="0"/>
+        </w:tblBorders>
+      </w:tblPr>
+      <w:tblGrid>
+        <w:gridCol w:w="4238"/>
+        <w:gridCol w:w="2000"/>
+        <w:gridCol w:w="1800"/>
+        <w:gridCol w:w="1600"/>
+      </w:tblGrid>
+      <w:tr>
+        <w:trPr>
+          <w:tblHeader/>
+        </w:trPr>
+        <w:tc>
+          <w:tcPr>
+            <w:tcW w:type="dxa" w:w="4238"/>
+            <w:tcBorders>
+              <w:bottom w:val="single" w:color="1A1A1A" w:sz="8"/>
+            </w:tcBorders>
+            <w:shd w:fill="E8F3EC" w:val="clear"/>
+            <w:tcMar>
+              <w:top w:type="dxa" w:w="40"/>
+              <w:left w:type="dxa" w:w="80"/>
+              <w:bottom w:type="dxa" w:w="40"/>
+              <w:right w:type="dxa" w:w="80"/>
+            </w:tcMar>
+          </w:tcPr>
+          <w:p>
+            <w:pPr>
+              <w:spacing w:after="0" w:line="220"/>
+              <w:jc w:val="left"/>
+            </w:pPr>
+            <w:r>
+              <w:rPr>
+                <w:rFonts w:ascii="Palatino Linotype" w:cs="Palatino Linotype" w:eastAsia="Palatino Linotype" w:hAnsi="Palatino Linotype"/>
+                <w:b/>
+                <w:bCs/>
+                <w:sz w:val="16"/>
+                <w:szCs w:val="16"/>
+              </w:rPr>
+              <w:t xml:space="preserve">Model</w:t>
+            </w:r>
+          </w:p>
+        </w:tc>
+        <w:tc>
+          <w:tcPr>
+            <w:tcW w:type="dxa" w:w="2000"/>
+            <w:tcBorders>
+              <w:bottom w:val="single" w:color="1A1A1A" w:sz="8"/>
+            </w:tcBorders>
+            <w:shd w:fill="E8F3EC" w:val="clear"/>
+            <w:tcMar>
+              <w:top w:type="dxa" w:w="40"/>
+              <w:left w:type="dxa" w:w="80"/>
+              <w:bottom w:type="dxa" w:w="40"/>
+              <w:right w:type="dxa" w:w="80"/>
+            </w:tcMar>
+          </w:tcPr>
+          <w:p>
+            <w:pPr>
+              <w:spacing w:after="0" w:line="220"/>
+              <w:jc w:val="center"/>
+            </w:pPr>
+            <w:r>
+              <w:rPr>
+                <w:rFonts w:ascii="Palatino Linotype" w:cs="Palatino Linotype" w:eastAsia="Palatino Linotype" w:hAnsi="Palatino Linotype"/>
+                <w:b/>
+                <w:bCs/>
+                <w:sz w:val="16"/>
+                <w:szCs w:val="16"/>
+              </w:rPr>
+              <w:t xml:space="preserve">MAE</w:t>
+            </w:r>
+          </w:p>
+        </w:tc>
+        <w:tc>
+          <w:tcPr>
+            <w:tcW w:type="dxa" w:w="1800"/>
+            <w:tcBorders>
+              <w:bottom w:val="single" w:color="1A1A1A" w:sz="8"/>
+            </w:tcBorders>
+            <w:shd w:fill="E8F3EC" w:val="clear"/>
+            <w:tcMar>
+              <w:top w:type="dxa" w:w="40"/>
+              <w:left w:type="dxa" w:w="80"/>
+              <w:bottom w:type="dxa" w:w="40"/>
+              <w:right w:type="dxa" w:w="80"/>
+            </w:tcMar>
+          </w:tcPr>
+          <w:p>
+            <w:pPr>
+              <w:spacing w:after="0" w:line="220"/>
+              <w:jc w:val="center"/>
+            </w:pPr>
+            <w:r>
+              <w:rPr>
+                <w:rFonts w:ascii="Palatino Linotype" w:cs="Palatino Linotype" w:eastAsia="Palatino Linotype" w:hAnsi="Palatino Linotype"/>
+                <w:b/>
+                <w:bCs/>
+                <w:sz w:val="16"/>
+                <w:szCs w:val="16"/>
+              </w:rPr>
+              <w:t xml:space="preserve">Spearman</w:t>
+            </w:r>
+          </w:p>
+        </w:tc>
+        <w:tc>
+          <w:tcPr>
+            <w:tcW w:type="dxa" w:w="1600"/>
+            <w:tcBorders>
+              <w:bottom w:val="single" w:color="1A1A1A" w:sz="8"/>
+            </w:tcBorders>
+            <w:shd w:fill="E8F3EC" w:val="clear"/>
+            <w:tcMar>
+              <w:top w:type="dxa" w:w="40"/>
+              <w:left w:type="dxa" w:w="80"/>
+              <w:bottom w:type="dxa" w:w="40"/>
+              <w:right w:type="dxa" w:w="80"/>
+            </w:tcMar>
+          </w:tcPr>
+          <w:p>
+            <w:pPr>
+              <w:spacing w:after="0" w:line="220"/>
+              <w:jc w:val="center"/>
+            </w:pPr>
+            <w:r>
+              <w:rPr>
+                <w:rFonts w:ascii="Palatino Linotype" w:cs="Palatino Linotype" w:eastAsia="Palatino Linotype" w:hAnsi="Palatino Linotype"/>
+                <w:b/>
+                <w:bCs/>
+                <w:sz w:val="16"/>
+                <w:szCs w:val="16"/>
+              </w:rPr>
+              <w:t xml:space="preserve">Type</w:t>
+            </w:r>
+          </w:p>
+        </w:tc>
+      </w:tr>
+      <w:tr>
+        <w:trPr>
+          <w:tblHeader w:val="false"/>
+        </w:trPr>
+        <w:tc>
+          <w:tcPr>
+            <w:tcW w:type="dxa" w:w="4238"/>
+            <w:tcMar>
+              <w:top w:type="dxa" w:w="40"/>
+              <w:left w:type="dxa" w:w="80"/>
+              <w:bottom w:type="dxa" w:w="40"/>
+              <w:right w:type="dxa" w:w="80"/>
+            </w:tcMar>
+          </w:tcPr>
+          <w:p>
+            <w:pPr>
+              <w:spacing w:after="0" w:line="220"/>
+              <w:jc w:val="left"/>
+            </w:pPr>
+            <w:r>
+              <w:rPr>
+                <w:rFonts w:ascii="Palatino Linotype" w:cs="Palatino Linotype" w:eastAsia="Palatino Linotype" w:hAnsi="Palatino Linotype"/>
+                <w:sz w:val="16"/>
+                <w:szCs w:val="16"/>
+              </w:rPr>
+              <w:t xml:space="preserve">Gradient boosting (LOO)</w:t>
+            </w:r>
+          </w:p>
+        </w:tc>
+        <w:tc>
+          <w:tcPr>
+            <w:tcW w:type="dxa" w:w="2000"/>
+            <w:tcMar>
+              <w:top w:type="dxa" w:w="40"/>
+              <w:left w:type="dxa" w:w="80"/>
+              <w:bottom w:type="dxa" w:w="40"/>
+              <w:right w:type="dxa" w:w="80"/>
+            </w:tcMar>
+          </w:tcPr>
+          <w:p>
+            <w:pPr>
+              <w:spacing w:after="0" w:line="220"/>
+              <w:jc w:val="center"/>
+            </w:pPr>
+            <w:r>
+              <w:rPr>
+                <w:rFonts w:ascii="Palatino Linotype" w:cs="Palatino Linotype" w:eastAsia="Palatino Linotype" w:hAnsi="Palatino Linotype"/>
+                <w:sz w:val="16"/>
+                <w:szCs w:val="16"/>
+              </w:rPr>
+              <w:t xml:space="preserve">0.0142</w:t>
+            </w:r>
+          </w:p>
+        </w:tc>
+        <w:tc>
+          <w:tcPr>
+            <w:tcW w:type="dxa" w:w="1800"/>
+            <w:tcMar>
+              <w:top w:type="dxa" w:w="40"/>
+              <w:left w:type="dxa" w:w="80"/>
+              <w:bottom w:type="dxa" w:w="40"/>
+              <w:right w:type="dxa" w:w="80"/>
+            </w:tcMar>
+          </w:tcPr>
+          <w:p>
+            <w:pPr>
+              <w:spacing w:after="0" w:line="220"/>
+              <w:jc w:val="center"/>
+            </w:pPr>
+            <w:r>
+              <w:rPr>
+                <w:rFonts w:ascii="Palatino Linotype" w:cs="Palatino Linotype" w:eastAsia="Palatino Linotype" w:hAnsi="Palatino Linotype"/>
+                <w:sz w:val="16"/>
+                <w:szCs w:val="16"/>
+              </w:rPr>
+              <w:t xml:space="preserve">+0.666</w:t>
+            </w:r>
+          </w:p>
+        </w:tc>
+        <w:tc>
+          <w:tcPr>
+            <w:tcW w:type="dxa" w:w="1600"/>
+            <w:tcMar>
+              <w:top w:type="dxa" w:w="40"/>
+              <w:left w:type="dxa" w:w="80"/>
+              <w:bottom w:type="dxa" w:w="40"/>
+              <w:right w:type="dxa" w:w="80"/>
+            </w:tcMar>
+          </w:tcPr>
+          <w:p>
+            <w:pPr>
+              <w:spacing w:after="0" w:line="220"/>
+              <w:jc w:val="center"/>
+            </w:pPr>
+            <w:r>
+              <w:rPr>
+                <w:rFonts w:ascii="Palatino Linotype" w:cs="Palatino Linotype" w:eastAsia="Palatino Linotype" w:hAnsi="Palatino Linotype"/>
+                <w:sz w:val="16"/>
+                <w:szCs w:val="16"/>
+              </w:rPr>
+              <w:t xml:space="preserve">learned</w:t>
+            </w:r>
+          </w:p>
+        </w:tc>
+      </w:tr>
+      <w:tr>
+        <w:trPr>
+          <w:tblHeader w:val="false"/>
+        </w:trPr>
+        <w:tc>
+          <w:tcPr>
+            <w:tcW w:type="dxa" w:w="4238"/>
+            <w:tcMar>
+              <w:top w:type="dxa" w:w="40"/>
+              <w:left w:type="dxa" w:w="80"/>
+              <w:bottom w:type="dxa" w:w="40"/>
+              <w:right w:type="dxa" w:w="80"/>
+            </w:tcMar>
+          </w:tcPr>
+          <w:p>
+            <w:pPr>
+              <w:spacing w:after="0" w:line="220"/>
+              <w:jc w:val="left"/>
+            </w:pPr>
+            <w:r>
+              <w:rPr>
+                <w:rFonts w:ascii="Palatino Linotype" w:cs="Palatino Linotype" w:eastAsia="Palatino Linotype" w:hAnsi="Palatino Linotype"/>
+                <w:sz w:val="16"/>
+                <w:szCs w:val="16"/>
+              </w:rPr>
+              <w:t xml:space="preserve">Random forest (LOO)</w:t>
+            </w:r>
+          </w:p>
+        </w:tc>
+        <w:tc>
+          <w:tcPr>
+            <w:tcW w:type="dxa" w:w="2000"/>
+            <w:tcMar>
+              <w:top w:type="dxa" w:w="40"/>
+              <w:left w:type="dxa" w:w="80"/>
+              <w:bottom w:type="dxa" w:w="40"/>
+              <w:right w:type="dxa" w:w="80"/>
+            </w:tcMar>
+          </w:tcPr>
+          <w:p>
+            <w:pPr>
+              <w:spacing w:after="0" w:line="220"/>
+              <w:jc w:val="center"/>
+            </w:pPr>
+            <w:r>
+              <w:rPr>
+                <w:rFonts w:ascii="Palatino Linotype" w:cs="Palatino Linotype" w:eastAsia="Palatino Linotype" w:hAnsi="Palatino Linotype"/>
+                <w:sz w:val="16"/>
+                <w:szCs w:val="16"/>
+              </w:rPr>
+              <w:t xml:space="preserve">0.0167</w:t>
+            </w:r>
+          </w:p>
+        </w:tc>
+        <w:tc>
+          <w:tcPr>
+            <w:tcW w:type="dxa" w:w="1800"/>
+            <w:tcMar>
+              <w:top w:type="dxa" w:w="40"/>
+              <w:left w:type="dxa" w:w="80"/>
+              <w:bottom w:type="dxa" w:w="40"/>
+              <w:right w:type="dxa" w:w="80"/>
+            </w:tcMar>
+          </w:tcPr>
+          <w:p>
+            <w:pPr>
+              <w:spacing w:after="0" w:line="220"/>
+              <w:jc w:val="center"/>
+            </w:pPr>
+            <w:r>
+              <w:rPr>
+                <w:rFonts w:ascii="Palatino Linotype" w:cs="Palatino Linotype" w:eastAsia="Palatino Linotype" w:hAnsi="Palatino Linotype"/>
+                <w:sz w:val="16"/>
+                <w:szCs w:val="16"/>
+              </w:rPr>
+              <w:t xml:space="preserve">+0.504</w:t>
+            </w:r>
+          </w:p>
+        </w:tc>
+        <w:tc>
+          <w:tcPr>
+            <w:tcW w:type="dxa" w:w="1600"/>
+            <w:tcMar>
+              <w:top w:type="dxa" w:w="40"/>
+              <w:left w:type="dxa" w:w="80"/>
+              <w:bottom w:type="dxa" w:w="40"/>
+              <w:right w:type="dxa" w:w="80"/>
+            </w:tcMar>
+          </w:tcPr>
+          <w:p>
+            <w:pPr>
+              <w:spacing w:after="0" w:line="220"/>
+              <w:jc w:val="center"/>
+            </w:pPr>
+            <w:r>
+              <w:rPr>
+                <w:rFonts w:ascii="Palatino Linotype" w:cs="Palatino Linotype" w:eastAsia="Palatino Linotype" w:hAnsi="Palatino Linotype"/>
+                <w:sz w:val="16"/>
+                <w:szCs w:val="16"/>
+              </w:rPr>
+              <w:t xml:space="preserve">learned</w:t>
+            </w:r>
+          </w:p>
+        </w:tc>
+      </w:tr>
+      <w:tr>
+        <w:trPr>
+          <w:tblHeader w:val="false"/>
+        </w:trPr>
+        <w:tc>
+          <w:tcPr>
+            <w:tcW w:type="dxa" w:w="4238"/>
+            <w:tcMar>
+              <w:top w:type="dxa" w:w="40"/>
+              <w:left w:type="dxa" w:w="80"/>
+              <w:bottom w:type="dxa" w:w="40"/>
+              <w:right w:type="dxa" w:w="80"/>
+            </w:tcMar>
+          </w:tcPr>
+          <w:p>
+            <w:pPr>
+              <w:spacing w:after="0" w:line="220"/>
+              <w:jc w:val="left"/>
+            </w:pPr>
+            <w:r>
+              <w:rPr>
+                <w:rFonts w:ascii="Palatino Linotype" w:cs="Palatino Linotype" w:eastAsia="Palatino Linotype" w:hAnsi="Palatino Linotype"/>
+                <w:sz w:val="16"/>
+                <w:szCs w:val="16"/>
+              </w:rPr>
+              <w:t xml:space="preserve">Leontief</w:t>
+            </w:r>
+          </w:p>
+        </w:tc>
+        <w:tc>
+          <w:tcPr>
+            <w:tcW w:type="dxa" w:w="2000"/>
+            <w:tcMar>
+              <w:top w:type="dxa" w:w="40"/>
+              <w:left w:type="dxa" w:w="80"/>
+              <w:bottom w:type="dxa" w:w="40"/>
+              <w:right w:type="dxa" w:w="80"/>
+            </w:tcMar>
+          </w:tcPr>
+          <w:p>
+            <w:pPr>
+              <w:spacing w:after="0" w:line="220"/>
+              <w:jc w:val="center"/>
+            </w:pPr>
+            <w:r>
+              <w:rPr>
+                <w:rFonts w:ascii="Palatino Linotype" w:cs="Palatino Linotype" w:eastAsia="Palatino Linotype" w:hAnsi="Palatino Linotype"/>
+                <w:sz w:val="16"/>
+                <w:szCs w:val="16"/>
+              </w:rPr>
+              <w:t xml:space="preserve">0.0168</w:t>
+            </w:r>
+          </w:p>
+        </w:tc>
+        <w:tc>
+          <w:tcPr>
+            <w:tcW w:type="dxa" w:w="1800"/>
+            <w:tcMar>
+              <w:top w:type="dxa" w:w="40"/>
+              <w:left w:type="dxa" w:w="80"/>
+              <w:bottom w:type="dxa" w:w="40"/>
+              <w:right w:type="dxa" w:w="80"/>
+            </w:tcMar>
+          </w:tcPr>
+          <w:p>
+            <w:pPr>
+              <w:spacing w:after="0" w:line="220"/>
+              <w:jc w:val="center"/>
+            </w:pPr>
+            <w:r>
+              <w:rPr>
+                <w:rFonts w:ascii="Palatino Linotype" w:cs="Palatino Linotype" w:eastAsia="Palatino Linotype" w:hAnsi="Palatino Linotype"/>
+                <w:sz w:val="16"/>
+                <w:szCs w:val="16"/>
+              </w:rPr>
+              <w:t xml:space="preserve">+0.340</w:t>
+            </w:r>
+          </w:p>
+        </w:tc>
+        <w:tc>
+          <w:tcPr>
+            <w:tcW w:type="dxa" w:w="1600"/>
+            <w:tcMar>
+              <w:top w:type="dxa" w:w="40"/>
+              <w:left w:type="dxa" w:w="80"/>
+              <w:bottom w:type="dxa" w:w="40"/>
+              <w:right w:type="dxa" w:w="80"/>
+            </w:tcMar>
+          </w:tcPr>
+          <w:p>
+            <w:pPr>
+              <w:spacing w:after="0" w:line="220"/>
+              <w:jc w:val="center"/>
+            </w:pPr>
+            <w:r>
+              <w:rPr>
+                <w:rFonts w:ascii="Palatino Linotype" w:cs="Palatino Linotype" w:eastAsia="Palatino Linotype" w:hAnsi="Palatino Linotype"/>
+                <w:sz w:val="16"/>
+                <w:szCs w:val="16"/>
+              </w:rPr>
+              <w:t xml:space="preserve">mechanistic</w:t>
+            </w:r>
+          </w:p>
+        </w:tc>
+      </w:tr>
+      <w:tr>
+        <w:trPr>
+          <w:tblHeader w:val="false"/>
+        </w:trPr>
+        <w:tc>
+          <w:tcPr>
+            <w:tcW w:type="dxa" w:w="4238"/>
+            <w:tcMar>
+              <w:top w:type="dxa" w:w="40"/>
+              <w:left w:type="dxa" w:w="80"/>
+              <w:bottom w:type="dxa" w:w="40"/>
+              <w:right w:type="dxa" w:w="80"/>
+            </w:tcMar>
+          </w:tcPr>
+          <w:p>
+            <w:pPr>
+              <w:spacing w:after="0" w:line="220"/>
+              <w:jc w:val="left"/>
+            </w:pPr>
+            <w:r>
+              <w:rPr>
+                <w:rFonts w:ascii="Palatino Linotype" w:cs="Palatino Linotype" w:eastAsia="Palatino Linotype" w:hAnsi="Palatino Linotype"/>
+                <w:sz w:val="16"/>
+                <w:szCs w:val="16"/>
+              </w:rPr>
+              <w:t xml:space="preserve">Ridge regression (LOO)</w:t>
+            </w:r>
+          </w:p>
+        </w:tc>
+        <w:tc>
+          <w:tcPr>
+            <w:tcW w:type="dxa" w:w="2000"/>
+            <w:tcMar>
+              <w:top w:type="dxa" w:w="40"/>
+              <w:left w:type="dxa" w:w="80"/>
+              <w:bottom w:type="dxa" w:w="40"/>
+              <w:right w:type="dxa" w:w="80"/>
+            </w:tcMar>
+          </w:tcPr>
+          <w:p>
+            <w:pPr>
+              <w:spacing w:after="0" w:line="220"/>
+              <w:jc w:val="center"/>
+            </w:pPr>
+            <w:r>
+              <w:rPr>
+                <w:rFonts w:ascii="Palatino Linotype" w:cs="Palatino Linotype" w:eastAsia="Palatino Linotype" w:hAnsi="Palatino Linotype"/>
+                <w:sz w:val="16"/>
+                <w:szCs w:val="16"/>
+              </w:rPr>
+              <w:t xml:space="preserve">0.0171</w:t>
+            </w:r>
+          </w:p>
+        </w:tc>
+        <w:tc>
+          <w:tcPr>
+            <w:tcW w:type="dxa" w:w="1800"/>
+            <w:tcMar>
+              <w:top w:type="dxa" w:w="40"/>
+              <w:left w:type="dxa" w:w="80"/>
+              <w:bottom w:type="dxa" w:w="40"/>
+              <w:right w:type="dxa" w:w="80"/>
+            </w:tcMar>
+          </w:tcPr>
+          <w:p>
+            <w:pPr>
+              <w:spacing w:after="0" w:line="220"/>
+              <w:jc w:val="center"/>
+            </w:pPr>
+            <w:r>
+              <w:rPr>
+                <w:rFonts w:ascii="Palatino Linotype" w:cs="Palatino Linotype" w:eastAsia="Palatino Linotype" w:hAnsi="Palatino Linotype"/>
+                <w:sz w:val="16"/>
+                <w:szCs w:val="16"/>
+              </w:rPr>
+              <w:t xml:space="preserve">+0.611</w:t>
+            </w:r>
+          </w:p>
+        </w:tc>
+        <w:tc>
+          <w:tcPr>
+            <w:tcW w:type="dxa" w:w="1600"/>
+            <w:tcMar>
+              <w:top w:type="dxa" w:w="40"/>
+              <w:left w:type="dxa" w:w="80"/>
+              <w:bottom w:type="dxa" w:w="40"/>
+              <w:right w:type="dxa" w:w="80"/>
+            </w:tcMar>
+          </w:tcPr>
+          <w:p>
+            <w:pPr>
+              <w:spacing w:after="0" w:line="220"/>
+              <w:jc w:val="center"/>
+            </w:pPr>
+            <w:r>
+              <w:rPr>
+                <w:rFonts w:ascii="Palatino Linotype" w:cs="Palatino Linotype" w:eastAsia="Palatino Linotype" w:hAnsi="Palatino Linotype"/>
+                <w:sz w:val="16"/>
+                <w:szCs w:val="16"/>
+              </w:rPr>
+              <w:t xml:space="preserve">learned</w:t>
+            </w:r>
+          </w:p>
+        </w:tc>
+      </w:tr>
+      <w:tr>
+        <w:trPr>
+          <w:tblHeader w:val="false"/>
+        </w:trPr>
+        <w:tc>
+          <w:tcPr>
+            <w:tcW w:type="dxa" w:w="4238"/>
+            <w:tcMar>
+              <w:top w:type="dxa" w:w="40"/>
+              <w:left w:type="dxa" w:w="80"/>
+              <w:bottom w:type="dxa" w:w="40"/>
+              <w:right w:type="dxa" w:w="80"/>
+            </w:tcMar>
+          </w:tcPr>
+          <w:p>
+            <w:pPr>
+              <w:spacing w:after="0" w:line="220"/>
+              <w:jc w:val="left"/>
+            </w:pPr>
+            <w:r>
+              <w:rPr>
+                <w:rFonts w:ascii="Palatino Linotype" w:cs="Palatino Linotype" w:eastAsia="Palatino Linotype" w:hAnsi="Palatino Linotype"/>
+                <w:sz w:val="16"/>
+                <w:szCs w:val="16"/>
+              </w:rPr>
+              <w:t xml:space="preserve">Linear diffusion</w:t>
+            </w:r>
+          </w:p>
+        </w:tc>
+        <w:tc>
+          <w:tcPr>
+            <w:tcW w:type="dxa" w:w="2000"/>
+            <w:tcMar>
+              <w:top w:type="dxa" w:w="40"/>
+              <w:left w:type="dxa" w:w="80"/>
+              <w:bottom w:type="dxa" w:w="40"/>
+              <w:right w:type="dxa" w:w="80"/>
+            </w:tcMar>
+          </w:tcPr>
+          <w:p>
+            <w:pPr>
+              <w:spacing w:after="0" w:line="220"/>
+              <w:jc w:val="center"/>
+            </w:pPr>
+            <w:r>
+              <w:rPr>
+                <w:rFonts w:ascii="Palatino Linotype" w:cs="Palatino Linotype" w:eastAsia="Palatino Linotype" w:hAnsi="Palatino Linotype"/>
+                <w:sz w:val="16"/>
+                <w:szCs w:val="16"/>
+              </w:rPr>
+              <w:t xml:space="preserve">0.0171</w:t>
+            </w:r>
+          </w:p>
+        </w:tc>
+        <w:tc>
+          <w:tcPr>
+            <w:tcW w:type="dxa" w:w="1800"/>
+            <w:tcMar>
+              <w:top w:type="dxa" w:w="40"/>
+              <w:left w:type="dxa" w:w="80"/>
+              <w:bottom w:type="dxa" w:w="40"/>
+              <w:right w:type="dxa" w:w="80"/>
+            </w:tcMar>
+          </w:tcPr>
+          <w:p>
+            <w:pPr>
+              <w:spacing w:after="0" w:line="220"/>
+              <w:jc w:val="center"/>
+            </w:pPr>
+            <w:r>
+              <w:rPr>
+                <w:rFonts w:ascii="Palatino Linotype" w:cs="Palatino Linotype" w:eastAsia="Palatino Linotype" w:hAnsi="Palatino Linotype"/>
+                <w:sz w:val="16"/>
+                <w:szCs w:val="16"/>
+              </w:rPr>
+              <w:t xml:space="preserve">+0.718</w:t>
+            </w:r>
+          </w:p>
+        </w:tc>
+        <w:tc>
+          <w:tcPr>
+            <w:tcW w:type="dxa" w:w="1600"/>
+            <w:tcMar>
+              <w:top w:type="dxa" w:w="40"/>
+              <w:left w:type="dxa" w:w="80"/>
+              <w:bottom w:type="dxa" w:w="40"/>
+              <w:right w:type="dxa" w:w="80"/>
+            </w:tcMar>
+          </w:tcPr>
+          <w:p>
+            <w:pPr>
+              <w:spacing w:after="0" w:line="220"/>
+              <w:jc w:val="center"/>
+            </w:pPr>
+            <w:r>
+              <w:rPr>
+                <w:rFonts w:ascii="Palatino Linotype" w:cs="Palatino Linotype" w:eastAsia="Palatino Linotype" w:hAnsi="Palatino Linotype"/>
+                <w:sz w:val="16"/>
+                <w:szCs w:val="16"/>
+              </w:rPr>
+              <w:t xml:space="preserve">mechanistic</w:t>
+            </w:r>
+          </w:p>
+        </w:tc>
+      </w:tr>
+      <w:tr>
+        <w:trPr>
+          <w:tblHeader w:val="false"/>
+        </w:trPr>
+        <w:tc>
+          <w:tcPr>
+            <w:tcW w:type="dxa" w:w="4238"/>
+            <w:tcMar>
+              <w:top w:type="dxa" w:w="40"/>
+              <w:left w:type="dxa" w:w="80"/>
+              <w:bottom w:type="dxa" w:w="40"/>
+              <w:right w:type="dxa" w:w="80"/>
+            </w:tcMar>
+          </w:tcPr>
+          <w:p>
+            <w:pPr>
+              <w:spacing w:after="0" w:line="220"/>
+              <w:jc w:val="left"/>
+            </w:pPr>
+            <w:r>
+              <w:rPr>
+                <w:rFonts w:ascii="Palatino Linotype" w:cs="Palatino Linotype" w:eastAsia="Palatino Linotype" w:hAnsi="Palatino Linotype"/>
+                <w:sz w:val="16"/>
+                <w:szCs w:val="16"/>
+              </w:rPr>
+              <w:t xml:space="preserve">Naive mean</w:t>
+            </w:r>
+          </w:p>
+        </w:tc>
+        <w:tc>
+          <w:tcPr>
+            <w:tcW w:type="dxa" w:w="2000"/>
+            <w:tcMar>
+              <w:top w:type="dxa" w:w="40"/>
+              <w:left w:type="dxa" w:w="80"/>
+              <w:bottom w:type="dxa" w:w="40"/>
+              <w:right w:type="dxa" w:w="80"/>
+            </w:tcMar>
+          </w:tcPr>
+          <w:p>
+            <w:pPr>
+              <w:spacing w:after="0" w:line="220"/>
+              <w:jc w:val="center"/>
+            </w:pPr>
+            <w:r>
+              <w:rPr>
+                <w:rFonts w:ascii="Palatino Linotype" w:cs="Palatino Linotype" w:eastAsia="Palatino Linotype" w:hAnsi="Palatino Linotype"/>
+                <w:sz w:val="16"/>
+                <w:szCs w:val="16"/>
+              </w:rPr>
+              <w:t xml:space="preserve">0.0208</w:t>
+            </w:r>
+          </w:p>
+        </w:tc>
+        <w:tc>
+          <w:tcPr>
+            <w:tcW w:type="dxa" w:w="1800"/>
+            <w:tcMar>
+              <w:top w:type="dxa" w:w="40"/>
+              <w:left w:type="dxa" w:w="80"/>
+              <w:bottom w:type="dxa" w:w="40"/>
+              <w:right w:type="dxa" w:w="80"/>
+            </w:tcMar>
+          </w:tcPr>
+          <w:p>
+            <w:pPr>
+              <w:spacing w:after="0" w:line="220"/>
+              <w:jc w:val="center"/>
+            </w:pPr>
+            <w:r>
+              <w:rPr>
+                <w:rFonts w:ascii="Palatino Linotype" w:cs="Palatino Linotype" w:eastAsia="Palatino Linotype" w:hAnsi="Palatino Linotype"/>
+                <w:sz w:val="16"/>
+                <w:szCs w:val="16"/>
+              </w:rPr>
+              <w:t xml:space="preserve">—</w:t>
+            </w:r>
+          </w:p>
+        </w:tc>
+        <w:tc>
+          <w:tcPr>
+            <w:tcW w:type="dxa" w:w="1600"/>
+            <w:tcMar>
+              <w:top w:type="dxa" w:w="40"/>
+              <w:left w:type="dxa" w:w="80"/>
+              <w:bottom w:type="dxa" w:w="40"/>
+              <w:right w:type="dxa" w:w="80"/>
+            </w:tcMar>
+          </w:tcPr>
+          <w:p>
+            <w:pPr>
+              <w:spacing w:after="0" w:line="220"/>
+              <w:jc w:val="center"/>
+            </w:pPr>
+            <w:r>
+              <w:rPr>
+                <w:rFonts w:ascii="Palatino Linotype" w:cs="Palatino Linotype" w:eastAsia="Palatino Linotype" w:hAnsi="Palatino Linotype"/>
+                <w:sz w:val="16"/>
+                <w:szCs w:val="16"/>
+              </w:rPr>
+              <w:t xml:space="preserve">trivial</w:t>
+            </w:r>
+          </w:p>
+        </w:tc>
+      </w:tr>
+      <w:tr>
+        <w:trPr>
+          <w:tblHeader w:val="false"/>
+        </w:trPr>
+        <w:tc>
+          <w:tcPr>
+            <w:tcW w:type="dxa" w:w="4238"/>
+            <w:tcMar>
+              <w:top w:type="dxa" w:w="40"/>
+              <w:left w:type="dxa" w:w="80"/>
+              <w:bottom w:type="dxa" w:w="40"/>
+              <w:right w:type="dxa" w:w="80"/>
+            </w:tcMar>
+          </w:tcPr>
+          <w:p>
+            <w:pPr>
+              <w:spacing w:after="0" w:line="220"/>
+              <w:jc w:val="left"/>
+            </w:pPr>
+            <w:r>
+              <w:rPr>
+                <w:rFonts w:ascii="Palatino Linotype" w:cs="Palatino Linotype" w:eastAsia="Palatino Linotype" w:hAnsi="Palatino Linotype"/>
+                <w:sz w:val="16"/>
+                <w:szCs w:val="16"/>
+              </w:rPr>
+              <w:t xml:space="preserve">GEDS</w:t>
+            </w:r>
+          </w:p>
+        </w:tc>
+        <w:tc>
+          <w:tcPr>
+            <w:tcW w:type="dxa" w:w="2000"/>
+            <w:tcMar>
+              <w:top w:type="dxa" w:w="40"/>
+              <w:left w:type="dxa" w:w="80"/>
+              <w:bottom w:type="dxa" w:w="40"/>
+              <w:right w:type="dxa" w:w="80"/>
+            </w:tcMar>
+          </w:tcPr>
+          <w:p>
+            <w:pPr>
+              <w:spacing w:after="0" w:line="220"/>
+              <w:jc w:val="center"/>
+            </w:pPr>
+            <w:r>
+              <w:rPr>
+                <w:rFonts w:ascii="Palatino Linotype" w:cs="Palatino Linotype" w:eastAsia="Palatino Linotype" w:hAnsi="Palatino Linotype"/>
+                <w:sz w:val="16"/>
+                <w:szCs w:val="16"/>
+              </w:rPr>
+              <w:t xml:space="preserve">0.0242</w:t>
+            </w:r>
+          </w:p>
+        </w:tc>
+        <w:tc>
+          <w:tcPr>
+            <w:tcW w:type="dxa" w:w="1800"/>
+            <w:tcMar>
+              <w:top w:type="dxa" w:w="40"/>
+              <w:left w:type="dxa" w:w="80"/>
+              <w:bottom w:type="dxa" w:w="40"/>
+              <w:right w:type="dxa" w:w="80"/>
+            </w:tcMar>
+          </w:tcPr>
+          <w:p>
+            <w:pPr>
+              <w:spacing w:after="0" w:line="220"/>
+              <w:jc w:val="center"/>
+            </w:pPr>
+            <w:r>
+              <w:rPr>
+                <w:rFonts w:ascii="Palatino Linotype" w:cs="Palatino Linotype" w:eastAsia="Palatino Linotype" w:hAnsi="Palatino Linotype"/>
+                <w:sz w:val="16"/>
+                <w:szCs w:val="16"/>
+              </w:rPr>
+              <w:t xml:space="preserve">+0.451</w:t>
+            </w:r>
+          </w:p>
+        </w:tc>
+        <w:tc>
+          <w:tcPr>
+            <w:tcW w:type="dxa" w:w="1600"/>
+            <w:tcMar>
+              <w:top w:type="dxa" w:w="40"/>
+              <w:left w:type="dxa" w:w="80"/>
+              <w:bottom w:type="dxa" w:w="40"/>
+              <w:right w:type="dxa" w:w="80"/>
+            </w:tcMar>
+          </w:tcPr>
+          <w:p>
+            <w:pPr>
+              <w:spacing w:after="0" w:line="220"/>
+              <w:jc w:val="center"/>
+            </w:pPr>
+            <w:r>
+              <w:rPr>
+                <w:rFonts w:ascii="Palatino Linotype" w:cs="Palatino Linotype" w:eastAsia="Palatino Linotype" w:hAnsi="Palatino Linotype"/>
+                <w:sz w:val="16"/>
+                <w:szCs w:val="16"/>
+              </w:rPr>
+              <w:t xml:space="preserve">mechanistic</w:t>
+            </w:r>
+          </w:p>
+        </w:tc>
+      </w:tr>
+    </w:tbl>
+    <w:p>
+      <w:pPr>
+        <w:sectPr>
+          <w:type w:val="continuous"/>
+          <w:pgSz w:w="11906" w:h="16838" w:orient="portrait"/>
+          <w:pgMar w:top="1134" w:right="1134" w:bottom="1134" w:left="1134" w:header="708" w:footer="708" w:gutter="0"/>
+          <w:pgNumType/>
+          <w:cols w:num="1"/>
+          <w:docGrid w:linePitch="360"/>
+        </w:sectPr>
+      </w:pPr>
+    </w:p>
+    <w:p>
+      <w:pPr>
+        <w:spacing w:after="20" w:line="240"/>
+        <w:ind w:firstLine="220"/>
+        <w:jc w:val="both"/>
+      </w:pPr>
+      <w:r>
+        <w:rPr>
+          <w:rFonts w:ascii="Palatino Linotype" w:cs="Palatino Linotype" w:eastAsia="Palatino Linotype" w:hAnsi="Palatino Linotype"/>
+          <w:sz w:val="19"/>
+          <w:szCs w:val="19"/>
+        </w:rPr>
+        <w:t xml:space="preserve">Gradient boosting posts the </w:t>
+      </w:r>
+      <w:r>
+        <w:rPr>
+          <w:rFonts w:ascii="Palatino Linotype" w:cs="Palatino Linotype" w:eastAsia="Palatino Linotype" w:hAnsi="Palatino Linotype"/>
+          <w:b/>
+          <w:bCs/>
+          <w:sz w:val="19"/>
+          <w:szCs w:val="19"/>
+        </w:rPr>
+        <w:t xml:space="preserve">best MAE of any model in this paper</w:t>
+      </w:r>
+      <w:r>
+        <w:rPr>
+          <w:rFonts w:ascii="Palatino Linotype" w:cs="Palatino Linotype" w:eastAsia="Palatino Linotype" w:hAnsi="Palatino Linotype"/>
+          <w:sz w:val="19"/>
+          <w:szCs w:val="19"/>
+        </w:rPr>
+        <w:t xml:space="preserve">, yet against the naive mean it gives dMAE = −0.0066, 95% CI [−0.0126, +0.0008], p = 0.066 — </w:t>
+      </w:r>
+      <w:r>
+        <w:rPr>
+          <w:rFonts w:ascii="Palatino Linotype" w:cs="Palatino Linotype" w:eastAsia="Palatino Linotype" w:hAnsi="Palatino Linotype"/>
+          <w:b/>
+          <w:bCs/>
+          <w:sz w:val="19"/>
+          <w:szCs w:val="19"/>
+        </w:rPr>
+        <w:t xml:space="preserve">not significant</w:t>
+      </w:r>
+      <w:r>
+        <w:rPr>
+          <w:rFonts w:ascii="Palatino Linotype" w:cs="Palatino Linotype" w:eastAsia="Palatino Linotype" w:hAnsi="Palatino Linotype"/>
+          <w:sz w:val="19"/>
+          <w:szCs w:val="19"/>
+        </w:rPr>
+        <w:t xml:space="preserve">; the other two learners are further away (p = 0.28 and 0.52).</w:t>
+      </w:r>
+    </w:p>
+    <w:p>
+      <w:pPr>
+        <w:spacing w:after="20" w:line="240"/>
+        <w:ind w:firstLine="220"/>
+        <w:jc w:val="both"/>
+      </w:pPr>
+      <w:r>
+        <w:rPr>
+          <w:rFonts w:ascii="Palatino Linotype" w:cs="Palatino Linotype" w:eastAsia="Palatino Linotype" w:hAnsi="Palatino Linotype"/>
+          <w:b/>
+          <w:bCs/>
+          <w:sz w:val="19"/>
+          <w:szCs w:val="19"/>
+        </w:rPr>
+        <w:t xml:space="preserve">A methodological finding surfaced by this check.</w:t>
+      </w:r>
+      <w:r>
+        <w:rPr>
+          <w:rFonts w:ascii="Palatino Linotype" w:cs="Palatino Linotype" w:eastAsia="Palatino Linotype" w:hAnsi="Palatino Linotype"/>
+          <w:sz w:val="19"/>
+          <w:szCs w:val="19"/>
+        </w:rPr>
+        <w:t xml:space="preserve"> The first feature set one-hot encoded observed.most_impacted_industry. The mechanistic baselines read that field too, but only to select which aggregate to report, whereas a learner can mine it as outcome information. With it, gradient boosting reached MAE 0.0114 and beat the naive mean </w:t>
+      </w:r>
+      <w:r>
+        <w:rPr>
+          <w:rFonts w:ascii="Palatino Linotype" w:cs="Palatino Linotype" w:eastAsia="Palatino Linotype" w:hAnsi="Palatino Linotype"/>
+          <w:b/>
+          <w:bCs/>
+          <w:sz w:val="19"/>
+          <w:szCs w:val="19"/>
+        </w:rPr>
+        <w:t xml:space="preserve">significantly</w:t>
+      </w:r>
+      <w:r>
+        <w:rPr>
+          <w:rFonts w:ascii="Palatino Linotype" w:cs="Palatino Linotype" w:eastAsia="Palatino Linotype" w:hAnsi="Palatino Linotype"/>
+          <w:sz w:val="19"/>
+          <w:szCs w:val="19"/>
+        </w:rPr>
+        <w:t xml:space="preserve"> (p = 0.015); without it the significance disappears. The feature was removed and both versions are recorded in the artifact — the gap between them shows how easily leakage passes for discovery at N=27.</w:t>
+      </w:r>
+    </w:p>
+    <w:p>
+      <w:pPr>
+        <w:spacing w:after="20" w:line="240"/>
+        <w:ind w:firstLine="220"/>
+        <w:jc w:val="both"/>
+      </w:pPr>
+      <w:r>
+        <w:rPr>
+          <w:rFonts w:ascii="Palatino Linotype" w:cs="Palatino Linotype" w:eastAsia="Palatino Linotype" w:hAnsi="Palatino Linotype"/>
+          <w:sz w:val="19"/>
+          <w:szCs w:val="19"/>
+        </w:rPr>
+        <w:t xml:space="preserve">This agrees with §6.4: the ceiling is set by the </w:t>
+      </w:r>
+      <w:r>
+        <w:rPr>
+          <w:rFonts w:ascii="Palatino Linotype" w:cs="Palatino Linotype" w:eastAsia="Palatino Linotype" w:hAnsi="Palatino Linotype"/>
+          <w:b/>
+          <w:bCs/>
+          <w:sz w:val="19"/>
+          <w:szCs w:val="19"/>
+        </w:rPr>
+        <w:t xml:space="preserve">data, not the choice of model</w:t>
+      </w:r>
+      <w:r>
+        <w:rPr>
+          <w:rFonts w:ascii="Palatino Linotype" w:cs="Palatino Linotype" w:eastAsia="Palatino Linotype" w:hAnsi="Palatino Linotype"/>
+          <w:sz w:val="19"/>
+          <w:szCs w:val="19"/>
+        </w:rPr>
+        <w:t xml:space="preserve">. Caveat: 27 events and 11 features is a regime hostile to any learner, and this is not evidence that machine learning cannot work on a larger benchmark.</w:t>
       </w:r>
     </w:p>
     <w:p>

--- a/docs/PAPER_MDPI.en.docx
+++ b/docs/PAPER_MDPI.en.docx
@@ -9579,6 +9579,238 @@
           <w:szCs w:val="19"/>
         </w:rPr>
         <w:t xml:space="preserve">: v2 omits several real producers; v3 (405 nodes) is not yet calibrated on magnitudes.</w:t>
+      </w:r>
+    </w:p>
+    <w:p>
+      <w:pPr>
+        <w:keepNext/>
+        <w:spacing w:after="50" w:before="140"/>
+      </w:pPr>
+      <w:r>
+        <w:rPr>
+          <w:rFonts w:ascii="Palatino Linotype" w:cs="Palatino Linotype" w:eastAsia="Palatino Linotype" w:hAnsi="Palatino Linotype"/>
+          <w:b/>
+          <w:bCs/>
+          <w:i/>
+          <w:iCs/>
+          <w:color w:val="1A1A1A"/>
+          <w:sz w:val="19"/>
+          <w:szCs w:val="19"/>
+        </w:rPr>
+        <w:t xml:space="preserve">8.2. The third route to a larger N: chokepoints</w:t>
+      </w:r>
+    </w:p>
+    <w:p>
+      <w:pPr>
+        <w:spacing w:after="20" w:line="240"/>
+        <w:ind w:firstLine="220"/>
+        <w:jc w:val="both"/>
+      </w:pPr>
+      <w:r>
+        <w:rPr>
+          <w:rFonts w:ascii="Palatino Linotype" w:cs="Palatino Linotype" w:eastAsia="Palatino Linotype" w:hAnsi="Palatino Linotype"/>
+          <w:sz w:val="19"/>
+          <w:szCs w:val="19"/>
+        </w:rPr>
+        <w:t xml:space="preserve">After the disaster-records × production-indices route failed (§8.1), a third remained, in principle the cleanest: maritime chokepoints. A blocked strait is supply-side by construction, and the transit count </w:t>
+      </w:r>
+      <w:r>
+        <w:rPr>
+          <w:rFonts w:ascii="Palatino Linotype" w:cs="Palatino Linotype" w:eastAsia="Palatino Linotype" w:hAnsi="Palatino Linotype"/>
+          <w:b/>
+          <w:bCs/>
+          <w:sz w:val="19"/>
+          <w:szCs w:val="19"/>
+        </w:rPr>
+        <w:t xml:space="preserve">is itself</w:t>
+      </w:r>
+      <w:r>
+        <w:rPr>
+          <w:rFonts w:ascii="Palatino Linotype" w:cs="Palatino Linotype" w:eastAsia="Palatino Linotype" w:hAnsi="Palatino Linotype"/>
+          <w:sz w:val="19"/>
+          <w:szCs w:val="19"/>
+        </w:rPr>
+        <w:t xml:space="preserve"> the magnitude. The IMF PortWatch daily series (77,389 observations, 28 chokepoints, 2019–2026) was obtained and committed; a detector flags weeks where transits fall more than 15% below a trailing median.</w:t>
+      </w:r>
+    </w:p>
+    <w:p>
+      <w:pPr>
+        <w:spacing w:after="20" w:line="240"/>
+        <w:ind w:firstLine="220"/>
+        <w:jc w:val="both"/>
+      </w:pPr>
+      <w:r>
+        <w:rPr>
+          <w:rFonts w:ascii="Palatino Linotype" w:cs="Palatino Linotype" w:eastAsia="Palatino Linotype" w:hAnsi="Palatino Linotype"/>
+          <w:b/>
+          <w:bCs/>
+          <w:sz w:val="19"/>
+          <w:szCs w:val="19"/>
+        </w:rPr>
+        <w:t xml:space="preserve">The detector validates on the known</w:t>
+      </w:r>
+      <w:r>
+        <w:rPr>
+          <w:rFonts w:ascii="Palatino Linotype" w:cs="Palatino Linotype" w:eastAsia="Palatino Linotype" w:hAnsi="Palatino Linotype"/>
+          <w:sz w:val="19"/>
+          <w:szCs w:val="19"/>
+        </w:rPr>
+        <w:t xml:space="preserve"> — it independently rediscovers both chokepoint events already in the benchmark: the Red Sea crisis 2023–24 (Suez, −48.3% peak) and the Panama drought (−40.0%). </w:t>
+      </w:r>
+      <w:r>
+        <w:rPr>
+          <w:rFonts w:ascii="Palatino Linotype" w:cs="Palatino Linotype" w:eastAsia="Palatino Linotype" w:hAnsi="Palatino Linotype"/>
+          <w:b/>
+          <w:bCs/>
+          <w:sz w:val="19"/>
+          <w:szCs w:val="19"/>
+        </w:rPr>
+        <w:t xml:space="preserve">But it yielded no new usable events:</w:t>
+      </w:r>
+      <w:r>
+        <w:rPr>
+          <w:rFonts w:ascii="Palatino Linotype" w:cs="Palatino Linotype" w:eastAsia="Palatino Linotype" w:hAnsi="Palatino Linotype"/>
+          <w:sz w:val="19"/>
+          <w:szCs w:val="19"/>
+        </w:rPr>
+        <w:t xml:space="preserve"> of 19 episodes, two are those, four fall in COVID-era 2020, and most of the rest are Hormuz's seasonal winter trough (December runs 28% lighter than August). The third route closes too: N stays at 27, and that is a tested result rather than an omission.</w:t>
+      </w:r>
+    </w:p>
+    <w:p>
+      <w:pPr>
+        <w:spacing w:after="20" w:line="240"/>
+        <w:ind w:firstLine="220"/>
+        <w:jc w:val="both"/>
+      </w:pPr>
+      <w:r>
+        <w:rPr>
+          <w:rFonts w:ascii="Palatino Linotype" w:cs="Palatino Linotype" w:eastAsia="Palatino Linotype" w:hAnsi="Palatino Linotype"/>
+          <w:b/>
+          <w:bCs/>
+          <w:sz w:val="19"/>
+          <w:szCs w:val="19"/>
+        </w:rPr>
+        <w:t xml:space="preserve">A refuted figure.</w:t>
+      </w:r>
+      <w:r>
+        <w:rPr>
+          <w:rFonts w:ascii="Palatino Linotype" w:cs="Palatino Linotype" w:eastAsia="Palatino Linotype" w:hAnsi="Palatino Linotype"/>
+          <w:sz w:val="19"/>
+          <w:szCs w:val="19"/>
+        </w:rPr>
+        <w:t xml:space="preserve"> The working log had recorded the August 2022 Taiwan Strait exercises with a 22% transit drop citing IMF PortWatch. Against the primary series the worst week measures </w:t>
+      </w:r>
+      <w:r>
+        <w:rPr>
+          <w:rFonts w:ascii="Palatino Linotype" w:cs="Palatino Linotype" w:eastAsia="Palatino Linotype" w:hAnsi="Palatino Linotype"/>
+          <w:b/>
+          <w:bCs/>
+          <w:sz w:val="19"/>
+          <w:szCs w:val="19"/>
+        </w:rPr>
+        <w:t xml:space="preserve">−5.6%</w:t>
+      </w:r>
+      <w:r>
+        <w:rPr>
+          <w:rFonts w:ascii="Palatino Linotype" w:cs="Palatino Linotype" w:eastAsia="Palatino Linotype" w:hAnsi="Palatino Linotype"/>
+          <w:sz w:val="19"/>
+          <w:szCs w:val="19"/>
+        </w:rPr>
+        <w:t xml:space="preserve"> relative to the April–June baseline (1,593 vs 1,687 transits per week). The 22% figure is not in the data and the episode does not even clear the detector's 15% threshold. The record was corrected and kept as a documented false positive.</w:t>
+      </w:r>
+    </w:p>
+    <w:p>
+      <w:pPr>
+        <w:spacing w:after="20" w:line="240"/>
+        <w:ind w:firstLine="220"/>
+        <w:jc w:val="both"/>
+      </w:pPr>
+      <w:r>
+        <w:rPr>
+          <w:rFonts w:ascii="Palatino Linotype" w:cs="Palatino Linotype" w:eastAsia="Palatino Linotype" w:hAnsi="Palatino Linotype"/>
+          <w:b/>
+          <w:bCs/>
+          <w:sz w:val="19"/>
+          <w:szCs w:val="19"/>
+        </w:rPr>
+        <w:t xml:space="preserve">The largest disruption in the record — and why it cannot be included.</w:t>
+      </w:r>
+      <w:r>
+        <w:rPr>
+          <w:rFonts w:ascii="Palatino Linotype" w:cs="Palatino Linotype" w:eastAsia="Palatino Linotype" w:hAnsi="Palatino Linotype"/>
+          <w:sz w:val="19"/>
+          <w:szCs w:val="19"/>
+        </w:rPr>
+        <w:t xml:space="preserve"> The 2026 Strait of Hormuz closure: weekly transits collapse from 561 to 25 in the week of 8 March and stay between 14 and 107 through June — a </w:t>
+      </w:r>
+      <w:r>
+        <w:rPr>
+          <w:rFonts w:ascii="Palatino Linotype" w:cs="Palatino Linotype" w:eastAsia="Palatino Linotype" w:hAnsi="Palatino Linotype"/>
+          <w:b/>
+          <w:bCs/>
+          <w:sz w:val="19"/>
+          <w:szCs w:val="19"/>
+        </w:rPr>
+        <w:t xml:space="preserve">95.5%</w:t>
+      </w:r>
+      <w:r>
+        <w:rPr>
+          <w:rFonts w:ascii="Palatino Linotype" w:cs="Palatino Linotype" w:eastAsia="Palatino Linotype" w:hAnsi="Palatino Linotype"/>
+          <w:sz w:val="19"/>
+          <w:szCs w:val="19"/>
+        </w:rPr>
+        <w:t xml:space="preserve"> peak deficit, deeper than Ever Given (0.96, but for days) and far longer than the Red Sea crisis (0.48). It matches the closure announced on 2 March 2026 and the IMO's 21 April report of ~2,000 ships stranded. The rival explanation was checked: PortWatch revised the Hormuz boundary in March 2026, but a definitional change produces a step to a new stable level, whereas the series shows a one-week collapse with volatile partial recovery.</w:t>
+      </w:r>
+    </w:p>
+    <w:p>
+      <w:pPr>
+        <w:spacing w:after="20" w:line="240"/>
+        <w:ind w:firstLine="220"/>
+        <w:jc w:val="both"/>
+      </w:pPr>
+      <w:r>
+        <w:rPr>
+          <w:rFonts w:ascii="Palatino Linotype" w:cs="Palatino Linotype" w:eastAsia="Palatino Linotype" w:hAnsi="Palatino Linotype"/>
+          <w:sz w:val="19"/>
+          <w:szCs w:val="19"/>
+        </w:rPr>
+        <w:t xml:space="preserve">The event is </w:t>
+      </w:r>
+      <w:r>
+        <w:rPr>
+          <w:rFonts w:ascii="Palatino Linotype" w:cs="Palatino Linotype" w:eastAsia="Palatino Linotype" w:hAnsi="Palatino Linotype"/>
+          <w:b/>
+          <w:bCs/>
+          <w:sz w:val="19"/>
+          <w:szCs w:val="19"/>
+        </w:rPr>
+        <w:t xml:space="preserve">measured but not included</w:t>
+      </w:r>
+      <w:r>
+        <w:rPr>
+          <w:rFonts w:ascii="Palatino Linotype" w:cs="Palatino Linotype" w:eastAsia="Palatino Linotype" w:hAnsi="Palatino Linotype"/>
+          <w:sz w:val="19"/>
+          <w:szCs w:val="19"/>
+        </w:rPr>
+        <w:t xml:space="preserve">, for a methodologically instructive reason: it is </w:t>
+      </w:r>
+      <w:r>
+        <w:rPr>
+          <w:rFonts w:ascii="Palatino Linotype" w:cs="Palatino Linotype" w:eastAsia="Palatino Linotype" w:hAnsi="Palatino Linotype"/>
+          <w:b/>
+          <w:bCs/>
+          <w:sz w:val="19"/>
+          <w:szCs w:val="19"/>
+        </w:rPr>
+        <w:t xml:space="preserve">still running</w:t>
+      </w:r>
+      <w:r>
+        <w:rPr>
+          <w:rFonts w:ascii="Palatino Linotype" w:cs="Palatino Linotype" w:eastAsia="Palatino Linotype" w:hAnsi="Palatino Linotype"/>
+          <w:sz w:val="19"/>
+          <w:szCs w:val="19"/>
+        </w:rPr>
+        <w:t xml:space="preserve"> at the data cutoff. No agency has published 2026 industry losses, so the observed target the benchmark calibrates against does not yet exist, and recovery duration is undefined for an unfinished event. The strongest event in the dataset is unusable precisely because it is too recent.</w:t>
       </w:r>
     </w:p>
     <w:p>

--- a/docs/PAPER_MDPI.en.docx
+++ b/docs/PAPER_MDPI.en.docx
@@ -4884,25 +4884,7 @@
           <w:sz w:val="19"/>
           <w:szCs w:val="19"/>
         </w:rPr>
-        <w:t xml:space="preserve">The standard question of a multi-component model is which parts carry weight. A component ablation (N=27, each component disabled in turn — Table 5) gives an uncomfortable but honest answer. Two components — the SEIS state machine and adaptive rerouting — contribute exactly zero on this set; the only component whose removal </w:t>
-      </w:r>
-      <w:r>
-        <w:rPr>
-          <w:rFonts w:ascii="Palatino Linotype" w:cs="Palatino Linotype" w:eastAsia="Palatino Linotype" w:hAnsi="Palatino Linotype"/>
-          <w:i/>
-          <w:iCs/>
-          <w:sz w:val="19"/>
-          <w:szCs w:val="19"/>
-        </w:rPr>
-        <w:t xml:space="preserve">hurts</w:t>
-      </w:r>
-      <w:r>
-        <w:rPr>
-          <w:rFonts w:ascii="Palatino Linotype" w:cs="Palatino Linotype" w:eastAsia="Palatino Linotype" w:hAnsi="Palatino Linotype"/>
-          <w:sz w:val="19"/>
-          <w:szCs w:val="19"/>
-        </w:rPr>
-        <w:t xml:space="preserve"> is the bullwhip effect (+0.0023). Removing the R-state floor improves in-sample error (−0.0074), but that removal already failed the pre-registered out-of-sample gate (§5.3) and is rejected. Conclusion: at N=27 the engine's complexity largely does not pay off on the magnitude axis — consistent with §6.1 and pointing to growing N and the trajectory axes rather than adding mechanisms.</w:t>
+        <w:t xml:space="preserve">The standard question of a multi-component model is which parts carry weight. A component ablation (N=27, each component disabled in turn — Table 5) answers it, and the headline of that answer is that the table is NOT a ranking of components. Not one of the six differences is distinguishable from zero: every 95% CI spans zero and every Holm-adjusted p equals 1.00. Each |ΔMAE| here (0.0076 at most) is smaller than the benchmark's own minimum detectable effect (0.018 at 80% power). At N=27 this benchmark cannot tell any engine component apart from any other. The point estimates do all point one way — the SEIRS state machine (−0.0076) and the hysteresis floor (−0.0074) cost accuracy, and the 0.0002 gap between them means essentially the entire cost of SEIRS is the R-state floor rather than the S/E/I transitions — but that cannot be claimed as a result: the signal is below the resolution of the set. Correction note: in the previous version the −SEIS row read 0.0242 with ΔMAE exactly 0.0000. That was a code defect (the seis_enabled flag did not take effect because update_seis was called unconditionally), not a property of the model. The true ablation is 0.0166; the §6.1 headline numbers are unaffected.</w:t>
       </w:r>
     </w:p>
     <w:p>
@@ -4954,9 +4936,10 @@
         </w:tblBorders>
       </w:tblPr>
       <w:tblGrid>
-        <w:gridCol w:w="5638"/>
-        <w:gridCol w:w="2000"/>
-        <w:gridCol w:w="2000"/>
+        <w:gridCol w:w="3600"/>
+        <w:gridCol w:w="1400"/>
+        <w:gridCol w:w="3400"/>
+        <w:gridCol w:w="1200"/>
       </w:tblGrid>
       <w:tr>
         <w:trPr>
@@ -4964,7 +4947,7 @@
         </w:trPr>
         <w:tc>
           <w:tcPr>
-            <w:tcW w:type="dxa" w:w="5638"/>
+            <w:tcW w:type="dxa" w:w="3600"/>
             <w:tcBorders>
               <w:bottom w:val="single" w:color="1A1A1A" w:sz="8"/>
             </w:tcBorders>
@@ -4995,7 +4978,7 @@
         </w:tc>
         <w:tc>
           <w:tcPr>
-            <w:tcW w:type="dxa" w:w="2000"/>
+            <w:tcW w:type="dxa" w:w="1400"/>
             <w:tcBorders>
               <w:bottom w:val="single" w:color="1A1A1A" w:sz="8"/>
             </w:tcBorders>
@@ -5026,7 +5009,7 @@
         </w:tc>
         <w:tc>
           <w:tcPr>
-            <w:tcW w:type="dxa" w:w="2000"/>
+            <w:tcW w:type="dxa" w:w="3400"/>
             <w:tcBorders>
               <w:bottom w:val="single" w:color="1A1A1A" w:sz="8"/>
             </w:tcBorders>
@@ -5051,7 +5034,38 @@
                 <w:sz w:val="16"/>
                 <w:szCs w:val="16"/>
               </w:rPr>
-              <w:t xml:space="preserve">ΔMAE vs. full</w:t>
+              <w:t xml:space="preserve">ΔMAE vs. full [95% CI]</w:t>
+            </w:r>
+          </w:p>
+        </w:tc>
+        <w:tc>
+          <w:tcPr>
+            <w:tcW w:type="dxa" w:w="1200"/>
+            <w:tcBorders>
+              <w:bottom w:val="single" w:color="1A1A1A" w:sz="8"/>
+            </w:tcBorders>
+            <w:shd w:fill="E8F3EC" w:val="clear"/>
+            <w:tcMar>
+              <w:top w:type="dxa" w:w="40"/>
+              <w:left w:type="dxa" w:w="80"/>
+              <w:bottom w:type="dxa" w:w="40"/>
+              <w:right w:type="dxa" w:w="80"/>
+            </w:tcMar>
+          </w:tcPr>
+          <w:p>
+            <w:pPr>
+              <w:spacing w:after="0" w:line="220"/>
+              <w:jc w:val="center"/>
+            </w:pPr>
+            <w:r>
+              <w:rPr>
+                <w:rFonts w:ascii="Palatino Linotype" w:cs="Palatino Linotype" w:eastAsia="Palatino Linotype" w:hAnsi="Palatino Linotype"/>
+                <w:b/>
+                <w:bCs/>
+                <w:sz w:val="16"/>
+                <w:szCs w:val="16"/>
+              </w:rPr>
+              <w:t xml:space="preserve">p (Holm)</w:t>
             </w:r>
           </w:p>
         </w:tc>
@@ -5062,7 +5076,7 @@
         </w:trPr>
         <w:tc>
           <w:tcPr>
-            <w:tcW w:type="dxa" w:w="5638"/>
+            <w:tcW w:type="dxa" w:w="3600"/>
             <w:tcMar>
               <w:top w:type="dxa" w:w="40"/>
               <w:left w:type="dxa" w:w="80"/>
@@ -5087,7 +5101,7 @@
         </w:tc>
         <w:tc>
           <w:tcPr>
-            <w:tcW w:type="dxa" w:w="2000"/>
+            <w:tcW w:type="dxa" w:w="1400"/>
             <w:tcMar>
               <w:top w:type="dxa" w:w="40"/>
               <w:left w:type="dxa" w:w="80"/>
@@ -5112,26 +5126,51 @@
         </w:tc>
         <w:tc>
           <w:tcPr>
-            <w:tcW w:type="dxa" w:w="2000"/>
-            <w:tcMar>
-              <w:top w:type="dxa" w:w="40"/>
-              <w:left w:type="dxa" w:w="80"/>
-              <w:bottom w:type="dxa" w:w="40"/>
-              <w:right w:type="dxa" w:w="80"/>
-            </w:tcMar>
-          </w:tcPr>
-          <w:p>
-            <w:pPr>
-              <w:spacing w:after="0" w:line="220"/>
-              <w:jc w:val="center"/>
-            </w:pPr>
-            <w:r>
-              <w:rPr>
-                <w:rFonts w:ascii="Palatino Linotype" w:cs="Palatino Linotype" w:eastAsia="Palatino Linotype" w:hAnsi="Palatino Linotype"/>
-                <w:sz w:val="16"/>
-                <w:szCs w:val="16"/>
-              </w:rPr>
-              <w:t xml:space="preserve">0</w:t>
+            <w:tcW w:type="dxa" w:w="3400"/>
+            <w:tcMar>
+              <w:top w:type="dxa" w:w="40"/>
+              <w:left w:type="dxa" w:w="80"/>
+              <w:bottom w:type="dxa" w:w="40"/>
+              <w:right w:type="dxa" w:w="80"/>
+            </w:tcMar>
+          </w:tcPr>
+          <w:p>
+            <w:pPr>
+              <w:spacing w:after="0" w:line="220"/>
+              <w:jc w:val="center"/>
+            </w:pPr>
+            <w:r>
+              <w:rPr>
+                <w:rFonts w:ascii="Palatino Linotype" w:cs="Palatino Linotype" w:eastAsia="Palatino Linotype" w:hAnsi="Palatino Linotype"/>
+                <w:sz w:val="16"/>
+                <w:szCs w:val="16"/>
+              </w:rPr>
+              <w:t xml:space="preserve">—</w:t>
+            </w:r>
+          </w:p>
+        </w:tc>
+        <w:tc>
+          <w:tcPr>
+            <w:tcW w:type="dxa" w:w="1200"/>
+            <w:tcMar>
+              <w:top w:type="dxa" w:w="40"/>
+              <w:left w:type="dxa" w:w="80"/>
+              <w:bottom w:type="dxa" w:w="40"/>
+              <w:right w:type="dxa" w:w="80"/>
+            </w:tcMar>
+          </w:tcPr>
+          <w:p>
+            <w:pPr>
+              <w:spacing w:after="0" w:line="220"/>
+              <w:jc w:val="center"/>
+            </w:pPr>
+            <w:r>
+              <w:rPr>
+                <w:rFonts w:ascii="Palatino Linotype" w:cs="Palatino Linotype" w:eastAsia="Palatino Linotype" w:hAnsi="Palatino Linotype"/>
+                <w:sz w:val="16"/>
+                <w:szCs w:val="16"/>
+              </w:rPr>
+              <w:t xml:space="preserve">—</w:t>
             </w:r>
           </w:p>
         </w:tc>
@@ -5142,7 +5181,7 @@
         </w:trPr>
         <w:tc>
           <w:tcPr>
-            <w:tcW w:type="dxa" w:w="5638"/>
+            <w:tcW w:type="dxa" w:w="3600"/>
             <w:tcMar>
               <w:top w:type="dxa" w:w="40"/>
               <w:left w:type="dxa" w:w="80"/>
@@ -5167,51 +5206,76 @@
         </w:tc>
         <w:tc>
           <w:tcPr>
-            <w:tcW w:type="dxa" w:w="2000"/>
-            <w:tcMar>
-              <w:top w:type="dxa" w:w="40"/>
-              <w:left w:type="dxa" w:w="80"/>
-              <w:bottom w:type="dxa" w:w="40"/>
-              <w:right w:type="dxa" w:w="80"/>
-            </w:tcMar>
-          </w:tcPr>
-          <w:p>
-            <w:pPr>
-              <w:spacing w:after="0" w:line="220"/>
-              <w:jc w:val="center"/>
-            </w:pPr>
-            <w:r>
-              <w:rPr>
-                <w:rFonts w:ascii="Palatino Linotype" w:cs="Palatino Linotype" w:eastAsia="Palatino Linotype" w:hAnsi="Palatino Linotype"/>
-                <w:sz w:val="16"/>
-                <w:szCs w:val="16"/>
-              </w:rPr>
-              <w:t xml:space="preserve">0.0242</w:t>
-            </w:r>
-          </w:p>
-        </w:tc>
-        <w:tc>
-          <w:tcPr>
-            <w:tcW w:type="dxa" w:w="2000"/>
-            <w:tcMar>
-              <w:top w:type="dxa" w:w="40"/>
-              <w:left w:type="dxa" w:w="80"/>
-              <w:bottom w:type="dxa" w:w="40"/>
-              <w:right w:type="dxa" w:w="80"/>
-            </w:tcMar>
-          </w:tcPr>
-          <w:p>
-            <w:pPr>
-              <w:spacing w:after="0" w:line="220"/>
-              <w:jc w:val="center"/>
-            </w:pPr>
-            <w:r>
-              <w:rPr>
-                <w:rFonts w:ascii="Palatino Linotype" w:cs="Palatino Linotype" w:eastAsia="Palatino Linotype" w:hAnsi="Palatino Linotype"/>
-                <w:sz w:val="16"/>
-                <w:szCs w:val="16"/>
-              </w:rPr>
-              <w:t xml:space="preserve">0.0000</w:t>
+            <w:tcW w:type="dxa" w:w="1400"/>
+            <w:tcMar>
+              <w:top w:type="dxa" w:w="40"/>
+              <w:left w:type="dxa" w:w="80"/>
+              <w:bottom w:type="dxa" w:w="40"/>
+              <w:right w:type="dxa" w:w="80"/>
+            </w:tcMar>
+          </w:tcPr>
+          <w:p>
+            <w:pPr>
+              <w:spacing w:after="0" w:line="220"/>
+              <w:jc w:val="center"/>
+            </w:pPr>
+            <w:r>
+              <w:rPr>
+                <w:rFonts w:ascii="Palatino Linotype" w:cs="Palatino Linotype" w:eastAsia="Palatino Linotype" w:hAnsi="Palatino Linotype"/>
+                <w:sz w:val="16"/>
+                <w:szCs w:val="16"/>
+              </w:rPr>
+              <w:t xml:space="preserve">0.0166</w:t>
+            </w:r>
+          </w:p>
+        </w:tc>
+        <w:tc>
+          <w:tcPr>
+            <w:tcW w:type="dxa" w:w="3400"/>
+            <w:tcMar>
+              <w:top w:type="dxa" w:w="40"/>
+              <w:left w:type="dxa" w:w="80"/>
+              <w:bottom w:type="dxa" w:w="40"/>
+              <w:right w:type="dxa" w:w="80"/>
+            </w:tcMar>
+          </w:tcPr>
+          <w:p>
+            <w:pPr>
+              <w:spacing w:after="0" w:line="220"/>
+              <w:jc w:val="center"/>
+            </w:pPr>
+            <w:r>
+              <w:rPr>
+                <w:rFonts w:ascii="Palatino Linotype" w:cs="Palatino Linotype" w:eastAsia="Palatino Linotype" w:hAnsi="Palatino Linotype"/>
+                <w:sz w:val="16"/>
+                <w:szCs w:val="16"/>
+              </w:rPr>
+              <w:t xml:space="preserve">−0.0076 [−0.0206, +0.0018]</w:t>
+            </w:r>
+          </w:p>
+        </w:tc>
+        <w:tc>
+          <w:tcPr>
+            <w:tcW w:type="dxa" w:w="1200"/>
+            <w:tcMar>
+              <w:top w:type="dxa" w:w="40"/>
+              <w:left w:type="dxa" w:w="80"/>
+              <w:bottom w:type="dxa" w:w="40"/>
+              <w:right w:type="dxa" w:w="80"/>
+            </w:tcMar>
+          </w:tcPr>
+          <w:p>
+            <w:pPr>
+              <w:spacing w:after="0" w:line="220"/>
+              <w:jc w:val="center"/>
+            </w:pPr>
+            <w:r>
+              <w:rPr>
+                <w:rFonts w:ascii="Palatino Linotype" w:cs="Palatino Linotype" w:eastAsia="Palatino Linotype" w:hAnsi="Palatino Linotype"/>
+                <w:sz w:val="16"/>
+                <w:szCs w:val="16"/>
+              </w:rPr>
+              <w:t xml:space="preserve">1.00</w:t>
             </w:r>
           </w:p>
         </w:tc>
@@ -5222,7 +5286,7 @@
         </w:trPr>
         <w:tc>
           <w:tcPr>
-            <w:tcW w:type="dxa" w:w="5638"/>
+            <w:tcW w:type="dxa" w:w="3600"/>
             <w:tcMar>
               <w:top w:type="dxa" w:w="40"/>
               <w:left w:type="dxa" w:w="80"/>
@@ -5241,57 +5305,82 @@
                 <w:sz w:val="16"/>
                 <w:szCs w:val="16"/>
               </w:rPr>
-              <w:t xml:space="preserve">−adaptive rerouting</w:t>
-            </w:r>
-          </w:p>
-        </w:tc>
-        <w:tc>
-          <w:tcPr>
-            <w:tcW w:type="dxa" w:w="2000"/>
-            <w:tcMar>
-              <w:top w:type="dxa" w:w="40"/>
-              <w:left w:type="dxa" w:w="80"/>
-              <w:bottom w:type="dxa" w:w="40"/>
-              <w:right w:type="dxa" w:w="80"/>
-            </w:tcMar>
-          </w:tcPr>
-          <w:p>
-            <w:pPr>
-              <w:spacing w:after="0" w:line="220"/>
-              <w:jc w:val="center"/>
-            </w:pPr>
-            <w:r>
-              <w:rPr>
-                <w:rFonts w:ascii="Palatino Linotype" w:cs="Palatino Linotype" w:eastAsia="Palatino Linotype" w:hAnsi="Palatino Linotype"/>
-                <w:sz w:val="16"/>
-                <w:szCs w:val="16"/>
-              </w:rPr>
-              <w:t xml:space="preserve">0.0242</w:t>
-            </w:r>
-          </w:p>
-        </w:tc>
-        <w:tc>
-          <w:tcPr>
-            <w:tcW w:type="dxa" w:w="2000"/>
-            <w:tcMar>
-              <w:top w:type="dxa" w:w="40"/>
-              <w:left w:type="dxa" w:w="80"/>
-              <w:bottom w:type="dxa" w:w="40"/>
-              <w:right w:type="dxa" w:w="80"/>
-            </w:tcMar>
-          </w:tcPr>
-          <w:p>
-            <w:pPr>
-              <w:spacing w:after="0" w:line="220"/>
-              <w:jc w:val="center"/>
-            </w:pPr>
-            <w:r>
-              <w:rPr>
-                <w:rFonts w:ascii="Palatino Linotype" w:cs="Palatino Linotype" w:eastAsia="Palatino Linotype" w:hAnsi="Palatino Linotype"/>
-                <w:sz w:val="16"/>
-                <w:szCs w:val="16"/>
-              </w:rPr>
-              <w:t xml:space="preserve">0.0000</w:t>
+              <w:t xml:space="preserve">−R-state floor</w:t>
+            </w:r>
+          </w:p>
+        </w:tc>
+        <w:tc>
+          <w:tcPr>
+            <w:tcW w:type="dxa" w:w="1400"/>
+            <w:tcMar>
+              <w:top w:type="dxa" w:w="40"/>
+              <w:left w:type="dxa" w:w="80"/>
+              <w:bottom w:type="dxa" w:w="40"/>
+              <w:right w:type="dxa" w:w="80"/>
+            </w:tcMar>
+          </w:tcPr>
+          <w:p>
+            <w:pPr>
+              <w:spacing w:after="0" w:line="220"/>
+              <w:jc w:val="center"/>
+            </w:pPr>
+            <w:r>
+              <w:rPr>
+                <w:rFonts w:ascii="Palatino Linotype" w:cs="Palatino Linotype" w:eastAsia="Palatino Linotype" w:hAnsi="Palatino Linotype"/>
+                <w:sz w:val="16"/>
+                <w:szCs w:val="16"/>
+              </w:rPr>
+              <w:t xml:space="preserve">0.0169</w:t>
+            </w:r>
+          </w:p>
+        </w:tc>
+        <w:tc>
+          <w:tcPr>
+            <w:tcW w:type="dxa" w:w="3400"/>
+            <w:tcMar>
+              <w:top w:type="dxa" w:w="40"/>
+              <w:left w:type="dxa" w:w="80"/>
+              <w:bottom w:type="dxa" w:w="40"/>
+              <w:right w:type="dxa" w:w="80"/>
+            </w:tcMar>
+          </w:tcPr>
+          <w:p>
+            <w:pPr>
+              <w:spacing w:after="0" w:line="220"/>
+              <w:jc w:val="center"/>
+            </w:pPr>
+            <w:r>
+              <w:rPr>
+                <w:rFonts w:ascii="Palatino Linotype" w:cs="Palatino Linotype" w:eastAsia="Palatino Linotype" w:hAnsi="Palatino Linotype"/>
+                <w:sz w:val="16"/>
+                <w:szCs w:val="16"/>
+              </w:rPr>
+              <w:t xml:space="preserve">−0.0074 [−0.0200, +0.0018]</w:t>
+            </w:r>
+          </w:p>
+        </w:tc>
+        <w:tc>
+          <w:tcPr>
+            <w:tcW w:type="dxa" w:w="1200"/>
+            <w:tcMar>
+              <w:top w:type="dxa" w:w="40"/>
+              <w:left w:type="dxa" w:w="80"/>
+              <w:bottom w:type="dxa" w:w="40"/>
+              <w:right w:type="dxa" w:w="80"/>
+            </w:tcMar>
+          </w:tcPr>
+          <w:p>
+            <w:pPr>
+              <w:spacing w:after="0" w:line="220"/>
+              <w:jc w:val="center"/>
+            </w:pPr>
+            <w:r>
+              <w:rPr>
+                <w:rFonts w:ascii="Palatino Linotype" w:cs="Palatino Linotype" w:eastAsia="Palatino Linotype" w:hAnsi="Palatino Linotype"/>
+                <w:sz w:val="16"/>
+                <w:szCs w:val="16"/>
+              </w:rPr>
+              <w:t xml:space="preserve">1.00</w:t>
             </w:r>
           </w:p>
         </w:tc>
@@ -5302,7 +5391,7 @@
         </w:trPr>
         <w:tc>
           <w:tcPr>
-            <w:tcW w:type="dxa" w:w="5638"/>
+            <w:tcW w:type="dxa" w:w="3600"/>
             <w:tcMar>
               <w:top w:type="dxa" w:w="40"/>
               <w:left w:type="dxa" w:w="80"/>
@@ -5321,57 +5410,82 @@
                 <w:sz w:val="16"/>
                 <w:szCs w:val="16"/>
               </w:rPr>
-              <w:t xml:space="preserve">−bullwhip (β = 1)</w:t>
-            </w:r>
-          </w:p>
-        </w:tc>
-        <w:tc>
-          <w:tcPr>
-            <w:tcW w:type="dxa" w:w="2000"/>
-            <w:tcMar>
-              <w:top w:type="dxa" w:w="40"/>
-              <w:left w:type="dxa" w:w="80"/>
-              <w:bottom w:type="dxa" w:w="40"/>
-              <w:right w:type="dxa" w:w="80"/>
-            </w:tcMar>
-          </w:tcPr>
-          <w:p>
-            <w:pPr>
-              <w:spacing w:after="0" w:line="220"/>
-              <w:jc w:val="center"/>
-            </w:pPr>
-            <w:r>
-              <w:rPr>
-                <w:rFonts w:ascii="Palatino Linotype" w:cs="Palatino Linotype" w:eastAsia="Palatino Linotype" w:hAnsi="Palatino Linotype"/>
-                <w:sz w:val="16"/>
-                <w:szCs w:val="16"/>
-              </w:rPr>
-              <w:t xml:space="preserve">0.0266</w:t>
-            </w:r>
-          </w:p>
-        </w:tc>
-        <w:tc>
-          <w:tcPr>
-            <w:tcW w:type="dxa" w:w="2000"/>
-            <w:tcMar>
-              <w:top w:type="dxa" w:w="40"/>
-              <w:left w:type="dxa" w:w="80"/>
-              <w:bottom w:type="dxa" w:w="40"/>
-              <w:right w:type="dxa" w:w="80"/>
-            </w:tcMar>
-          </w:tcPr>
-          <w:p>
-            <w:pPr>
-              <w:spacing w:after="0" w:line="220"/>
-              <w:jc w:val="center"/>
-            </w:pPr>
-            <w:r>
-              <w:rPr>
-                <w:rFonts w:ascii="Palatino Linotype" w:cs="Palatino Linotype" w:eastAsia="Palatino Linotype" w:hAnsi="Palatino Linotype"/>
-                <w:sz w:val="16"/>
-                <w:szCs w:val="16"/>
-              </w:rPr>
-              <w:t xml:space="preserve">+0.0023</w:t>
+              <w:t xml:space="preserve">pure linear diffusion</w:t>
+            </w:r>
+          </w:p>
+        </w:tc>
+        <w:tc>
+          <w:tcPr>
+            <w:tcW w:type="dxa" w:w="1400"/>
+            <w:tcMar>
+              <w:top w:type="dxa" w:w="40"/>
+              <w:left w:type="dxa" w:w="80"/>
+              <w:bottom w:type="dxa" w:w="40"/>
+              <w:right w:type="dxa" w:w="80"/>
+            </w:tcMar>
+          </w:tcPr>
+          <w:p>
+            <w:pPr>
+              <w:spacing w:after="0" w:line="220"/>
+              <w:jc w:val="center"/>
+            </w:pPr>
+            <w:r>
+              <w:rPr>
+                <w:rFonts w:ascii="Palatino Linotype" w:cs="Palatino Linotype" w:eastAsia="Palatino Linotype" w:hAnsi="Palatino Linotype"/>
+                <w:sz w:val="16"/>
+                <w:szCs w:val="16"/>
+              </w:rPr>
+              <w:t xml:space="preserve">0.0171</w:t>
+            </w:r>
+          </w:p>
+        </w:tc>
+        <w:tc>
+          <w:tcPr>
+            <w:tcW w:type="dxa" w:w="3400"/>
+            <w:tcMar>
+              <w:top w:type="dxa" w:w="40"/>
+              <w:left w:type="dxa" w:w="80"/>
+              <w:bottom w:type="dxa" w:w="40"/>
+              <w:right w:type="dxa" w:w="80"/>
+            </w:tcMar>
+          </w:tcPr>
+          <w:p>
+            <w:pPr>
+              <w:spacing w:after="0" w:line="220"/>
+              <w:jc w:val="center"/>
+            </w:pPr>
+            <w:r>
+              <w:rPr>
+                <w:rFonts w:ascii="Palatino Linotype" w:cs="Palatino Linotype" w:eastAsia="Palatino Linotype" w:hAnsi="Palatino Linotype"/>
+                <w:sz w:val="16"/>
+                <w:szCs w:val="16"/>
+              </w:rPr>
+              <w:t xml:space="preserve">−0.0071 [−0.0182, +0.0018]</w:t>
+            </w:r>
+          </w:p>
+        </w:tc>
+        <w:tc>
+          <w:tcPr>
+            <w:tcW w:type="dxa" w:w="1200"/>
+            <w:tcMar>
+              <w:top w:type="dxa" w:w="40"/>
+              <w:left w:type="dxa" w:w="80"/>
+              <w:bottom w:type="dxa" w:w="40"/>
+              <w:right w:type="dxa" w:w="80"/>
+            </w:tcMar>
+          </w:tcPr>
+          <w:p>
+            <w:pPr>
+              <w:spacing w:after="0" w:line="220"/>
+              <w:jc w:val="center"/>
+            </w:pPr>
+            <w:r>
+              <w:rPr>
+                <w:rFonts w:ascii="Palatino Linotype" w:cs="Palatino Linotype" w:eastAsia="Palatino Linotype" w:hAnsi="Palatino Linotype"/>
+                <w:sz w:val="16"/>
+                <w:szCs w:val="16"/>
+              </w:rPr>
+              <w:t xml:space="preserve">1.00</w:t>
             </w:r>
           </w:p>
         </w:tc>
@@ -5382,7 +5496,7 @@
         </w:trPr>
         <w:tc>
           <w:tcPr>
-            <w:tcW w:type="dxa" w:w="5638"/>
+            <w:tcW w:type="dxa" w:w="3600"/>
             <w:tcMar>
               <w:top w:type="dxa" w:w="40"/>
               <w:left w:type="dxa" w:w="80"/>
@@ -5401,57 +5515,82 @@
                 <w:sz w:val="16"/>
                 <w:szCs w:val="16"/>
               </w:rPr>
-              <w:t xml:space="preserve">−R-state floor</w:t>
-            </w:r>
-          </w:p>
-        </w:tc>
-        <w:tc>
-          <w:tcPr>
-            <w:tcW w:type="dxa" w:w="2000"/>
-            <w:tcMar>
-              <w:top w:type="dxa" w:w="40"/>
-              <w:left w:type="dxa" w:w="80"/>
-              <w:bottom w:type="dxa" w:w="40"/>
-              <w:right w:type="dxa" w:w="80"/>
-            </w:tcMar>
-          </w:tcPr>
-          <w:p>
-            <w:pPr>
-              <w:spacing w:after="0" w:line="220"/>
-              <w:jc w:val="center"/>
-            </w:pPr>
-            <w:r>
-              <w:rPr>
-                <w:rFonts w:ascii="Palatino Linotype" w:cs="Palatino Linotype" w:eastAsia="Palatino Linotype" w:hAnsi="Palatino Linotype"/>
-                <w:sz w:val="16"/>
-                <w:szCs w:val="16"/>
-              </w:rPr>
-              <w:t xml:space="preserve">0.0169</w:t>
-            </w:r>
-          </w:p>
-        </w:tc>
-        <w:tc>
-          <w:tcPr>
-            <w:tcW w:type="dxa" w:w="2000"/>
-            <w:tcMar>
-              <w:top w:type="dxa" w:w="40"/>
-              <w:left w:type="dxa" w:w="80"/>
-              <w:bottom w:type="dxa" w:w="40"/>
-              <w:right w:type="dxa" w:w="80"/>
-            </w:tcMar>
-          </w:tcPr>
-          <w:p>
-            <w:pPr>
-              <w:spacing w:after="0" w:line="220"/>
-              <w:jc w:val="center"/>
-            </w:pPr>
-            <w:r>
-              <w:rPr>
-                <w:rFonts w:ascii="Palatino Linotype" w:cs="Palatino Linotype" w:eastAsia="Palatino Linotype" w:hAnsi="Palatino Linotype"/>
-                <w:sz w:val="16"/>
-                <w:szCs w:val="16"/>
-              </w:rPr>
-              <w:t xml:space="preserve">−0.0074</w:t>
+              <w:t xml:space="preserve">+per-node recovery</w:t>
+            </w:r>
+          </w:p>
+        </w:tc>
+        <w:tc>
+          <w:tcPr>
+            <w:tcW w:type="dxa" w:w="1400"/>
+            <w:tcMar>
+              <w:top w:type="dxa" w:w="40"/>
+              <w:left w:type="dxa" w:w="80"/>
+              <w:bottom w:type="dxa" w:w="40"/>
+              <w:right w:type="dxa" w:w="80"/>
+            </w:tcMar>
+          </w:tcPr>
+          <w:p>
+            <w:pPr>
+              <w:spacing w:after="0" w:line="220"/>
+              <w:jc w:val="center"/>
+            </w:pPr>
+            <w:r>
+              <w:rPr>
+                <w:rFonts w:ascii="Palatino Linotype" w:cs="Palatino Linotype" w:eastAsia="Palatino Linotype" w:hAnsi="Palatino Linotype"/>
+                <w:sz w:val="16"/>
+                <w:szCs w:val="16"/>
+              </w:rPr>
+              <w:t xml:space="preserve">0.0233</w:t>
+            </w:r>
+          </w:p>
+        </w:tc>
+        <w:tc>
+          <w:tcPr>
+            <w:tcW w:type="dxa" w:w="3400"/>
+            <w:tcMar>
+              <w:top w:type="dxa" w:w="40"/>
+              <w:left w:type="dxa" w:w="80"/>
+              <w:bottom w:type="dxa" w:w="40"/>
+              <w:right w:type="dxa" w:w="80"/>
+            </w:tcMar>
+          </w:tcPr>
+          <w:p>
+            <w:pPr>
+              <w:spacing w:after="0" w:line="220"/>
+              <w:jc w:val="center"/>
+            </w:pPr>
+            <w:r>
+              <w:rPr>
+                <w:rFonts w:ascii="Palatino Linotype" w:cs="Palatino Linotype" w:eastAsia="Palatino Linotype" w:hAnsi="Palatino Linotype"/>
+                <w:sz w:val="16"/>
+                <w:szCs w:val="16"/>
+              </w:rPr>
+              <w:t xml:space="preserve">−0.0009 [−0.0029, +0.0001]</w:t>
+            </w:r>
+          </w:p>
+        </w:tc>
+        <w:tc>
+          <w:tcPr>
+            <w:tcW w:type="dxa" w:w="1200"/>
+            <w:tcMar>
+              <w:top w:type="dxa" w:w="40"/>
+              <w:left w:type="dxa" w:w="80"/>
+              <w:bottom w:type="dxa" w:w="40"/>
+              <w:right w:type="dxa" w:w="80"/>
+            </w:tcMar>
+          </w:tcPr>
+          <w:p>
+            <w:pPr>
+              <w:spacing w:after="0" w:line="220"/>
+              <w:jc w:val="center"/>
+            </w:pPr>
+            <w:r>
+              <w:rPr>
+                <w:rFonts w:ascii="Palatino Linotype" w:cs="Palatino Linotype" w:eastAsia="Palatino Linotype" w:hAnsi="Palatino Linotype"/>
+                <w:sz w:val="16"/>
+                <w:szCs w:val="16"/>
+              </w:rPr>
+              <w:t xml:space="preserve">1.00</w:t>
             </w:r>
           </w:p>
         </w:tc>
@@ -5462,7 +5601,7 @@
         </w:trPr>
         <w:tc>
           <w:tcPr>
-            <w:tcW w:type="dxa" w:w="5638"/>
+            <w:tcW w:type="dxa" w:w="3600"/>
             <w:tcMar>
               <w:top w:type="dxa" w:w="40"/>
               <w:left w:type="dxa" w:w="80"/>
@@ -5481,57 +5620,82 @@
                 <w:sz w:val="16"/>
                 <w:szCs w:val="16"/>
               </w:rPr>
-              <w:t xml:space="preserve">+per-node recovery</w:t>
-            </w:r>
-          </w:p>
-        </w:tc>
-        <w:tc>
-          <w:tcPr>
-            <w:tcW w:type="dxa" w:w="2000"/>
-            <w:tcMar>
-              <w:top w:type="dxa" w:w="40"/>
-              <w:left w:type="dxa" w:w="80"/>
-              <w:bottom w:type="dxa" w:w="40"/>
-              <w:right w:type="dxa" w:w="80"/>
-            </w:tcMar>
-          </w:tcPr>
-          <w:p>
-            <w:pPr>
-              <w:spacing w:after="0" w:line="220"/>
-              <w:jc w:val="center"/>
-            </w:pPr>
-            <w:r>
-              <w:rPr>
-                <w:rFonts w:ascii="Palatino Linotype" w:cs="Palatino Linotype" w:eastAsia="Palatino Linotype" w:hAnsi="Palatino Linotype"/>
-                <w:sz w:val="16"/>
-                <w:szCs w:val="16"/>
-              </w:rPr>
-              <w:t xml:space="preserve">0.0233</w:t>
-            </w:r>
-          </w:p>
-        </w:tc>
-        <w:tc>
-          <w:tcPr>
-            <w:tcW w:type="dxa" w:w="2000"/>
-            <w:tcMar>
-              <w:top w:type="dxa" w:w="40"/>
-              <w:left w:type="dxa" w:w="80"/>
-              <w:bottom w:type="dxa" w:w="40"/>
-              <w:right w:type="dxa" w:w="80"/>
-            </w:tcMar>
-          </w:tcPr>
-          <w:p>
-            <w:pPr>
-              <w:spacing w:after="0" w:line="220"/>
-              <w:jc w:val="center"/>
-            </w:pPr>
-            <w:r>
-              <w:rPr>
-                <w:rFonts w:ascii="Palatino Linotype" w:cs="Palatino Linotype" w:eastAsia="Palatino Linotype" w:hAnsi="Palatino Linotype"/>
-                <w:sz w:val="16"/>
-                <w:szCs w:val="16"/>
-              </w:rPr>
-              <w:t xml:space="preserve">−0.0009</w:t>
+              <w:t xml:space="preserve">−adaptive rerouting</w:t>
+            </w:r>
+          </w:p>
+        </w:tc>
+        <w:tc>
+          <w:tcPr>
+            <w:tcW w:type="dxa" w:w="1400"/>
+            <w:tcMar>
+              <w:top w:type="dxa" w:w="40"/>
+              <w:left w:type="dxa" w:w="80"/>
+              <w:bottom w:type="dxa" w:w="40"/>
+              <w:right w:type="dxa" w:w="80"/>
+            </w:tcMar>
+          </w:tcPr>
+          <w:p>
+            <w:pPr>
+              <w:spacing w:after="0" w:line="220"/>
+              <w:jc w:val="center"/>
+            </w:pPr>
+            <w:r>
+              <w:rPr>
+                <w:rFonts w:ascii="Palatino Linotype" w:cs="Palatino Linotype" w:eastAsia="Palatino Linotype" w:hAnsi="Palatino Linotype"/>
+                <w:sz w:val="16"/>
+                <w:szCs w:val="16"/>
+              </w:rPr>
+              <w:t xml:space="preserve">0.0242</w:t>
+            </w:r>
+          </w:p>
+        </w:tc>
+        <w:tc>
+          <w:tcPr>
+            <w:tcW w:type="dxa" w:w="3400"/>
+            <w:tcMar>
+              <w:top w:type="dxa" w:w="40"/>
+              <w:left w:type="dxa" w:w="80"/>
+              <w:bottom w:type="dxa" w:w="40"/>
+              <w:right w:type="dxa" w:w="80"/>
+            </w:tcMar>
+          </w:tcPr>
+          <w:p>
+            <w:pPr>
+              <w:spacing w:after="0" w:line="220"/>
+              <w:jc w:val="center"/>
+            </w:pPr>
+            <w:r>
+              <w:rPr>
+                <w:rFonts w:ascii="Palatino Linotype" w:cs="Palatino Linotype" w:eastAsia="Palatino Linotype" w:hAnsi="Palatino Linotype"/>
+                <w:sz w:val="16"/>
+                <w:szCs w:val="16"/>
+              </w:rPr>
+              <w:t xml:space="preserve">−0.0000 [−0.0001, +0.0001]</w:t>
+            </w:r>
+          </w:p>
+        </w:tc>
+        <w:tc>
+          <w:tcPr>
+            <w:tcW w:type="dxa" w:w="1200"/>
+            <w:tcMar>
+              <w:top w:type="dxa" w:w="40"/>
+              <w:left w:type="dxa" w:w="80"/>
+              <w:bottom w:type="dxa" w:w="40"/>
+              <w:right w:type="dxa" w:w="80"/>
+            </w:tcMar>
+          </w:tcPr>
+          <w:p>
+            <w:pPr>
+              <w:spacing w:after="0" w:line="220"/>
+              <w:jc w:val="center"/>
+            </w:pPr>
+            <w:r>
+              <w:rPr>
+                <w:rFonts w:ascii="Palatino Linotype" w:cs="Palatino Linotype" w:eastAsia="Palatino Linotype" w:hAnsi="Palatino Linotype"/>
+                <w:sz w:val="16"/>
+                <w:szCs w:val="16"/>
+              </w:rPr>
+              <w:t xml:space="preserve">1.00</w:t>
             </w:r>
           </w:p>
         </w:tc>
@@ -5542,7 +5706,7 @@
         </w:trPr>
         <w:tc>
           <w:tcPr>
-            <w:tcW w:type="dxa" w:w="5638"/>
+            <w:tcW w:type="dxa" w:w="3600"/>
             <w:tcMar>
               <w:top w:type="dxa" w:w="40"/>
               <w:left w:type="dxa" w:w="80"/>
@@ -5561,57 +5725,82 @@
                 <w:sz w:val="16"/>
                 <w:szCs w:val="16"/>
               </w:rPr>
-              <w:t xml:space="preserve">pure linear diffusion</w:t>
-            </w:r>
-          </w:p>
-        </w:tc>
-        <w:tc>
-          <w:tcPr>
-            <w:tcW w:type="dxa" w:w="2000"/>
-            <w:tcMar>
-              <w:top w:type="dxa" w:w="40"/>
-              <w:left w:type="dxa" w:w="80"/>
-              <w:bottom w:type="dxa" w:w="40"/>
-              <w:right w:type="dxa" w:w="80"/>
-            </w:tcMar>
-          </w:tcPr>
-          <w:p>
-            <w:pPr>
-              <w:spacing w:after="0" w:line="220"/>
-              <w:jc w:val="center"/>
-            </w:pPr>
-            <w:r>
-              <w:rPr>
-                <w:rFonts w:ascii="Palatino Linotype" w:cs="Palatino Linotype" w:eastAsia="Palatino Linotype" w:hAnsi="Palatino Linotype"/>
-                <w:sz w:val="16"/>
-                <w:szCs w:val="16"/>
-              </w:rPr>
-              <w:t xml:space="preserve">0.0171</w:t>
-            </w:r>
-          </w:p>
-        </w:tc>
-        <w:tc>
-          <w:tcPr>
-            <w:tcW w:type="dxa" w:w="2000"/>
-            <w:tcMar>
-              <w:top w:type="dxa" w:w="40"/>
-              <w:left w:type="dxa" w:w="80"/>
-              <w:bottom w:type="dxa" w:w="40"/>
-              <w:right w:type="dxa" w:w="80"/>
-            </w:tcMar>
-          </w:tcPr>
-          <w:p>
-            <w:pPr>
-              <w:spacing w:after="0" w:line="220"/>
-              <w:jc w:val="center"/>
-            </w:pPr>
-            <w:r>
-              <w:rPr>
-                <w:rFonts w:ascii="Palatino Linotype" w:cs="Palatino Linotype" w:eastAsia="Palatino Linotype" w:hAnsi="Palatino Linotype"/>
-                <w:sz w:val="16"/>
-                <w:szCs w:val="16"/>
-              </w:rPr>
-              <w:t xml:space="preserve">−0.0071</w:t>
+              <w:t xml:space="preserve">−bullwhip (β = 1)</w:t>
+            </w:r>
+          </w:p>
+        </w:tc>
+        <w:tc>
+          <w:tcPr>
+            <w:tcW w:type="dxa" w:w="1400"/>
+            <w:tcMar>
+              <w:top w:type="dxa" w:w="40"/>
+              <w:left w:type="dxa" w:w="80"/>
+              <w:bottom w:type="dxa" w:w="40"/>
+              <w:right w:type="dxa" w:w="80"/>
+            </w:tcMar>
+          </w:tcPr>
+          <w:p>
+            <w:pPr>
+              <w:spacing w:after="0" w:line="220"/>
+              <w:jc w:val="center"/>
+            </w:pPr>
+            <w:r>
+              <w:rPr>
+                <w:rFonts w:ascii="Palatino Linotype" w:cs="Palatino Linotype" w:eastAsia="Palatino Linotype" w:hAnsi="Palatino Linotype"/>
+                <w:sz w:val="16"/>
+                <w:szCs w:val="16"/>
+              </w:rPr>
+              <w:t xml:space="preserve">0.0266</w:t>
+            </w:r>
+          </w:p>
+        </w:tc>
+        <w:tc>
+          <w:tcPr>
+            <w:tcW w:type="dxa" w:w="3400"/>
+            <w:tcMar>
+              <w:top w:type="dxa" w:w="40"/>
+              <w:left w:type="dxa" w:w="80"/>
+              <w:bottom w:type="dxa" w:w="40"/>
+              <w:right w:type="dxa" w:w="80"/>
+            </w:tcMar>
+          </w:tcPr>
+          <w:p>
+            <w:pPr>
+              <w:spacing w:after="0" w:line="220"/>
+              <w:jc w:val="center"/>
+            </w:pPr>
+            <w:r>
+              <w:rPr>
+                <w:rFonts w:ascii="Palatino Linotype" w:cs="Palatino Linotype" w:eastAsia="Palatino Linotype" w:hAnsi="Palatino Linotype"/>
+                <w:sz w:val="16"/>
+                <w:szCs w:val="16"/>
+              </w:rPr>
+              <w:t xml:space="preserve">+0.0023 [−0.0009, +0.0079]</w:t>
+            </w:r>
+          </w:p>
+        </w:tc>
+        <w:tc>
+          <w:tcPr>
+            <w:tcW w:type="dxa" w:w="1200"/>
+            <w:tcMar>
+              <w:top w:type="dxa" w:w="40"/>
+              <w:left w:type="dxa" w:w="80"/>
+              <w:bottom w:type="dxa" w:w="40"/>
+              <w:right w:type="dxa" w:w="80"/>
+            </w:tcMar>
+          </w:tcPr>
+          <w:p>
+            <w:pPr>
+              <w:spacing w:after="0" w:line="220"/>
+              <w:jc w:val="center"/>
+            </w:pPr>
+            <w:r>
+              <w:rPr>
+                <w:rFonts w:ascii="Palatino Linotype" w:cs="Palatino Linotype" w:eastAsia="Palatino Linotype" w:hAnsi="Palatino Linotype"/>
+                <w:sz w:val="16"/>
+                <w:szCs w:val="16"/>
+              </w:rPr>
+              <w:t xml:space="preserve">1.00</w:t>
             </w:r>
           </w:p>
         </w:tc>
@@ -7402,43 +7591,7 @@
           <w:sz w:val="19"/>
           <w:szCs w:val="19"/>
         </w:rPr>
-        <w:t xml:space="preserve">The five-parameter LOO calibration on the dense graph (24 folds, per-fold differential evolution) was run and returns an unexpected result — Table 7. Pairwise, one parameter against five: ΔMAE = −0.0148, 95% CI [−0.0292, −0.0031], p = 0.037 — </w:t>
-      </w:r>
-      <w:r>
-        <w:rPr>
-          <w:rFonts w:ascii="Palatino Linotype" w:cs="Palatino Linotype" w:eastAsia="Palatino Linotype" w:hAnsi="Palatino Linotype"/>
-          <w:b/>
-          <w:bCs/>
-          <w:sz w:val="19"/>
-          <w:szCs w:val="19"/>
-        </w:rPr>
-        <w:t xml:space="preserve">significant</w:t>
-      </w:r>
-      <w:r>
-        <w:rPr>
-          <w:rFonts w:ascii="Palatino Linotype" w:cs="Palatino Linotype" w:eastAsia="Palatino Linotype" w:hAnsi="Palatino Linotype"/>
-          <w:sz w:val="19"/>
-          <w:szCs w:val="19"/>
-        </w:rPr>
-        <w:t xml:space="preserve">. This is the only statistically significant model difference anywhere in this work, and it concerns parsimony: on a 405-node graph with ~23 training events per fold, four extra degrees of freedom </w:t>
-      </w:r>
-      <w:r>
-        <w:rPr>
-          <w:rFonts w:ascii="Palatino Linotype" w:cs="Palatino Linotype" w:eastAsia="Palatino Linotype" w:hAnsi="Palatino Linotype"/>
-          <w:b/>
-          <w:bCs/>
-          <w:sz w:val="19"/>
-          <w:szCs w:val="19"/>
-        </w:rPr>
-        <w:t xml:space="preserve">measurably hurt</w:t>
-      </w:r>
-      <w:r>
-        <w:rPr>
-          <w:rFonts w:ascii="Palatino Linotype" w:cs="Palatino Linotype" w:eastAsia="Palatino Linotype" w:hAnsi="Palatino Linotype"/>
-          <w:sz w:val="19"/>
-          <w:szCs w:val="19"/>
-        </w:rPr>
-        <w:t xml:space="preserve"> generalisation. It converges with §6.6 (two components contribute exactly zero) and §6.7 (three of five parameters non-identifiable) — three independent methods reaching the same over-parameterization verdict.</w:t>
+        <w:t xml:space="preserve">The five-parameter LOO calibration on the dense graph (24 folds, per-fold differential evolution) was run and returns an unexpected result — Table 7. Pairwise, one parameter against five: ΔMAE = −0.0148, 95% CI [−0.0292, −0.0031], raw p = 0.037. But this comparison belongs to a family of five tests against a common reference, and after Holm correction the adjusted p is 0.18: zero differences in that family are significant. A previous version of this work called this 'the only statistically significant model difference anywhere'; the correct statement is that on the magnitude axis this work contains no difference that survives correction for multiplicity. The point estimate nonetheless points the same way as everything else: on a 405-node graph with ~23 training events per fold, four extra degrees of freedom do not pay for themselves. It converges with §6.6 (no ablation is significant), §6.7 (three of five parameters pinned to their prior bounds, one varying 35-fold when a single event is dropped) and §6.1 (insufficient power) — four independent methods reaching the same over-parameterization verdict.</w:t>
       </w:r>
     </w:p>
     <w:p>
@@ -9842,7 +9995,7 @@
           <w:sz w:val="19"/>
           <w:szCs w:val="19"/>
         </w:rPr>
-        <w:t xml:space="preserve">The engine configuration is pinned (fixed seeds, stochasticity off); results are frozen by golden tests, and any numeric change is an explicit diff in the same commit. The statistical layer is deterministic (seed 20260718). The headline-numbers document and all figures are generated by scripts from artifacts; each figure ships with its numeric table. 157 automated tests. Exact commands are in Appendix B.</w:t>
+        <w:t xml:space="preserve">The engine configuration is pinned (fixed seeds, stochasticity off); results are frozen by golden tests, and any numeric change is an explicit diff in the same commit. The statistical layer is deterministic (seed 20260718). The headline-numbers document and all figures are generated by scripts from artifacts; each figure ships with its numeric table. 146 automated tests, all green. Exact commands are in Appendix B.</w:t>
       </w:r>
     </w:p>
     <w:p>
@@ -15504,7 +15657,33 @@
                 <w:sz w:val="16"/>
                 <w:szCs w:val="16"/>
               </w:rPr>
-              <w:t xml:space="preserve">python -m pytest --ignore=tests/test_portwatch.py   # 157 tests</w:t>
+              <w:t xml:space="preserve">python -m scripts.identifiability_audit       # identifiability audit (6.7)</w:t>
+            </w:r>
+          </w:p>
+          <w:p>
+            <w:pPr>
+              <w:spacing w:after="0" w:line="220"/>
+            </w:pPr>
+            <w:r>
+              <w:rPr>
+                <w:rFonts w:ascii="Consolas" w:cs="Consolas" w:eastAsia="Consolas" w:hAnsi="Consolas"/>
+                <w:sz w:val="16"/>
+                <w:szCs w:val="16"/>
+              </w:rPr>
+              <w:t xml:space="preserve">python -m scripts.spatial_recall_robustness   # reach-threshold sweep (6.5)</w:t>
+            </w:r>
+          </w:p>
+          <w:p>
+            <w:pPr>
+              <w:spacing w:after="0" w:line="220"/>
+            </w:pPr>
+            <w:r>
+              <w:rPr>
+                <w:rFonts w:ascii="Consolas" w:cs="Consolas" w:eastAsia="Consolas" w:hAnsi="Consolas"/>
+                <w:sz w:val="16"/>
+                <w:szCs w:val="16"/>
+              </w:rPr>
+              <w:t xml:space="preserve">python -m pytest                              # 146 tests, all green</w:t>
             </w:r>
           </w:p>
         </w:tc>

--- a/docs/PAPER_MDPI.en.docx
+++ b/docs/PAPER_MDPI.en.docx
@@ -3361,7 +3361,7 @@
                 <w:sz w:val="16"/>
                 <w:szCs w:val="16"/>
               </w:rPr>
-              <w:t xml:space="preserve">5</w:t>
+              <w:t xml:space="preserve">6</w:t>
             </w:r>
           </w:p>
         </w:tc>
@@ -3386,7 +3386,7 @@
                 <w:sz w:val="16"/>
                 <w:szCs w:val="16"/>
               </w:rPr>
-              <w:t xml:space="preserve">0.60 [−1.00; 1.00] — not claimed</w:t>
+              <w:t xml:space="preserve">0.71 [−0.09; 1.00] — not claimed</w:t>
             </w:r>
           </w:p>
         </w:tc>
@@ -3411,7 +3411,7 @@
                 <w:sz w:val="16"/>
                 <w:szCs w:val="16"/>
               </w:rPr>
-              <w:t xml:space="preserve">0.43</w:t>
+              <w:t xml:space="preserve">0.40</w:t>
             </w:r>
           </w:p>
         </w:tc>
@@ -9995,7 +9995,7 @@
           <w:sz w:val="19"/>
           <w:szCs w:val="19"/>
         </w:rPr>
-        <w:t xml:space="preserve">The engine configuration is pinned (fixed seeds, stochasticity off); results are frozen by golden tests, and any numeric change is an explicit diff in the same commit. The statistical layer is deterministic (seed 20260718). The headline-numbers document and all figures are generated by scripts from artifacts; each figure ships with its numeric table. 146 automated tests, all green. Exact commands are in Appendix B.</w:t>
+        <w:t xml:space="preserve">The engine configuration is pinned (fixed seeds, stochasticity off); results are frozen by golden tests, and any numeric change is an explicit diff in the same commit. The statistical layer is deterministic (seed 20260718). The headline-numbers document and all figures are generated by scripts from artifacts; each figure ships with its numeric table. 147 automated tests, all green. Exact commands are in Appendix B.</w:t>
       </w:r>
     </w:p>
     <w:p>
@@ -15683,7 +15683,20 @@
                 <w:sz w:val="16"/>
                 <w:szCs w:val="16"/>
               </w:rPr>
-              <w:t xml:space="preserve">python -m pytest                              # 146 tests, all green</w:t>
+              <w:t xml:space="preserve">python -m scripts.clustering_icc --graph v3   # ICC of node-level residuals (8.3)</w:t>
+            </w:r>
+          </w:p>
+          <w:p>
+            <w:pPr>
+              <w:spacing w:after="0" w:line="220"/>
+            </w:pPr>
+            <w:r>
+              <w:rPr>
+                <w:rFonts w:ascii="Consolas" w:cs="Consolas" w:eastAsia="Consolas" w:hAnsi="Consolas"/>
+                <w:sz w:val="16"/>
+                <w:szCs w:val="16"/>
+              </w:rPr>
+              <w:t xml:space="preserve">python -m pytest                              # 147 tests, all green</w:t>
             </w:r>
           </w:p>
         </w:tc>

--- a/docs/PAPER_MDPI.en.docx
+++ b/docs/PAPER_MDPI.en.docx
@@ -150,7 +150,7 @@
                 <w:sz w:val="18"/>
                 <w:szCs w:val="18"/>
               </w:rPr>
-              <w:t xml:space="preserve">Global supply-chain disruptions — earthquakes, floods, canal blockages, financial crises — cascade across industries and countries, yet published simulation models are typically validated on one or two events and a single error metric. This work asks whether such validation can distinguish a substantive model from a naive baseline at all, and builds the infrastructure to answer it. We assemble a benchmark of 27 historical events (1999–2023, ten categories), each calibrated from primary sources under a written source-tier protocol, and a three-axis validation system scoring (1) global loss magnitude, (2) node-level cascade shape (peak, timing, recovery), and (3) spatial reach. Four models are tested: a novel SEIRS-bullwhip-hysteresis simulator (GEDS), a Leontief input–output model, linear network diffusion, and a naive mean predictor. On point magnitude no model significantly outperforms any other (all six pairwise permutation tests p ≥ 0.09 at N=27), and the result survives leave-one-out per-fold recalibration (p = 0.89): single-number validation cannot separate these models. A power analysis shows that at N=27 the minimum detectable effect (0.018 MAE) exceeds the real inter-model differences (~0.007), so the parity is resolution-limited rather than proven. Trajectory validation does separate the models: GEDS, the only model producing full trajectories, ranks recovery durations at Spearman 0.88 (95% CI 0.56–0.99) and peak timing at 0.69 (0.20–0.87). Replacing the hand-built 12-country graph with the 405-node OECD ICIO graph raises spatial reach from 0.29 to 0.79 with no parameter tuning. All results are deterministic, locked by golden tests, and reproducible from an open repository.</w:t>
+              <w:t xml:space="preserve">Global supply-chain disruptions — earthquakes, floods, canal blockages, financial crises — cascade across industries and countries, yet published simulation models are typically validated on one or two events and a single error metric. This work asks whether such validation can distinguish a substantive model from a naive baseline at all, and builds the infrastructure to answer it. We assemble a benchmark of 27 historical events (1999–2023, ten categories), each calibrated from primary sources under a written source-tier protocol, and a three-axis validation system scoring (1) global loss magnitude, (2) node-level cascade shape (peak, timing, recovery), and (3) spatial reach. Four models are tested: a novel SEIRS-bullwhip-hysteresis simulator (GEDS), a Leontief input–output model, linear network diffusion, and a naive mean predictor. On point magnitude no model significantly outperforms any other (all six pairwise permutation tests p ≥ 0.09 at N=27), and the result survives leave-one-out per-fold recalibration (p = 0.89): single-number validation cannot separate these models. A power analysis shows that at N=27 the minimum detectable effect (0.018 MAE) exceeds the real inter-model differences (~0.007), so the parity is resolution-limited rather than proven. Trajectory validation does separate the models: GEDS, the only model producing full trajectories, ranks recovery durations at Spearman 0.71 (95% CI 0.22–0.92) and peak timing at 0.69 (0.20–0.87). Replacing the hand-built 12-country graph with the 405-node OECD ICIO graph raises spatial reach from 0.29 to 0.79 with no parameter tuning. All results are deterministic, locked by golden tests, and reproducible from an open repository.</w:t>
             </w:r>
           </w:p>
         </w:tc>
@@ -261,7 +261,7 @@
                 <w:sz w:val="16"/>
                 <w:szCs w:val="16"/>
               </w:rPr>
-              <w:t xml:space="preserve">•  Trajectory validation separates the models: recovery-duration ranking Spearman 0.88 (95% CI 0.56–0.99).</w:t>
+              <w:t xml:space="preserve">•  Trajectory validation separates the models: recovery-duration ranking Spearman 0.71 (95% CI 0.22–0.92), corrected from a published 0.88 that was confounded with the simulation window length.</w:t>
             </w:r>
           </w:p>
           <w:p>
@@ -3125,7 +3125,7 @@
           <w:sz w:val="19"/>
           <w:szCs w:val="19"/>
         </w:rPr>
-        <w:t xml:space="preserve">Neither Leontief nor the naive mean produces trajectories; linear diffusion gives a curve with no recovery. Only GEDS produces the full “peak → decay → recovery” shape — and on these axes the result is significant (Table 2). Recovery-duration ranking (0.88) is the strongest result; both timing CIs exclude zero. The magnitude axis at n=5 is statistically empty and is stated only as a limitation.</w:t>
+        <w:t xml:space="preserve">Neither Leontief nor the naive mean produces trajectories; linear diffusion gives a curve with no recovery. Only GEDS produces the full “peak → decay → recovery” shape — and on these axes the result is significant (Table 2). Recovery-duration ranking (0.71 after the censoring confound was removed, §6.2.1) is the strongest result; both timing CIs exclude zero. The magnitude axis at n=6 is close to significance but zero remains inside the interval.</w:t>
       </w:r>
     </w:p>
     <w:p>
@@ -3596,7 +3596,7 @@
                 <w:sz w:val="16"/>
                 <w:szCs w:val="16"/>
               </w:rPr>
-              <w:t xml:space="preserve">0.88 [0.56; 0.99]</w:t>
+              <w:t xml:space="preserve">0.71 [0.22; 0.92]</w:t>
             </w:r>
           </w:p>
         </w:tc>
@@ -3621,7 +3621,7 @@
                 <w:sz w:val="16"/>
                 <w:szCs w:val="16"/>
               </w:rPr>
-              <w:t xml:space="preserve">8.5 wk</w:t>
+              <w:t xml:space="preserve">15.3 wk</w:t>
             </w:r>
           </w:p>
         </w:tc>
@@ -3661,7 +3661,7 @@
           <w:sz w:val="19"/>
           <w:szCs w:val="19"/>
         </w:rPr>
-        <w:t xml:space="preserve"> A leave-one-out test (drop each event and recompute Spearman) refutes the concern that a correlation rests on one point: for weeks-to-peak the full estimate is 0.691, LOO range [0.619; 0.790]; for recovery the full estimate is 0.883, LOO range [0.843; 0.917]. No single event drops the correlation below 0.62 and 0.84 respectively.</w:t>
+        <w:t xml:space="preserve"> A leave-one-out test (drop each event and recompute Spearman) refutes the concern that a correlation rests on one point: for weeks-to-peak the full estimate is 0.691, LOO range [0.619; 0.790]; for recovery the full estimate is 0.711, LOO range [0.614; 0.760]. No single event drops the correlation below 0.62 and 0.61 respectively.</w:t>
       </w:r>
     </w:p>
     <w:p>
@@ -9434,7 +9434,7 @@
           <w:sz w:val="19"/>
           <w:szCs w:val="19"/>
         </w:rPr>
-        <w:t xml:space="preserve">Three results combine into one conclusion. (1) On the axis almost every paper reports — point magnitude — four fundamentally different models are statistically indistinguishable, and this is not an artifact of weak tuning: the parity survives per-fold recalibration and is quantitatively power-limited. (2) The axes that do separate the models are temporal and spatial: where only a full dynamic model can even compete, its results are significant (0.69 and 0.88). (3) The largest measured quality gain came not from dynamics but from network-structure data (recall 0.29 → 0.79, free in parameters).</w:t>
+        <w:t xml:space="preserve">Three results combine into one conclusion. (1) On the axis almost every paper reports — point magnitude — four fundamentally different models are statistically indistinguishable, and this is not an artifact of weak tuning: the parity survives per-fold recalibration and is quantitatively power-limited. (2) The axes that do separate the models are temporal and spatial: where only a full dynamic model can even compete, its results are significant (0.69 and 0.71). (3) The largest measured quality gain came not from dynamics but from network-structure data (recall 0.29 → 0.79, free in parameters).</w:t>
       </w:r>
     </w:p>
     <w:p>

--- a/docs/PAPER_MDPI.en.docx
+++ b/docs/PAPER_MDPI.en.docx
@@ -9995,7 +9995,7 @@
           <w:sz w:val="19"/>
           <w:szCs w:val="19"/>
         </w:rPr>
-        <w:t xml:space="preserve">The engine configuration is pinned (fixed seeds, stochasticity off); results are frozen by golden tests, and any numeric change is an explicit diff in the same commit. The statistical layer is deterministic (seed 20260718). The headline-numbers document and all figures are generated by scripts from artifacts; each figure ships with its numeric table. 147 automated tests, all green. Exact commands are in Appendix B.</w:t>
+        <w:t xml:space="preserve">The engine configuration is pinned (fixed seeds, stochasticity off); results are frozen by golden tests, and any numeric change is an explicit diff in the same commit. The statistical layer is deterministic (seed 20260718). The headline-numbers document and all figures are generated by scripts from artifacts; each figure ships with its numeric table. 149 automated tests, all green. Exact commands are in Appendix B.</w:t>
       </w:r>
     </w:p>
     <w:p>
@@ -15696,7 +15696,7 @@
                 <w:sz w:val="16"/>
                 <w:szCs w:val="16"/>
               </w:rPr>
-              <w:t xml:space="preserve">python -m pytest                              # 147 tests, all green</w:t>
+              <w:t xml:space="preserve">python -m pytest                              # 149 tests, all green</w:t>
             </w:r>
           </w:p>
         </w:tc>
